--- a/templates/obrazac1-template.docx
+++ b/templates/obrazac1-template.docx
@@ -1,6 +1,6 @@
 
 <file path=word/document.xml><?xml version="1.0" encoding="utf-8"?>
-<w:document xmlns:wpc="http://schemas.microsoft.com/office/word/2010/wordprocessingCanvas" xmlns:cx="http://schemas.microsoft.com/office/drawing/2014/chartex" xmlns:cx1="http://schemas.microsoft.com/office/drawing/2015/9/8/chartex" xmlns:cx2="http://schemas.microsoft.com/office/drawing/2015/10/21/chartex" xmlns:cx3="http://schemas.microsoft.com/office/drawing/2016/5/9/chartex" xmlns:cx4="http://schemas.microsoft.com/office/drawing/2016/5/10/chartex" xmlns:cx5="http://schemas.microsoft.com/office/drawing/2016/5/11/chartex" xmlns:cx6="http://schemas.microsoft.com/office/drawing/2016/5/12/chartex" xmlns:cx7="http://schemas.microsoft.com/office/drawing/2016/5/13/chartex" xmlns:cx8="http://schemas.microsoft.com/office/drawing/2016/5/14/chartex" xmlns:mc="http://schemas.openxmlformats.org/markup-compatibility/2006" xmlns:aink="http://schemas.microsoft.com/office/drawing/2016/ink" xmlns:am3d="http://schemas.microsoft.com/office/drawing/2017/model3d" xmlns:o="urn:schemas-microsoft-com:office:office" xmlns:oel="http://schemas.microsoft.com/office/2019/extlst" xmlns:r="http://schemas.openxmlformats.org/officeDocument/2006/relationships" xmlns:m="http://schemas.openxmlformats.org/officeDocument/2006/math" xmlns:v="urn:schemas-microsoft-com:vml" xmlns:wp14="http://schemas.microsoft.com/office/word/2010/wordprocessingDrawing" xmlns:wp="http://schemas.openxmlformats.org/drawingml/2006/wordprocessingDrawing" xmlns:w10="urn:schemas-microsoft-com:office:word" xmlns:w="http://schemas.openxmlformats.org/wordprocessingml/2006/main" xmlns:w14="http://schemas.microsoft.com/office/word/2010/wordml" xmlns:w15="http://schemas.microsoft.com/office/word/2012/wordml" xmlns:w16cex="http://schemas.microsoft.com/office/word/2018/wordml/cex" xmlns:w16cid="http://schemas.microsoft.com/office/word/2016/wordml/cid" xmlns:w16="http://schemas.microsoft.com/office/word/2018/wordml" xmlns:w16du="http://schemas.microsoft.com/office/word/2023/wordml/word16du" xmlns:w16sdtdh="http://schemas.microsoft.com/office/word/2020/wordml/sdtdatahash" xmlns:w16sdtfl="http://schemas.microsoft.com/office/word/2024/wordml/sdtformatlock" xmlns:w16se="http://schemas.microsoft.com/office/word/2015/wordml/symex" xmlns:wpg="http://schemas.microsoft.com/office/word/2010/wordprocessingGroup" xmlns:wpi="http://schemas.microsoft.com/office/word/2010/wordprocessingInk" xmlns:wne="http://schemas.microsoft.com/office/word/2006/wordml" xmlns:wps="http://schemas.microsoft.com/office/word/2010/wordprocessingShape" mc:Ignorable="w14 w15 w16se w16cid w16 w16cex w16sdtdh w16sdtfl w16du wp14">
+<w:document xmlns:wpc="http://schemas.microsoft.com/office/word/2010/wordprocessingCanvas" xmlns:cx="http://schemas.microsoft.com/office/drawing/2014/chartex" xmlns:cx1="http://schemas.microsoft.com/office/drawing/2015/9/8/chartex" xmlns:cx2="http://schemas.microsoft.com/office/drawing/2015/10/21/chartex" xmlns:cx3="http://schemas.microsoft.com/office/drawing/2016/5/9/chartex" xmlns:cx4="http://schemas.microsoft.com/office/drawing/2016/5/10/chartex" xmlns:cx5="http://schemas.microsoft.com/office/drawing/2016/5/11/chartex" xmlns:cx6="http://schemas.microsoft.com/office/drawing/2016/5/12/chartex" xmlns:cx7="http://schemas.microsoft.com/office/drawing/2016/5/13/chartex" xmlns:cx8="http://schemas.microsoft.com/office/drawing/2016/5/14/chartex" xmlns:mc="http://schemas.openxmlformats.org/markup-compatibility/2006" xmlns:aink="http://schemas.microsoft.com/office/drawing/2016/ink" xmlns:am3d="http://schemas.microsoft.com/office/drawing/2017/model3d" xmlns:o="urn:schemas-microsoft-com:office:office" xmlns:oel="http://schemas.microsoft.com/office/2019/extlst" xmlns:r="http://schemas.openxmlformats.org/officeDocument/2006/relationships" xmlns:m="http://schemas.openxmlformats.org/officeDocument/2006/math" xmlns:v="urn:schemas-microsoft-com:vml" xmlns:wp14="http://schemas.microsoft.com/office/word/2010/wordprocessingDrawing" xmlns:wp="http://schemas.openxmlformats.org/drawingml/2006/wordprocessingDrawing" xmlns:w10="urn:schemas-microsoft-com:office:word" xmlns:w="http://schemas.openxmlformats.org/wordprocessingml/2006/main" xmlns:w14="http://schemas.microsoft.com/office/word/2010/wordml" xmlns:w15="http://schemas.microsoft.com/office/word/2012/wordml" xmlns:w16cex="http://schemas.microsoft.com/office/word/2018/wordml/cex" xmlns:w16cid="http://schemas.microsoft.com/office/word/2016/wordml/cid" xmlns:w16="http://schemas.microsoft.com/office/word/2018/wordml" xmlns:w16sdtdh="http://schemas.microsoft.com/office/word/2020/wordml/sdtdatahash" xmlns:w16se="http://schemas.microsoft.com/office/word/2015/wordml/symex" xmlns:wpg="http://schemas.microsoft.com/office/word/2010/wordprocessingGroup" xmlns:wpi="http://schemas.microsoft.com/office/word/2010/wordprocessingInk" xmlns:wne="http://schemas.microsoft.com/office/word/2006/wordml" xmlns:wps="http://schemas.microsoft.com/office/word/2010/wordprocessingShape" mc:Ignorable="w14 w15 w16se w16cid w16 w16cex w16sdtdh wp14">
   <w:body>
     <w:p>
       <w:pPr>
@@ -226,7 +226,7 @@
                 <w:u w:val="single"/>
                 <w14:ligatures w14:val="none"/>
               </w:rPr>
-              <w:t xml:space="preserve">Beograd, Bačvanska 21b/III</w:t>
+              <w:t>Beograd, Bačvanska 21b/III</w:t>
             </w:r>
           </w:p>
         </w:tc>
@@ -454,16 +454,16 @@
         <w:tblLook w:val="04A0" w:firstRow="1" w:lastRow="0" w:firstColumn="1" w:lastColumn="0" w:noHBand="0" w:noVBand="1"/>
       </w:tblPr>
       <w:tblGrid>
-        <w:gridCol w:w="571"/>
-        <w:gridCol w:w="1286"/>
-        <w:gridCol w:w="2396"/>
-        <w:gridCol w:w="1269"/>
-        <w:gridCol w:w="1134"/>
-        <w:gridCol w:w="1559"/>
-        <w:gridCol w:w="1843"/>
-        <w:gridCol w:w="1519"/>
-        <w:gridCol w:w="1499"/>
-        <w:gridCol w:w="1658"/>
+        <w:gridCol w:w="1917"/>
+        <w:gridCol w:w="1233"/>
+        <w:gridCol w:w="1748"/>
+        <w:gridCol w:w="1016"/>
+        <w:gridCol w:w="961"/>
+        <w:gridCol w:w="1521"/>
+        <w:gridCol w:w="1687"/>
+        <w:gridCol w:w="1397"/>
+        <w:gridCol w:w="1477"/>
+        <w:gridCol w:w="1777"/>
       </w:tblGrid>
       <w:tr>
         <w:tc>
@@ -513,7 +513,7 @@
         </w:tc>
         <w:tc>
           <w:tcPr>
-            <w:tcW w:w="1286" w:type="dxa"/>
+            <w:tcW w:w="1233" w:type="dxa"/>
             <w:tcBorders>
               <w:top w:val="outset" w:sz="6" w:space="0" w:color="auto"/>
               <w:left w:val="outset" w:sz="6" w:space="0" w:color="auto"/>
@@ -558,7 +558,7 @@
         </w:tc>
         <w:tc>
           <w:tcPr>
-            <w:tcW w:w="2396" w:type="dxa"/>
+            <w:tcW w:w="1748" w:type="dxa"/>
             <w:tcBorders>
               <w:top w:val="outset" w:sz="6" w:space="0" w:color="auto"/>
               <w:left w:val="outset" w:sz="6" w:space="0" w:color="auto"/>
@@ -603,7 +603,7 @@
         </w:tc>
         <w:tc>
           <w:tcPr>
-            <w:tcW w:w="1269" w:type="dxa"/>
+            <w:tcW w:w="1016" w:type="dxa"/>
             <w:tcBorders>
               <w:top w:val="outset" w:sz="6" w:space="0" w:color="auto"/>
               <w:left w:val="outset" w:sz="6" w:space="0" w:color="auto"/>
@@ -648,7 +648,7 @@
         </w:tc>
         <w:tc>
           <w:tcPr>
-            <w:tcW w:w="2693" w:type="dxa"/>
+            <w:tcW w:w="2482" w:type="dxa"/>
             <w:gridSpan w:val="2"/>
             <w:tcBorders>
               <w:top w:val="outset" w:sz="6" w:space="0" w:color="auto"/>
@@ -694,7 +694,7 @@
         </w:tc>
         <w:tc>
           <w:tcPr>
-            <w:tcW w:w="1843" w:type="dxa"/>
+            <w:tcW w:w="1687" w:type="dxa"/>
             <w:tcBorders>
               <w:top w:val="outset" w:sz="6" w:space="0" w:color="auto"/>
               <w:left w:val="outset" w:sz="6" w:space="0" w:color="auto"/>
@@ -739,7 +739,7 @@
         </w:tc>
         <w:tc>
           <w:tcPr>
-            <w:tcW w:w="1519" w:type="dxa"/>
+            <w:tcW w:w="1397" w:type="dxa"/>
             <w:tcBorders>
               <w:top w:val="outset" w:sz="6" w:space="0" w:color="auto"/>
               <w:left w:val="outset" w:sz="6" w:space="0" w:color="auto"/>
@@ -829,7 +829,7 @@
         </w:tc>
         <w:tc>
           <w:tcPr>
-            <w:tcW w:w="1658" w:type="dxa"/>
+            <w:tcW w:w="1777" w:type="dxa"/>
             <w:tcBorders>
               <w:top w:val="outset" w:sz="6" w:space="0" w:color="auto"/>
               <w:left w:val="outset" w:sz="6" w:space="0" w:color="auto"/>
@@ -922,7 +922,7 @@
         </w:tc>
         <w:tc>
           <w:tcPr>
-            <w:tcW w:w="1286" w:type="dxa"/>
+            <w:tcW w:w="1233" w:type="dxa"/>
             <w:vMerge w:val="restart"/>
             <w:tcBorders>
               <w:top w:val="outset" w:sz="6" w:space="0" w:color="auto"/>
@@ -966,7 +966,7 @@
         </w:tc>
         <w:tc>
           <w:tcPr>
-            <w:tcW w:w="2396" w:type="dxa"/>
+            <w:tcW w:w="1748" w:type="dxa"/>
             <w:vMerge w:val="restart"/>
             <w:tcBorders>
               <w:top w:val="outset" w:sz="6" w:space="0" w:color="auto"/>
@@ -1010,7 +1010,7 @@
         </w:tc>
         <w:tc>
           <w:tcPr>
-            <w:tcW w:w="1269" w:type="dxa"/>
+            <w:tcW w:w="1016" w:type="dxa"/>
             <w:vMerge w:val="restart"/>
             <w:tcBorders>
               <w:top w:val="outset" w:sz="6" w:space="0" w:color="auto"/>
@@ -1054,7 +1054,7 @@
         </w:tc>
         <w:tc>
           <w:tcPr>
-            <w:tcW w:w="1134" w:type="dxa"/>
+            <w:tcW w:w="961" w:type="dxa"/>
             <w:tcBorders>
               <w:top w:val="outset" w:sz="6" w:space="0" w:color="auto"/>
               <w:left w:val="outset" w:sz="6" w:space="0" w:color="auto"/>
@@ -1099,7 +1099,7 @@
         </w:tc>
         <w:tc>
           <w:tcPr>
-            <w:tcW w:w="1559" w:type="dxa"/>
+            <w:tcW w:w="1521" w:type="dxa"/>
             <w:tcBorders>
               <w:top w:val="outset" w:sz="6" w:space="0" w:color="auto"/>
               <w:left w:val="outset" w:sz="6" w:space="0" w:color="auto"/>
@@ -1142,7 +1142,7 @@
         </w:tc>
         <w:tc>
           <w:tcPr>
-            <w:tcW w:w="1843" w:type="dxa"/>
+            <w:tcW w:w="1687" w:type="dxa"/>
             <w:tcBorders>
               <w:top w:val="outset" w:sz="6" w:space="0" w:color="auto"/>
               <w:left w:val="outset" w:sz="6" w:space="0" w:color="auto"/>
@@ -1185,7 +1185,7 @@
         </w:tc>
         <w:tc>
           <w:tcPr>
-            <w:tcW w:w="1519" w:type="dxa"/>
+            <w:tcW w:w="1397" w:type="dxa"/>
             <w:tcBorders>
               <w:top w:val="outset" w:sz="6" w:space="0" w:color="auto"/>
               <w:left w:val="outset" w:sz="6" w:space="0" w:color="auto"/>
@@ -1271,7 +1271,7 @@
         </w:tc>
         <w:tc>
           <w:tcPr>
-            <w:tcW w:w="1658" w:type="dxa"/>
+            <w:tcW w:w="1777" w:type="dxa"/>
             <w:tcBorders>
               <w:top w:val="outset" w:sz="6" w:space="0" w:color="auto"/>
               <w:left w:val="outset" w:sz="6" w:space="0" w:color="auto"/>
@@ -1344,7 +1344,7 @@
         </w:tc>
         <w:tc>
           <w:tcPr>
-            <w:tcW w:w="1286" w:type="dxa"/>
+            <w:tcW w:w="1233" w:type="dxa"/>
             <w:vMerge/>
             <w:tcBorders>
               <w:top w:val="outset" w:sz="6" w:space="0" w:color="auto"/>
@@ -1372,7 +1372,7 @@
         </w:tc>
         <w:tc>
           <w:tcPr>
-            <w:tcW w:w="2396" w:type="dxa"/>
+            <w:tcW w:w="1748" w:type="dxa"/>
             <w:vMerge/>
             <w:tcBorders>
               <w:top w:val="outset" w:sz="6" w:space="0" w:color="auto"/>
@@ -1400,7 +1400,7 @@
         </w:tc>
         <w:tc>
           <w:tcPr>
-            <w:tcW w:w="1269" w:type="dxa"/>
+            <w:tcW w:w="1016" w:type="dxa"/>
             <w:vMerge/>
             <w:tcBorders>
               <w:top w:val="outset" w:sz="6" w:space="0" w:color="auto"/>
@@ -1428,7 +1428,7 @@
         </w:tc>
         <w:tc>
           <w:tcPr>
-            <w:tcW w:w="1134" w:type="dxa"/>
+            <w:tcW w:w="961" w:type="dxa"/>
             <w:vMerge w:val="restart"/>
             <w:tcBorders>
               <w:top w:val="outset" w:sz="6" w:space="0" w:color="auto"/>
@@ -1474,7 +1474,7 @@
         </w:tc>
         <w:tc>
           <w:tcPr>
-            <w:tcW w:w="1559" w:type="dxa"/>
+            <w:tcW w:w="1521" w:type="dxa"/>
             <w:tcBorders>
               <w:top w:val="outset" w:sz="6" w:space="0" w:color="auto"/>
               <w:left w:val="outset" w:sz="6" w:space="0" w:color="auto"/>
@@ -1517,7 +1517,7 @@
         </w:tc>
         <w:tc>
           <w:tcPr>
-            <w:tcW w:w="1843" w:type="dxa"/>
+            <w:tcW w:w="1687" w:type="dxa"/>
             <w:tcBorders>
               <w:top w:val="outset" w:sz="6" w:space="0" w:color="auto"/>
               <w:left w:val="outset" w:sz="6" w:space="0" w:color="auto"/>
@@ -1560,7 +1560,7 @@
         </w:tc>
         <w:tc>
           <w:tcPr>
-            <w:tcW w:w="1519" w:type="dxa"/>
+            <w:tcW w:w="1397" w:type="dxa"/>
             <w:tcBorders>
               <w:top w:val="outset" w:sz="6" w:space="0" w:color="auto"/>
               <w:left w:val="outset" w:sz="6" w:space="0" w:color="auto"/>
@@ -1646,7 +1646,7 @@
         </w:tc>
         <w:tc>
           <w:tcPr>
-            <w:tcW w:w="1658" w:type="dxa"/>
+            <w:tcW w:w="1777" w:type="dxa"/>
             <w:tcBorders>
               <w:top w:val="outset" w:sz="6" w:space="0" w:color="auto"/>
               <w:left w:val="outset" w:sz="6" w:space="0" w:color="auto"/>
@@ -1689,6 +1689,9 @@
         </w:tc>
       </w:tr>
       <w:tr>
+        <w:trPr>
+          <w:trHeight w:val="811"/>
+        </w:trPr>
         <w:tc>
           <w:tcPr>
             <w:tcW w:w="0" w:type="auto"/>
@@ -1719,7 +1722,7 @@
         </w:tc>
         <w:tc>
           <w:tcPr>
-            <w:tcW w:w="1286" w:type="dxa"/>
+            <w:tcW w:w="1233" w:type="dxa"/>
             <w:vMerge/>
             <w:tcBorders>
               <w:top w:val="outset" w:sz="6" w:space="0" w:color="auto"/>
@@ -1747,7 +1750,7 @@
         </w:tc>
         <w:tc>
           <w:tcPr>
-            <w:tcW w:w="2396" w:type="dxa"/>
+            <w:tcW w:w="1748" w:type="dxa"/>
             <w:vMerge/>
             <w:tcBorders>
               <w:top w:val="outset" w:sz="6" w:space="0" w:color="auto"/>
@@ -1775,7 +1778,7 @@
         </w:tc>
         <w:tc>
           <w:tcPr>
-            <w:tcW w:w="1269" w:type="dxa"/>
+            <w:tcW w:w="1016" w:type="dxa"/>
             <w:vMerge/>
             <w:tcBorders>
               <w:top w:val="outset" w:sz="6" w:space="0" w:color="auto"/>
@@ -1803,7 +1806,7 @@
         </w:tc>
         <w:tc>
           <w:tcPr>
-            <w:tcW w:w="1134" w:type="dxa"/>
+            <w:tcW w:w="961" w:type="dxa"/>
             <w:vMerge/>
             <w:tcBorders>
               <w:top w:val="outset" w:sz="6" w:space="0" w:color="auto"/>
@@ -1831,11 +1834,10 @@
         </w:tc>
         <w:tc>
           <w:tcPr>
-            <w:tcW w:w="1559" w:type="dxa"/>
+            <w:tcW w:w="1521" w:type="dxa"/>
             <w:tcBorders>
               <w:top w:val="outset" w:sz="6" w:space="0" w:color="auto"/>
               <w:left w:val="outset" w:sz="6" w:space="0" w:color="auto"/>
-              <w:bottom w:val="outset" w:sz="6" w:space="0" w:color="auto"/>
               <w:right w:val="outset" w:sz="6" w:space="0" w:color="auto"/>
             </w:tcBorders>
             <w:shd w:val="clear" w:color="auto" w:fill="FFFFFF"/>
@@ -1871,14 +1873,61 @@
               <w:t>{datum_p2}</w:t>
             </w:r>
           </w:p>
-        </w:tc>
-        <w:tc>
-          <w:tcPr>
-            <w:tcW w:w="1843" w:type="dxa"/>
+          <w:p>
+            <w:pPr>
+              <w:spacing w:after="0" w:line="240" w:lineRule="auto"/>
+              <w:rPr>
+                <w:rFonts w:ascii="Arial" w:eastAsia="Times New Roman" w:hAnsi="Arial" w:cs="Arial"/>
+                <w:color w:val="333333"/>
+                <w:kern w:val="0"/>
+                <w:sz w:val="18"/>
+                <w:szCs w:val="18"/>
+                <w14:ligatures w14:val="none"/>
+              </w:rPr>
+            </w:pPr>
+            <w:r>
+              <w:rPr>
+                <w:rFonts w:ascii="Arial" w:eastAsia="Times New Roman" w:hAnsi="Arial" w:cs="Arial"/>
+                <w:color w:val="333333"/>
+                <w:kern w:val="0"/>
+                <w:sz w:val="18"/>
+                <w:szCs w:val="18"/>
+                <w14:ligatures w14:val="none"/>
+              </w:rPr>
+              <w:t>{datum_p3}</w:t>
+            </w:r>
+          </w:p>
+          <w:p>
+            <w:pPr>
+              <w:spacing w:after="0" w:line="240" w:lineRule="auto"/>
+              <w:rPr>
+                <w:rFonts w:ascii="Arial" w:eastAsia="Times New Roman" w:hAnsi="Arial" w:cs="Arial"/>
+                <w:color w:val="333333"/>
+                <w:kern w:val="0"/>
+                <w:sz w:val="18"/>
+                <w:szCs w:val="18"/>
+                <w14:ligatures w14:val="none"/>
+              </w:rPr>
+            </w:pPr>
+            <w:r>
+              <w:rPr>
+                <w:rFonts w:ascii="Arial" w:eastAsia="Times New Roman" w:hAnsi="Arial" w:cs="Arial"/>
+                <w:color w:val="333333"/>
+                <w:kern w:val="0"/>
+                <w:sz w:val="18"/>
+                <w:szCs w:val="18"/>
+                <w14:ligatures w14:val="none"/>
+              </w:rPr>
+              <w:t>{datum_p4}</w:t>
+            </w:r>
+          </w:p>
+        </w:tc>
+        <w:tc>
+          <w:tcPr>
+            <w:tcW w:w="1687" w:type="dxa"/>
             <w:tcBorders>
               <w:top w:val="outset" w:sz="6" w:space="0" w:color="auto"/>
               <w:left w:val="outset" w:sz="6" w:space="0" w:color="auto"/>
-              <w:bottom w:val="outset" w:sz="6" w:space="0" w:color="auto"/>
               <w:right w:val="outset" w:sz="6" w:space="0" w:color="auto"/>
             </w:tcBorders>
             <w:shd w:val="clear" w:color="auto" w:fill="FFFFFF"/>
@@ -1914,14 +1963,61 @@
               <w:t>{sledeci_p2}</w:t>
             </w:r>
           </w:p>
-        </w:tc>
-        <w:tc>
-          <w:tcPr>
-            <w:tcW w:w="1519" w:type="dxa"/>
+          <w:p>
+            <w:pPr>
+              <w:spacing w:after="0" w:line="240" w:lineRule="auto"/>
+              <w:rPr>
+                <w:rFonts w:ascii="Arial" w:eastAsia="Times New Roman" w:hAnsi="Arial" w:cs="Arial"/>
+                <w:color w:val="333333"/>
+                <w:kern w:val="0"/>
+                <w:sz w:val="18"/>
+                <w:szCs w:val="18"/>
+                <w14:ligatures w14:val="none"/>
+              </w:rPr>
+            </w:pPr>
+            <w:r>
+              <w:rPr>
+                <w:rFonts w:ascii="Arial" w:eastAsia="Times New Roman" w:hAnsi="Arial" w:cs="Arial"/>
+                <w:color w:val="333333"/>
+                <w:kern w:val="0"/>
+                <w:sz w:val="18"/>
+                <w:szCs w:val="18"/>
+                <w14:ligatures w14:val="none"/>
+              </w:rPr>
+              <w:t>{sledeci_p3}</w:t>
+            </w:r>
+          </w:p>
+          <w:p>
+            <w:pPr>
+              <w:spacing w:after="0" w:line="240" w:lineRule="auto"/>
+              <w:rPr>
+                <w:rFonts w:ascii="Arial" w:eastAsia="Times New Roman" w:hAnsi="Arial" w:cs="Arial"/>
+                <w:color w:val="333333"/>
+                <w:kern w:val="0"/>
+                <w:sz w:val="18"/>
+                <w:szCs w:val="18"/>
+                <w14:ligatures w14:val="none"/>
+              </w:rPr>
+            </w:pPr>
+            <w:r>
+              <w:rPr>
+                <w:rFonts w:ascii="Arial" w:eastAsia="Times New Roman" w:hAnsi="Arial" w:cs="Arial"/>
+                <w:color w:val="333333"/>
+                <w:kern w:val="0"/>
+                <w:sz w:val="18"/>
+                <w:szCs w:val="18"/>
+                <w14:ligatures w14:val="none"/>
+              </w:rPr>
+              <w:t>{sledeci_p4}</w:t>
+            </w:r>
+          </w:p>
+        </w:tc>
+        <w:tc>
+          <w:tcPr>
+            <w:tcW w:w="1397" w:type="dxa"/>
             <w:tcBorders>
               <w:top w:val="outset" w:sz="6" w:space="0" w:color="auto"/>
               <w:left w:val="outset" w:sz="6" w:space="0" w:color="auto"/>
-              <w:bottom w:val="outset" w:sz="6" w:space="0" w:color="auto"/>
               <w:right w:val="outset" w:sz="6" w:space="0" w:color="auto"/>
             </w:tcBorders>
             <w:shd w:val="clear" w:color="auto" w:fill="FFFFFF"/>
@@ -1955,6 +2051,54 @@
                 <w14:ligatures w14:val="none"/>
               </w:rPr>
               <w:t>{broj_p2}</w:t>
+            </w:r>
+          </w:p>
+          <w:p>
+            <w:pPr>
+              <w:spacing w:after="0" w:line="240" w:lineRule="auto"/>
+              <w:rPr>
+                <w:rFonts w:ascii="Arial" w:eastAsia="Times New Roman" w:hAnsi="Arial" w:cs="Arial"/>
+                <w:color w:val="333333"/>
+                <w:kern w:val="0"/>
+                <w:sz w:val="18"/>
+                <w:szCs w:val="18"/>
+                <w14:ligatures w14:val="none"/>
+              </w:rPr>
+            </w:pPr>
+            <w:r>
+              <w:rPr>
+                <w:rFonts w:ascii="Arial" w:eastAsia="Times New Roman" w:hAnsi="Arial" w:cs="Arial"/>
+                <w:color w:val="333333"/>
+                <w:kern w:val="0"/>
+                <w:sz w:val="18"/>
+                <w:szCs w:val="18"/>
+                <w14:ligatures w14:val="none"/>
+              </w:rPr>
+              <w:t>{broj_p3}</w:t>
+            </w:r>
+          </w:p>
+          <w:p>
+            <w:pPr>
+              <w:spacing w:after="0" w:line="240" w:lineRule="auto"/>
+              <w:rPr>
+                <w:rFonts w:ascii="Arial" w:eastAsia="Times New Roman" w:hAnsi="Arial" w:cs="Arial"/>
+                <w:color w:val="333333"/>
+                <w:kern w:val="0"/>
+                <w:sz w:val="18"/>
+                <w:szCs w:val="18"/>
+                <w14:ligatures w14:val="none"/>
+              </w:rPr>
+            </w:pPr>
+            <w:r>
+              <w:rPr>
+                <w:rFonts w:ascii="Arial" w:eastAsia="Times New Roman" w:hAnsi="Arial" w:cs="Arial"/>
+                <w:color w:val="333333"/>
+                <w:kern w:val="0"/>
+                <w:sz w:val="18"/>
+                <w:szCs w:val="18"/>
+                <w14:ligatures w14:val="none"/>
+              </w:rPr>
+              <w:t>{broj_p4}</w:t>
             </w:r>
           </w:p>
         </w:tc>
@@ -1964,7 +2108,6 @@
             <w:tcBorders>
               <w:top w:val="outset" w:sz="6" w:space="0" w:color="auto"/>
               <w:left w:val="outset" w:sz="6" w:space="0" w:color="auto"/>
-              <w:bottom w:val="outset" w:sz="6" w:space="0" w:color="auto"/>
               <w:right w:val="outset" w:sz="6" w:space="0" w:color="auto"/>
             </w:tcBorders>
             <w:shd w:val="clear" w:color="auto" w:fill="FFFFFF"/>
@@ -2000,14 +2143,61 @@
               <w:t>{ocena_p2}</w:t>
             </w:r>
           </w:p>
-        </w:tc>
-        <w:tc>
-          <w:tcPr>
-            <w:tcW w:w="1658" w:type="dxa"/>
+          <w:p>
+            <w:pPr>
+              <w:spacing w:after="0" w:line="240" w:lineRule="auto"/>
+              <w:rPr>
+                <w:rFonts w:ascii="Arial" w:eastAsia="Times New Roman" w:hAnsi="Arial" w:cs="Arial"/>
+                <w:color w:val="333333"/>
+                <w:kern w:val="0"/>
+                <w:sz w:val="18"/>
+                <w:szCs w:val="18"/>
+                <w14:ligatures w14:val="none"/>
+              </w:rPr>
+            </w:pPr>
+            <w:r>
+              <w:rPr>
+                <w:rFonts w:ascii="Arial" w:eastAsia="Times New Roman" w:hAnsi="Arial" w:cs="Arial"/>
+                <w:color w:val="333333"/>
+                <w:kern w:val="0"/>
+                <w:sz w:val="18"/>
+                <w:szCs w:val="18"/>
+                <w14:ligatures w14:val="none"/>
+              </w:rPr>
+              <w:t>{ocena_p3}</w:t>
+            </w:r>
+          </w:p>
+          <w:p>
+            <w:pPr>
+              <w:spacing w:after="0" w:line="240" w:lineRule="auto"/>
+              <w:rPr>
+                <w:rFonts w:ascii="Arial" w:eastAsia="Times New Roman" w:hAnsi="Arial" w:cs="Arial"/>
+                <w:color w:val="333333"/>
+                <w:kern w:val="0"/>
+                <w:sz w:val="18"/>
+                <w:szCs w:val="18"/>
+                <w14:ligatures w14:val="none"/>
+              </w:rPr>
+            </w:pPr>
+            <w:r>
+              <w:rPr>
+                <w:rFonts w:ascii="Arial" w:eastAsia="Times New Roman" w:hAnsi="Arial" w:cs="Arial"/>
+                <w:color w:val="333333"/>
+                <w:kern w:val="0"/>
+                <w:sz w:val="18"/>
+                <w:szCs w:val="18"/>
+                <w14:ligatures w14:val="none"/>
+              </w:rPr>
+              <w:t>{ocena_p4}</w:t>
+            </w:r>
+          </w:p>
+        </w:tc>
+        <w:tc>
+          <w:tcPr>
+            <w:tcW w:w="1777" w:type="dxa"/>
             <w:tcBorders>
               <w:top w:val="outset" w:sz="6" w:space="0" w:color="auto"/>
               <w:left w:val="outset" w:sz="6" w:space="0" w:color="auto"/>
-              <w:bottom w:val="outset" w:sz="6" w:space="0" w:color="auto"/>
               <w:right w:val="outset" w:sz="6" w:space="0" w:color="auto"/>
             </w:tcBorders>
             <w:shd w:val="clear" w:color="auto" w:fill="FFFFFF"/>
@@ -2043,339 +2233,6 @@
               <w:t>{mere_p2}</w:t>
             </w:r>
           </w:p>
-        </w:tc>
-      </w:tr>
-      <w:tr>
-        <w:tc>
-          <w:tcPr>
-            <w:tcW w:w="0" w:type="auto"/>
-            <w:vMerge/>
-            <w:tcBorders>
-              <w:top w:val="outset" w:sz="6" w:space="0" w:color="auto"/>
-              <w:left w:val="outset" w:sz="6" w:space="0" w:color="auto"/>
-              <w:bottom w:val="outset" w:sz="6" w:space="0" w:color="auto"/>
-              <w:right w:val="outset" w:sz="6" w:space="0" w:color="auto"/>
-            </w:tcBorders>
-            <w:shd w:val="clear" w:color="auto" w:fill="FFFFFF"/>
-            <w:vAlign w:val="center"/>
-            <w:hideMark/>
-          </w:tcPr>
-          <w:p>
-            <w:pPr>
-              <w:spacing w:after="0" w:line="240" w:lineRule="auto"/>
-              <w:rPr>
-                <w:rFonts w:ascii="Arial" w:eastAsia="Times New Roman" w:hAnsi="Arial" w:cs="Arial"/>
-                <w:color w:val="333333"/>
-                <w:kern w:val="0"/>
-                <w:sz w:val="18"/>
-                <w:szCs w:val="18"/>
-                <w14:ligatures w14:val="none"/>
-              </w:rPr>
-            </w:pPr>
-          </w:p>
-        </w:tc>
-        <w:tc>
-          <w:tcPr>
-            <w:tcW w:w="1286" w:type="dxa"/>
-            <w:vMerge/>
-            <w:tcBorders>
-              <w:top w:val="outset" w:sz="6" w:space="0" w:color="auto"/>
-              <w:left w:val="outset" w:sz="6" w:space="0" w:color="auto"/>
-              <w:bottom w:val="outset" w:sz="6" w:space="0" w:color="auto"/>
-              <w:right w:val="outset" w:sz="6" w:space="0" w:color="auto"/>
-            </w:tcBorders>
-            <w:shd w:val="clear" w:color="auto" w:fill="FFFFFF"/>
-            <w:vAlign w:val="center"/>
-            <w:hideMark/>
-          </w:tcPr>
-          <w:p>
-            <w:pPr>
-              <w:spacing w:after="0" w:line="240" w:lineRule="auto"/>
-              <w:rPr>
-                <w:rFonts w:ascii="Arial" w:eastAsia="Times New Roman" w:hAnsi="Arial" w:cs="Arial"/>
-                <w:color w:val="333333"/>
-                <w:kern w:val="0"/>
-                <w:sz w:val="18"/>
-                <w:szCs w:val="18"/>
-                <w14:ligatures w14:val="none"/>
-              </w:rPr>
-            </w:pPr>
-          </w:p>
-        </w:tc>
-        <w:tc>
-          <w:tcPr>
-            <w:tcW w:w="2396" w:type="dxa"/>
-            <w:vMerge/>
-            <w:tcBorders>
-              <w:top w:val="outset" w:sz="6" w:space="0" w:color="auto"/>
-              <w:left w:val="outset" w:sz="6" w:space="0" w:color="auto"/>
-              <w:bottom w:val="outset" w:sz="6" w:space="0" w:color="auto"/>
-              <w:right w:val="outset" w:sz="6" w:space="0" w:color="auto"/>
-            </w:tcBorders>
-            <w:shd w:val="clear" w:color="auto" w:fill="FFFFFF"/>
-            <w:vAlign w:val="center"/>
-            <w:hideMark/>
-          </w:tcPr>
-          <w:p>
-            <w:pPr>
-              <w:spacing w:after="0" w:line="240" w:lineRule="auto"/>
-              <w:rPr>
-                <w:rFonts w:ascii="Arial" w:eastAsia="Times New Roman" w:hAnsi="Arial" w:cs="Arial"/>
-                <w:color w:val="333333"/>
-                <w:kern w:val="0"/>
-                <w:sz w:val="18"/>
-                <w:szCs w:val="18"/>
-                <w14:ligatures w14:val="none"/>
-              </w:rPr>
-            </w:pPr>
-          </w:p>
-        </w:tc>
-        <w:tc>
-          <w:tcPr>
-            <w:tcW w:w="1269" w:type="dxa"/>
-            <w:vMerge/>
-            <w:tcBorders>
-              <w:top w:val="outset" w:sz="6" w:space="0" w:color="auto"/>
-              <w:left w:val="outset" w:sz="6" w:space="0" w:color="auto"/>
-              <w:bottom w:val="outset" w:sz="6" w:space="0" w:color="auto"/>
-              <w:right w:val="outset" w:sz="6" w:space="0" w:color="auto"/>
-            </w:tcBorders>
-            <w:shd w:val="clear" w:color="auto" w:fill="FFFFFF"/>
-            <w:vAlign w:val="center"/>
-            <w:hideMark/>
-          </w:tcPr>
-          <w:p>
-            <w:pPr>
-              <w:spacing w:after="0" w:line="240" w:lineRule="auto"/>
-              <w:rPr>
-                <w:rFonts w:ascii="Arial" w:eastAsia="Times New Roman" w:hAnsi="Arial" w:cs="Arial"/>
-                <w:color w:val="333333"/>
-                <w:kern w:val="0"/>
-                <w:sz w:val="18"/>
-                <w:szCs w:val="18"/>
-                <w14:ligatures w14:val="none"/>
-              </w:rPr>
-            </w:pPr>
-          </w:p>
-        </w:tc>
-        <w:tc>
-          <w:tcPr>
-            <w:tcW w:w="1134" w:type="dxa"/>
-            <w:vMerge/>
-            <w:tcBorders>
-              <w:top w:val="outset" w:sz="6" w:space="0" w:color="auto"/>
-              <w:left w:val="outset" w:sz="6" w:space="0" w:color="auto"/>
-              <w:bottom w:val="outset" w:sz="6" w:space="0" w:color="auto"/>
-              <w:right w:val="outset" w:sz="6" w:space="0" w:color="auto"/>
-            </w:tcBorders>
-            <w:shd w:val="clear" w:color="auto" w:fill="FFFFFF"/>
-            <w:vAlign w:val="center"/>
-            <w:hideMark/>
-          </w:tcPr>
-          <w:p>
-            <w:pPr>
-              <w:spacing w:after="0" w:line="240" w:lineRule="auto"/>
-              <w:rPr>
-                <w:rFonts w:ascii="Arial" w:eastAsia="Times New Roman" w:hAnsi="Arial" w:cs="Arial"/>
-                <w:color w:val="333333"/>
-                <w:kern w:val="0"/>
-                <w:sz w:val="18"/>
-                <w:szCs w:val="18"/>
-                <w14:ligatures w14:val="none"/>
-              </w:rPr>
-            </w:pPr>
-          </w:p>
-        </w:tc>
-        <w:tc>
-          <w:tcPr>
-            <w:tcW w:w="1559" w:type="dxa"/>
-            <w:tcBorders>
-              <w:top w:val="outset" w:sz="6" w:space="0" w:color="auto"/>
-              <w:left w:val="outset" w:sz="6" w:space="0" w:color="auto"/>
-              <w:bottom w:val="outset" w:sz="6" w:space="0" w:color="auto"/>
-              <w:right w:val="outset" w:sz="6" w:space="0" w:color="auto"/>
-            </w:tcBorders>
-            <w:shd w:val="clear" w:color="auto" w:fill="FFFFFF"/>
-            <w:tcMar>
-              <w:top w:w="0" w:type="dxa"/>
-              <w:left w:w="0" w:type="dxa"/>
-              <w:bottom w:w="0" w:type="dxa"/>
-              <w:right w:w="0" w:type="dxa"/>
-            </w:tcMar>
-            <w:hideMark/>
-          </w:tcPr>
-          <w:p>
-            <w:pPr>
-              <w:spacing w:after="0" w:line="240" w:lineRule="auto"/>
-              <w:rPr>
-                <w:rFonts w:ascii="Arial" w:eastAsia="Times New Roman" w:hAnsi="Arial" w:cs="Arial"/>
-                <w:color w:val="333333"/>
-                <w:kern w:val="0"/>
-                <w:sz w:val="18"/>
-                <w:szCs w:val="18"/>
-                <w14:ligatures w14:val="none"/>
-              </w:rPr>
-            </w:pPr>
-            <w:r>
-              <w:rPr>
-                <w:rFonts w:ascii="Arial" w:eastAsia="Times New Roman" w:hAnsi="Arial" w:cs="Arial"/>
-                <w:color w:val="333333"/>
-                <w:kern w:val="0"/>
-                <w:sz w:val="18"/>
-                <w:szCs w:val="18"/>
-                <w14:ligatures w14:val="none"/>
-              </w:rPr>
-              <w:t>{datum_p3}</w:t>
-            </w:r>
-          </w:p>
-        </w:tc>
-        <w:tc>
-          <w:tcPr>
-            <w:tcW w:w="1843" w:type="dxa"/>
-            <w:tcBorders>
-              <w:top w:val="outset" w:sz="6" w:space="0" w:color="auto"/>
-              <w:left w:val="outset" w:sz="6" w:space="0" w:color="auto"/>
-              <w:bottom w:val="outset" w:sz="6" w:space="0" w:color="auto"/>
-              <w:right w:val="outset" w:sz="6" w:space="0" w:color="auto"/>
-            </w:tcBorders>
-            <w:shd w:val="clear" w:color="auto" w:fill="FFFFFF"/>
-            <w:tcMar>
-              <w:top w:w="0" w:type="dxa"/>
-              <w:left w:w="0" w:type="dxa"/>
-              <w:bottom w:w="0" w:type="dxa"/>
-              <w:right w:w="0" w:type="dxa"/>
-            </w:tcMar>
-            <w:hideMark/>
-          </w:tcPr>
-          <w:p>
-            <w:pPr>
-              <w:spacing w:after="0" w:line="240" w:lineRule="auto"/>
-              <w:rPr>
-                <w:rFonts w:ascii="Arial" w:eastAsia="Times New Roman" w:hAnsi="Arial" w:cs="Arial"/>
-                <w:color w:val="333333"/>
-                <w:kern w:val="0"/>
-                <w:sz w:val="18"/>
-                <w:szCs w:val="18"/>
-                <w14:ligatures w14:val="none"/>
-              </w:rPr>
-            </w:pPr>
-            <w:r>
-              <w:rPr>
-                <w:rFonts w:ascii="Arial" w:eastAsia="Times New Roman" w:hAnsi="Arial" w:cs="Arial"/>
-                <w:color w:val="333333"/>
-                <w:kern w:val="0"/>
-                <w:sz w:val="18"/>
-                <w:szCs w:val="18"/>
-                <w14:ligatures w14:val="none"/>
-              </w:rPr>
-              <w:t>{sledeci_p3}</w:t>
-            </w:r>
-          </w:p>
-        </w:tc>
-        <w:tc>
-          <w:tcPr>
-            <w:tcW w:w="1519" w:type="dxa"/>
-            <w:tcBorders>
-              <w:top w:val="outset" w:sz="6" w:space="0" w:color="auto"/>
-              <w:left w:val="outset" w:sz="6" w:space="0" w:color="auto"/>
-              <w:bottom w:val="outset" w:sz="6" w:space="0" w:color="auto"/>
-              <w:right w:val="outset" w:sz="6" w:space="0" w:color="auto"/>
-            </w:tcBorders>
-            <w:shd w:val="clear" w:color="auto" w:fill="FFFFFF"/>
-            <w:tcMar>
-              <w:top w:w="0" w:type="dxa"/>
-              <w:left w:w="0" w:type="dxa"/>
-              <w:bottom w:w="0" w:type="dxa"/>
-              <w:right w:w="0" w:type="dxa"/>
-            </w:tcMar>
-            <w:hideMark/>
-          </w:tcPr>
-          <w:p>
-            <w:pPr>
-              <w:spacing w:after="0" w:line="240" w:lineRule="auto"/>
-              <w:rPr>
-                <w:rFonts w:ascii="Arial" w:eastAsia="Times New Roman" w:hAnsi="Arial" w:cs="Arial"/>
-                <w:color w:val="333333"/>
-                <w:kern w:val="0"/>
-                <w:sz w:val="18"/>
-                <w:szCs w:val="18"/>
-                <w14:ligatures w14:val="none"/>
-              </w:rPr>
-            </w:pPr>
-            <w:r>
-              <w:rPr>
-                <w:rFonts w:ascii="Arial" w:eastAsia="Times New Roman" w:hAnsi="Arial" w:cs="Arial"/>
-                <w:color w:val="333333"/>
-                <w:kern w:val="0"/>
-                <w:sz w:val="18"/>
-                <w:szCs w:val="18"/>
-                <w14:ligatures w14:val="none"/>
-              </w:rPr>
-              <w:t>{broj_p3}</w:t>
-            </w:r>
-          </w:p>
-        </w:tc>
-        <w:tc>
-          <w:tcPr>
-            <w:tcW w:w="0" w:type="auto"/>
-            <w:tcBorders>
-              <w:top w:val="outset" w:sz="6" w:space="0" w:color="auto"/>
-              <w:left w:val="outset" w:sz="6" w:space="0" w:color="auto"/>
-              <w:bottom w:val="outset" w:sz="6" w:space="0" w:color="auto"/>
-              <w:right w:val="outset" w:sz="6" w:space="0" w:color="auto"/>
-            </w:tcBorders>
-            <w:shd w:val="clear" w:color="auto" w:fill="FFFFFF"/>
-            <w:tcMar>
-              <w:top w:w="0" w:type="dxa"/>
-              <w:left w:w="0" w:type="dxa"/>
-              <w:bottom w:w="0" w:type="dxa"/>
-              <w:right w:w="0" w:type="dxa"/>
-            </w:tcMar>
-            <w:hideMark/>
-          </w:tcPr>
-          <w:p>
-            <w:pPr>
-              <w:spacing w:after="0" w:line="240" w:lineRule="auto"/>
-              <w:rPr>
-                <w:rFonts w:ascii="Arial" w:eastAsia="Times New Roman" w:hAnsi="Arial" w:cs="Arial"/>
-                <w:color w:val="333333"/>
-                <w:kern w:val="0"/>
-                <w:sz w:val="18"/>
-                <w:szCs w:val="18"/>
-                <w14:ligatures w14:val="none"/>
-              </w:rPr>
-            </w:pPr>
-            <w:r>
-              <w:rPr>
-                <w:rFonts w:ascii="Arial" w:eastAsia="Times New Roman" w:hAnsi="Arial" w:cs="Arial"/>
-                <w:color w:val="333333"/>
-                <w:kern w:val="0"/>
-                <w:sz w:val="18"/>
-                <w:szCs w:val="18"/>
-                <w14:ligatures w14:val="none"/>
-              </w:rPr>
-              <w:t>{ocena_p3}</w:t>
-            </w:r>
-          </w:p>
-        </w:tc>
-        <w:tc>
-          <w:tcPr>
-            <w:tcW w:w="1658" w:type="dxa"/>
-            <w:tcBorders>
-              <w:top w:val="outset" w:sz="6" w:space="0" w:color="auto"/>
-              <w:left w:val="outset" w:sz="6" w:space="0" w:color="auto"/>
-              <w:bottom w:val="outset" w:sz="6" w:space="0" w:color="auto"/>
-              <w:right w:val="outset" w:sz="6" w:space="0" w:color="auto"/>
-            </w:tcBorders>
-            <w:shd w:val="clear" w:color="auto" w:fill="FFFFFF"/>
-            <w:tcMar>
-              <w:top w:w="0" w:type="dxa"/>
-              <w:left w:w="0" w:type="dxa"/>
-              <w:bottom w:w="0" w:type="dxa"/>
-              <w:right w:w="0" w:type="dxa"/>
-            </w:tcMar>
-            <w:hideMark/>
-          </w:tcPr>
           <w:p>
             <w:pPr>
               <w:spacing w:after="0" w:line="240" w:lineRule="auto"/>
@@ -2400,339 +2257,6 @@
               <w:t>{mere_p3}</w:t>
             </w:r>
           </w:p>
-        </w:tc>
-      </w:tr>
-      <w:tr>
-        <w:tc>
-          <w:tcPr>
-            <w:tcW w:w="0" w:type="auto"/>
-            <w:vMerge/>
-            <w:tcBorders>
-              <w:top w:val="outset" w:sz="6" w:space="0" w:color="auto"/>
-              <w:left w:val="outset" w:sz="6" w:space="0" w:color="auto"/>
-              <w:bottom w:val="outset" w:sz="6" w:space="0" w:color="auto"/>
-              <w:right w:val="outset" w:sz="6" w:space="0" w:color="auto"/>
-            </w:tcBorders>
-            <w:shd w:val="clear" w:color="auto" w:fill="FFFFFF"/>
-            <w:vAlign w:val="center"/>
-            <w:hideMark/>
-          </w:tcPr>
-          <w:p>
-            <w:pPr>
-              <w:spacing w:after="0" w:line="240" w:lineRule="auto"/>
-              <w:rPr>
-                <w:rFonts w:ascii="Arial" w:eastAsia="Times New Roman" w:hAnsi="Arial" w:cs="Arial"/>
-                <w:color w:val="333333"/>
-                <w:kern w:val="0"/>
-                <w:sz w:val="18"/>
-                <w:szCs w:val="18"/>
-                <w14:ligatures w14:val="none"/>
-              </w:rPr>
-            </w:pPr>
-          </w:p>
-        </w:tc>
-        <w:tc>
-          <w:tcPr>
-            <w:tcW w:w="1286" w:type="dxa"/>
-            <w:vMerge/>
-            <w:tcBorders>
-              <w:top w:val="outset" w:sz="6" w:space="0" w:color="auto"/>
-              <w:left w:val="outset" w:sz="6" w:space="0" w:color="auto"/>
-              <w:bottom w:val="outset" w:sz="6" w:space="0" w:color="auto"/>
-              <w:right w:val="outset" w:sz="6" w:space="0" w:color="auto"/>
-            </w:tcBorders>
-            <w:shd w:val="clear" w:color="auto" w:fill="FFFFFF"/>
-            <w:vAlign w:val="center"/>
-            <w:hideMark/>
-          </w:tcPr>
-          <w:p>
-            <w:pPr>
-              <w:spacing w:after="0" w:line="240" w:lineRule="auto"/>
-              <w:rPr>
-                <w:rFonts w:ascii="Arial" w:eastAsia="Times New Roman" w:hAnsi="Arial" w:cs="Arial"/>
-                <w:color w:val="333333"/>
-                <w:kern w:val="0"/>
-                <w:sz w:val="18"/>
-                <w:szCs w:val="18"/>
-                <w14:ligatures w14:val="none"/>
-              </w:rPr>
-            </w:pPr>
-          </w:p>
-        </w:tc>
-        <w:tc>
-          <w:tcPr>
-            <w:tcW w:w="2396" w:type="dxa"/>
-            <w:vMerge/>
-            <w:tcBorders>
-              <w:top w:val="outset" w:sz="6" w:space="0" w:color="auto"/>
-              <w:left w:val="outset" w:sz="6" w:space="0" w:color="auto"/>
-              <w:bottom w:val="outset" w:sz="6" w:space="0" w:color="auto"/>
-              <w:right w:val="outset" w:sz="6" w:space="0" w:color="auto"/>
-            </w:tcBorders>
-            <w:shd w:val="clear" w:color="auto" w:fill="FFFFFF"/>
-            <w:vAlign w:val="center"/>
-            <w:hideMark/>
-          </w:tcPr>
-          <w:p>
-            <w:pPr>
-              <w:spacing w:after="0" w:line="240" w:lineRule="auto"/>
-              <w:rPr>
-                <w:rFonts w:ascii="Arial" w:eastAsia="Times New Roman" w:hAnsi="Arial" w:cs="Arial"/>
-                <w:color w:val="333333"/>
-                <w:kern w:val="0"/>
-                <w:sz w:val="18"/>
-                <w:szCs w:val="18"/>
-                <w14:ligatures w14:val="none"/>
-              </w:rPr>
-            </w:pPr>
-          </w:p>
-        </w:tc>
-        <w:tc>
-          <w:tcPr>
-            <w:tcW w:w="1269" w:type="dxa"/>
-            <w:vMerge/>
-            <w:tcBorders>
-              <w:top w:val="outset" w:sz="6" w:space="0" w:color="auto"/>
-              <w:left w:val="outset" w:sz="6" w:space="0" w:color="auto"/>
-              <w:bottom w:val="outset" w:sz="6" w:space="0" w:color="auto"/>
-              <w:right w:val="outset" w:sz="6" w:space="0" w:color="auto"/>
-            </w:tcBorders>
-            <w:shd w:val="clear" w:color="auto" w:fill="FFFFFF"/>
-            <w:vAlign w:val="center"/>
-            <w:hideMark/>
-          </w:tcPr>
-          <w:p>
-            <w:pPr>
-              <w:spacing w:after="0" w:line="240" w:lineRule="auto"/>
-              <w:rPr>
-                <w:rFonts w:ascii="Arial" w:eastAsia="Times New Roman" w:hAnsi="Arial" w:cs="Arial"/>
-                <w:color w:val="333333"/>
-                <w:kern w:val="0"/>
-                <w:sz w:val="18"/>
-                <w:szCs w:val="18"/>
-                <w14:ligatures w14:val="none"/>
-              </w:rPr>
-            </w:pPr>
-          </w:p>
-        </w:tc>
-        <w:tc>
-          <w:tcPr>
-            <w:tcW w:w="1134" w:type="dxa"/>
-            <w:vMerge/>
-            <w:tcBorders>
-              <w:top w:val="outset" w:sz="6" w:space="0" w:color="auto"/>
-              <w:left w:val="outset" w:sz="6" w:space="0" w:color="auto"/>
-              <w:bottom w:val="outset" w:sz="6" w:space="0" w:color="auto"/>
-              <w:right w:val="outset" w:sz="6" w:space="0" w:color="auto"/>
-            </w:tcBorders>
-            <w:shd w:val="clear" w:color="auto" w:fill="FFFFFF"/>
-            <w:vAlign w:val="center"/>
-            <w:hideMark/>
-          </w:tcPr>
-          <w:p>
-            <w:pPr>
-              <w:spacing w:after="0" w:line="240" w:lineRule="auto"/>
-              <w:rPr>
-                <w:rFonts w:ascii="Arial" w:eastAsia="Times New Roman" w:hAnsi="Arial" w:cs="Arial"/>
-                <w:color w:val="333333"/>
-                <w:kern w:val="0"/>
-                <w:sz w:val="18"/>
-                <w:szCs w:val="18"/>
-                <w14:ligatures w14:val="none"/>
-              </w:rPr>
-            </w:pPr>
-          </w:p>
-        </w:tc>
-        <w:tc>
-          <w:tcPr>
-            <w:tcW w:w="1559" w:type="dxa"/>
-            <w:tcBorders>
-              <w:top w:val="outset" w:sz="6" w:space="0" w:color="auto"/>
-              <w:left w:val="outset" w:sz="6" w:space="0" w:color="auto"/>
-              <w:bottom w:val="outset" w:sz="6" w:space="0" w:color="auto"/>
-              <w:right w:val="outset" w:sz="6" w:space="0" w:color="auto"/>
-            </w:tcBorders>
-            <w:shd w:val="clear" w:color="auto" w:fill="FFFFFF"/>
-            <w:tcMar>
-              <w:top w:w="0" w:type="dxa"/>
-              <w:left w:w="0" w:type="dxa"/>
-              <w:bottom w:w="0" w:type="dxa"/>
-              <w:right w:w="0" w:type="dxa"/>
-            </w:tcMar>
-            <w:hideMark/>
-          </w:tcPr>
-          <w:p>
-            <w:pPr>
-              <w:spacing w:after="0" w:line="240" w:lineRule="auto"/>
-              <w:rPr>
-                <w:rFonts w:ascii="Arial" w:eastAsia="Times New Roman" w:hAnsi="Arial" w:cs="Arial"/>
-                <w:color w:val="333333"/>
-                <w:kern w:val="0"/>
-                <w:sz w:val="18"/>
-                <w:szCs w:val="18"/>
-                <w14:ligatures w14:val="none"/>
-              </w:rPr>
-            </w:pPr>
-            <w:r>
-              <w:rPr>
-                <w:rFonts w:ascii="Arial" w:eastAsia="Times New Roman" w:hAnsi="Arial" w:cs="Arial"/>
-                <w:color w:val="333333"/>
-                <w:kern w:val="0"/>
-                <w:sz w:val="18"/>
-                <w:szCs w:val="18"/>
-                <w14:ligatures w14:val="none"/>
-              </w:rPr>
-              <w:t>{datum_p4}</w:t>
-            </w:r>
-          </w:p>
-        </w:tc>
-        <w:tc>
-          <w:tcPr>
-            <w:tcW w:w="1843" w:type="dxa"/>
-            <w:tcBorders>
-              <w:top w:val="outset" w:sz="6" w:space="0" w:color="auto"/>
-              <w:left w:val="outset" w:sz="6" w:space="0" w:color="auto"/>
-              <w:bottom w:val="outset" w:sz="6" w:space="0" w:color="auto"/>
-              <w:right w:val="outset" w:sz="6" w:space="0" w:color="auto"/>
-            </w:tcBorders>
-            <w:shd w:val="clear" w:color="auto" w:fill="FFFFFF"/>
-            <w:tcMar>
-              <w:top w:w="0" w:type="dxa"/>
-              <w:left w:w="0" w:type="dxa"/>
-              <w:bottom w:w="0" w:type="dxa"/>
-              <w:right w:w="0" w:type="dxa"/>
-            </w:tcMar>
-            <w:hideMark/>
-          </w:tcPr>
-          <w:p>
-            <w:pPr>
-              <w:spacing w:after="0" w:line="240" w:lineRule="auto"/>
-              <w:rPr>
-                <w:rFonts w:ascii="Arial" w:eastAsia="Times New Roman" w:hAnsi="Arial" w:cs="Arial"/>
-                <w:color w:val="333333"/>
-                <w:kern w:val="0"/>
-                <w:sz w:val="18"/>
-                <w:szCs w:val="18"/>
-                <w14:ligatures w14:val="none"/>
-              </w:rPr>
-            </w:pPr>
-            <w:r>
-              <w:rPr>
-                <w:rFonts w:ascii="Arial" w:eastAsia="Times New Roman" w:hAnsi="Arial" w:cs="Arial"/>
-                <w:color w:val="333333"/>
-                <w:kern w:val="0"/>
-                <w:sz w:val="18"/>
-                <w:szCs w:val="18"/>
-                <w14:ligatures w14:val="none"/>
-              </w:rPr>
-              <w:t>{sledeci_p4}</w:t>
-            </w:r>
-          </w:p>
-        </w:tc>
-        <w:tc>
-          <w:tcPr>
-            <w:tcW w:w="1519" w:type="dxa"/>
-            <w:tcBorders>
-              <w:top w:val="outset" w:sz="6" w:space="0" w:color="auto"/>
-              <w:left w:val="outset" w:sz="6" w:space="0" w:color="auto"/>
-              <w:bottom w:val="outset" w:sz="6" w:space="0" w:color="auto"/>
-              <w:right w:val="outset" w:sz="6" w:space="0" w:color="auto"/>
-            </w:tcBorders>
-            <w:shd w:val="clear" w:color="auto" w:fill="FFFFFF"/>
-            <w:tcMar>
-              <w:top w:w="0" w:type="dxa"/>
-              <w:left w:w="0" w:type="dxa"/>
-              <w:bottom w:w="0" w:type="dxa"/>
-              <w:right w:w="0" w:type="dxa"/>
-            </w:tcMar>
-            <w:hideMark/>
-          </w:tcPr>
-          <w:p>
-            <w:pPr>
-              <w:spacing w:after="0" w:line="240" w:lineRule="auto"/>
-              <w:rPr>
-                <w:rFonts w:ascii="Arial" w:eastAsia="Times New Roman" w:hAnsi="Arial" w:cs="Arial"/>
-                <w:color w:val="333333"/>
-                <w:kern w:val="0"/>
-                <w:sz w:val="18"/>
-                <w:szCs w:val="18"/>
-                <w14:ligatures w14:val="none"/>
-              </w:rPr>
-            </w:pPr>
-            <w:r>
-              <w:rPr>
-                <w:rFonts w:ascii="Arial" w:eastAsia="Times New Roman" w:hAnsi="Arial" w:cs="Arial"/>
-                <w:color w:val="333333"/>
-                <w:kern w:val="0"/>
-                <w:sz w:val="18"/>
-                <w:szCs w:val="18"/>
-                <w14:ligatures w14:val="none"/>
-              </w:rPr>
-              <w:t>{broj_p4}</w:t>
-            </w:r>
-          </w:p>
-        </w:tc>
-        <w:tc>
-          <w:tcPr>
-            <w:tcW w:w="0" w:type="auto"/>
-            <w:tcBorders>
-              <w:top w:val="outset" w:sz="6" w:space="0" w:color="auto"/>
-              <w:left w:val="outset" w:sz="6" w:space="0" w:color="auto"/>
-              <w:bottom w:val="outset" w:sz="6" w:space="0" w:color="auto"/>
-              <w:right w:val="outset" w:sz="6" w:space="0" w:color="auto"/>
-            </w:tcBorders>
-            <w:shd w:val="clear" w:color="auto" w:fill="FFFFFF"/>
-            <w:tcMar>
-              <w:top w:w="0" w:type="dxa"/>
-              <w:left w:w="0" w:type="dxa"/>
-              <w:bottom w:w="0" w:type="dxa"/>
-              <w:right w:w="0" w:type="dxa"/>
-            </w:tcMar>
-            <w:hideMark/>
-          </w:tcPr>
-          <w:p>
-            <w:pPr>
-              <w:spacing w:after="0" w:line="240" w:lineRule="auto"/>
-              <w:rPr>
-                <w:rFonts w:ascii="Arial" w:eastAsia="Times New Roman" w:hAnsi="Arial" w:cs="Arial"/>
-                <w:color w:val="333333"/>
-                <w:kern w:val="0"/>
-                <w:sz w:val="18"/>
-                <w:szCs w:val="18"/>
-                <w14:ligatures w14:val="none"/>
-              </w:rPr>
-            </w:pPr>
-            <w:r>
-              <w:rPr>
-                <w:rFonts w:ascii="Arial" w:eastAsia="Times New Roman" w:hAnsi="Arial" w:cs="Arial"/>
-                <w:color w:val="333333"/>
-                <w:kern w:val="0"/>
-                <w:sz w:val="18"/>
-                <w:szCs w:val="18"/>
-                <w14:ligatures w14:val="none"/>
-              </w:rPr>
-              <w:t>{ocena_p4}</w:t>
-            </w:r>
-          </w:p>
-        </w:tc>
-        <w:tc>
-          <w:tcPr>
-            <w:tcW w:w="1658" w:type="dxa"/>
-            <w:tcBorders>
-              <w:top w:val="outset" w:sz="6" w:space="0" w:color="auto"/>
-              <w:left w:val="outset" w:sz="6" w:space="0" w:color="auto"/>
-              <w:bottom w:val="outset" w:sz="6" w:space="0" w:color="auto"/>
-              <w:right w:val="outset" w:sz="6" w:space="0" w:color="auto"/>
-            </w:tcBorders>
-            <w:shd w:val="clear" w:color="auto" w:fill="FFFFFF"/>
-            <w:tcMar>
-              <w:top w:w="0" w:type="dxa"/>
-              <w:left w:w="0" w:type="dxa"/>
-              <w:bottom w:w="0" w:type="dxa"/>
-              <w:right w:w="0" w:type="dxa"/>
-            </w:tcMar>
-            <w:hideMark/>
-          </w:tcPr>
           <w:p>
             <w:pPr>
               <w:spacing w:after="0" w:line="240" w:lineRule="auto"/>
@@ -3047,7 +2571,7 @@
 </file>
 
 <file path=word/styles.xml><?xml version="1.0" encoding="utf-8"?>
-<w:styles xmlns:mc="http://schemas.openxmlformats.org/markup-compatibility/2006" xmlns:r="http://schemas.openxmlformats.org/officeDocument/2006/relationships" xmlns:w="http://schemas.openxmlformats.org/wordprocessingml/2006/main" xmlns:w14="http://schemas.microsoft.com/office/word/2010/wordml" xmlns:w15="http://schemas.microsoft.com/office/word/2012/wordml" xmlns:w16cex="http://schemas.microsoft.com/office/word/2018/wordml/cex" xmlns:w16cid="http://schemas.microsoft.com/office/word/2016/wordml/cid" xmlns:w16="http://schemas.microsoft.com/office/word/2018/wordml" xmlns:w16du="http://schemas.microsoft.com/office/word/2023/wordml/word16du" xmlns:w16sdtdh="http://schemas.microsoft.com/office/word/2020/wordml/sdtdatahash" xmlns:w16sdtfl="http://schemas.microsoft.com/office/word/2024/wordml/sdtformatlock" xmlns:w16se="http://schemas.microsoft.com/office/word/2015/wordml/symex" mc:Ignorable="w14 w15 w16se w16cid w16 w16cex w16sdtdh w16sdtfl w16du">
+<w:styles xmlns:mc="http://schemas.openxmlformats.org/markup-compatibility/2006" xmlns:r="http://schemas.openxmlformats.org/officeDocument/2006/relationships" xmlns:w="http://schemas.openxmlformats.org/wordprocessingml/2006/main" xmlns:w14="http://schemas.microsoft.com/office/word/2010/wordml" xmlns:w15="http://schemas.microsoft.com/office/word/2012/wordml" xmlns:w16cex="http://schemas.microsoft.com/office/word/2018/wordml/cex" xmlns:w16cid="http://schemas.microsoft.com/office/word/2016/wordml/cid" xmlns:w16="http://schemas.microsoft.com/office/word/2018/wordml" xmlns:w16sdtdh="http://schemas.microsoft.com/office/word/2020/wordml/sdtdatahash" xmlns:w16se="http://schemas.microsoft.com/office/word/2015/wordml/symex" mc:Ignorable="w14 w15 w16se w16cid w16 w16cex w16sdtdh">
   <w:docDefaults>
     <w:rPrDefault>
       <w:rPr>
@@ -3055,7 +2579,7 @@
         <w:kern w:val="2"/>
         <w:sz w:val="24"/>
         <w:szCs w:val="24"/>
-        <w:lang w:val="en-RS" w:eastAsia="en-US" w:bidi="ar-SA"/>
+        <w:lang w:eastAsia="en-US" w:bidi="ar-SA"/>
         <w14:ligatures w14:val="standardContextual"/>
       </w:rPr>
     </w:rPrDefault>
@@ -4002,8 +3526,8 @@
       <w14:ligatures w14:val="none"/>
     </w:rPr>
   </w:style>
-  <w:style w:type="paragraph" w:customStyle="1" w:styleId="normal0">
-    <w:name w:val="normal"/>
+  <w:style w:type="paragraph" w:customStyle="1" w:styleId="Normal1">
+    <w:name w:val="Normal1"/>
     <w:basedOn w:val="Normal"/>
     <w:rsid w:val="008662BA"/>
     <w:pPr>

--- a/templates/obrazac1-template.docx
+++ b/templates/obrazac1-template.docx
@@ -513,7 +513,7 @@
         </w:tc>
         <w:tc>
           <w:tcPr>
-            <w:tcW w:w="1233" w:type="dxa"/>
+            <w:tcW w:w="1286" w:type="dxa"/>
             <w:tcBorders>
               <w:top w:val="outset" w:sz="6" w:space="0" w:color="auto"/>
               <w:left w:val="outset" w:sz="6" w:space="0" w:color="auto"/>
@@ -558,7 +558,7 @@
         </w:tc>
         <w:tc>
           <w:tcPr>
-            <w:tcW w:w="1748" w:type="dxa"/>
+            <w:tcW w:w="2396" w:type="dxa"/>
             <w:tcBorders>
               <w:top w:val="outset" w:sz="6" w:space="0" w:color="auto"/>
               <w:left w:val="outset" w:sz="6" w:space="0" w:color="auto"/>
@@ -603,7 +603,7 @@
         </w:tc>
         <w:tc>
           <w:tcPr>
-            <w:tcW w:w="1016" w:type="dxa"/>
+            <w:tcW w:w="1269" w:type="dxa"/>
             <w:tcBorders>
               <w:top w:val="outset" w:sz="6" w:space="0" w:color="auto"/>
               <w:left w:val="outset" w:sz="6" w:space="0" w:color="auto"/>
@@ -648,7 +648,7 @@
         </w:tc>
         <w:tc>
           <w:tcPr>
-            <w:tcW w:w="2482" w:type="dxa"/>
+            <w:tcW w:w="2693" w:type="dxa"/>
             <w:gridSpan w:val="2"/>
             <w:tcBorders>
               <w:top w:val="outset" w:sz="6" w:space="0" w:color="auto"/>
@@ -694,7 +694,7 @@
         </w:tc>
         <w:tc>
           <w:tcPr>
-            <w:tcW w:w="1687" w:type="dxa"/>
+            <w:tcW w:w="1843" w:type="dxa"/>
             <w:tcBorders>
               <w:top w:val="outset" w:sz="6" w:space="0" w:color="auto"/>
               <w:left w:val="outset" w:sz="6" w:space="0" w:color="auto"/>
@@ -739,7 +739,7 @@
         </w:tc>
         <w:tc>
           <w:tcPr>
-            <w:tcW w:w="1397" w:type="dxa"/>
+            <w:tcW w:w="1519" w:type="dxa"/>
             <w:tcBorders>
               <w:top w:val="outset" w:sz="6" w:space="0" w:color="auto"/>
               <w:left w:val="outset" w:sz="6" w:space="0" w:color="auto"/>
@@ -829,7 +829,7 @@
         </w:tc>
         <w:tc>
           <w:tcPr>
-            <w:tcW w:w="1777" w:type="dxa"/>
+            <w:tcW w:w="1658" w:type="dxa"/>
             <w:tcBorders>
               <w:top w:val="outset" w:sz="6" w:space="0" w:color="auto"/>
               <w:left w:val="outset" w:sz="6" w:space="0" w:color="auto"/>
@@ -922,7 +922,7 @@
         </w:tc>
         <w:tc>
           <w:tcPr>
-            <w:tcW w:w="1233" w:type="dxa"/>
+            <w:tcW w:w="1286" w:type="dxa"/>
             <w:vMerge w:val="restart"/>
             <w:tcBorders>
               <w:top w:val="outset" w:sz="6" w:space="0" w:color="auto"/>
@@ -937,11 +937,13 @@
               <w:bottom w:w="0" w:type="dxa"/>
               <w:right w:w="0" w:type="dxa"/>
             </w:tcMar>
-            <w:hideMark/>
-          </w:tcPr>
-          <w:p>
-            <w:pPr>
-              <w:spacing w:after="0" w:line="240" w:lineRule="auto"/>
+            <w:vAlign w:val="center"/>
+            <w:hideMark/>
+          </w:tcPr>
+          <w:p>
+            <w:pPr>
+              <w:spacing w:after="0" w:line="240" w:lineRule="auto"/>
+              <w:jc w:val="center"/>
               <w:rPr>
                 <w:rFonts w:ascii="Arial" w:eastAsia="Times New Roman" w:hAnsi="Arial" w:cs="Arial"/>
                 <w:color w:val="333333"/>
@@ -966,7 +968,7 @@
         </w:tc>
         <w:tc>
           <w:tcPr>
-            <w:tcW w:w="1748" w:type="dxa"/>
+            <w:tcW w:w="2396" w:type="dxa"/>
             <w:vMerge w:val="restart"/>
             <w:tcBorders>
               <w:top w:val="outset" w:sz="6" w:space="0" w:color="auto"/>
@@ -981,11 +983,13 @@
               <w:bottom w:w="0" w:type="dxa"/>
               <w:right w:w="0" w:type="dxa"/>
             </w:tcMar>
-            <w:hideMark/>
-          </w:tcPr>
-          <w:p>
-            <w:pPr>
-              <w:spacing w:after="0" w:line="240" w:lineRule="auto"/>
+            <w:vAlign w:val="center"/>
+            <w:hideMark/>
+          </w:tcPr>
+          <w:p>
+            <w:pPr>
+              <w:spacing w:after="0" w:line="240" w:lineRule="auto"/>
+              <w:jc w:val="center"/>
               <w:rPr>
                 <w:rFonts w:ascii="Arial" w:eastAsia="Times New Roman" w:hAnsi="Arial" w:cs="Arial"/>
                 <w:color w:val="333333"/>
@@ -1010,7 +1014,7 @@
         </w:tc>
         <w:tc>
           <w:tcPr>
-            <w:tcW w:w="1016" w:type="dxa"/>
+            <w:tcW w:w="1269" w:type="dxa"/>
             <w:vMerge w:val="restart"/>
             <w:tcBorders>
               <w:top w:val="outset" w:sz="6" w:space="0" w:color="auto"/>
@@ -1025,11 +1029,13 @@
               <w:bottom w:w="0" w:type="dxa"/>
               <w:right w:w="0" w:type="dxa"/>
             </w:tcMar>
-            <w:hideMark/>
-          </w:tcPr>
-          <w:p>
-            <w:pPr>
-              <w:spacing w:after="0" w:line="240" w:lineRule="auto"/>
+            <w:vAlign w:val="center"/>
+            <w:hideMark/>
+          </w:tcPr>
+          <w:p>
+            <w:pPr>
+              <w:spacing w:after="0" w:line="240" w:lineRule="auto"/>
+              <w:jc w:val="center"/>
               <w:rPr>
                 <w:rFonts w:ascii="Arial" w:eastAsia="Times New Roman" w:hAnsi="Arial" w:cs="Arial"/>
                 <w:color w:val="333333"/>
@@ -1054,7 +1060,7 @@
         </w:tc>
         <w:tc>
           <w:tcPr>
-            <w:tcW w:w="961" w:type="dxa"/>
+            <w:tcW w:w="1134" w:type="dxa"/>
             <w:tcBorders>
               <w:top w:val="outset" w:sz="6" w:space="0" w:color="auto"/>
               <w:left w:val="outset" w:sz="6" w:space="0" w:color="auto"/>
@@ -1099,7 +1105,7 @@
         </w:tc>
         <w:tc>
           <w:tcPr>
-            <w:tcW w:w="1521" w:type="dxa"/>
+            <w:tcW w:w="1559" w:type="dxa"/>
             <w:tcBorders>
               <w:top w:val="outset" w:sz="6" w:space="0" w:color="auto"/>
               <w:left w:val="outset" w:sz="6" w:space="0" w:color="auto"/>
@@ -1142,7 +1148,7 @@
         </w:tc>
         <w:tc>
           <w:tcPr>
-            <w:tcW w:w="1687" w:type="dxa"/>
+            <w:tcW w:w="1843" w:type="dxa"/>
             <w:tcBorders>
               <w:top w:val="outset" w:sz="6" w:space="0" w:color="auto"/>
               <w:left w:val="outset" w:sz="6" w:space="0" w:color="auto"/>
@@ -1185,7 +1191,7 @@
         </w:tc>
         <w:tc>
           <w:tcPr>
-            <w:tcW w:w="1397" w:type="dxa"/>
+            <w:tcW w:w="1519" w:type="dxa"/>
             <w:tcBorders>
               <w:top w:val="outset" w:sz="6" w:space="0" w:color="auto"/>
               <w:left w:val="outset" w:sz="6" w:space="0" w:color="auto"/>
@@ -1271,7 +1277,7 @@
         </w:tc>
         <w:tc>
           <w:tcPr>
-            <w:tcW w:w="1777" w:type="dxa"/>
+            <w:tcW w:w="1658" w:type="dxa"/>
             <w:tcBorders>
               <w:top w:val="outset" w:sz="6" w:space="0" w:color="auto"/>
               <w:left w:val="outset" w:sz="6" w:space="0" w:color="auto"/>
@@ -1309,388 +1315,13 @@
                 <w14:ligatures w14:val="none"/>
               </w:rPr>
               <w:t>{mere_prethodni}</w:t>
-            </w:r>
-          </w:p>
-        </w:tc>
-      </w:tr>
-      <w:tr>
-        <w:tc>
-          <w:tcPr>
-            <w:tcW w:w="0" w:type="auto"/>
-            <w:vMerge/>
-            <w:tcBorders>
-              <w:top w:val="outset" w:sz="6" w:space="0" w:color="auto"/>
-              <w:left w:val="outset" w:sz="6" w:space="0" w:color="auto"/>
-              <w:bottom w:val="outset" w:sz="6" w:space="0" w:color="auto"/>
-              <w:right w:val="outset" w:sz="6" w:space="0" w:color="auto"/>
-            </w:tcBorders>
-            <w:shd w:val="clear" w:color="auto" w:fill="FFFFFF"/>
-            <w:vAlign w:val="center"/>
-            <w:hideMark/>
-          </w:tcPr>
-          <w:p>
-            <w:pPr>
-              <w:spacing w:after="0" w:line="240" w:lineRule="auto"/>
-              <w:rPr>
-                <w:rFonts w:ascii="Arial" w:eastAsia="Times New Roman" w:hAnsi="Arial" w:cs="Arial"/>
-                <w:color w:val="333333"/>
-                <w:kern w:val="0"/>
-                <w:sz w:val="18"/>
-                <w:szCs w:val="18"/>
-                <w14:ligatures w14:val="none"/>
-              </w:rPr>
-            </w:pPr>
-          </w:p>
-        </w:tc>
-        <w:tc>
-          <w:tcPr>
-            <w:tcW w:w="1233" w:type="dxa"/>
-            <w:vMerge/>
-            <w:tcBorders>
-              <w:top w:val="outset" w:sz="6" w:space="0" w:color="auto"/>
-              <w:left w:val="outset" w:sz="6" w:space="0" w:color="auto"/>
-              <w:bottom w:val="outset" w:sz="6" w:space="0" w:color="auto"/>
-              <w:right w:val="outset" w:sz="6" w:space="0" w:color="auto"/>
-            </w:tcBorders>
-            <w:shd w:val="clear" w:color="auto" w:fill="FFFFFF"/>
-            <w:vAlign w:val="center"/>
-            <w:hideMark/>
-          </w:tcPr>
-          <w:p>
-            <w:pPr>
-              <w:spacing w:after="0" w:line="240" w:lineRule="auto"/>
-              <w:rPr>
-                <w:rFonts w:ascii="Arial" w:eastAsia="Times New Roman" w:hAnsi="Arial" w:cs="Arial"/>
-                <w:color w:val="333333"/>
-                <w:kern w:val="0"/>
-                <w:sz w:val="18"/>
-                <w:szCs w:val="18"/>
-                <w14:ligatures w14:val="none"/>
-              </w:rPr>
-            </w:pPr>
-          </w:p>
-        </w:tc>
-        <w:tc>
-          <w:tcPr>
-            <w:tcW w:w="1748" w:type="dxa"/>
-            <w:vMerge/>
-            <w:tcBorders>
-              <w:top w:val="outset" w:sz="6" w:space="0" w:color="auto"/>
-              <w:left w:val="outset" w:sz="6" w:space="0" w:color="auto"/>
-              <w:bottom w:val="outset" w:sz="6" w:space="0" w:color="auto"/>
-              <w:right w:val="outset" w:sz="6" w:space="0" w:color="auto"/>
-            </w:tcBorders>
-            <w:shd w:val="clear" w:color="auto" w:fill="FFFFFF"/>
-            <w:vAlign w:val="center"/>
-            <w:hideMark/>
-          </w:tcPr>
-          <w:p>
-            <w:pPr>
-              <w:spacing w:after="0" w:line="240" w:lineRule="auto"/>
-              <w:rPr>
-                <w:rFonts w:ascii="Arial" w:eastAsia="Times New Roman" w:hAnsi="Arial" w:cs="Arial"/>
-                <w:color w:val="333333"/>
-                <w:kern w:val="0"/>
-                <w:sz w:val="18"/>
-                <w:szCs w:val="18"/>
-                <w14:ligatures w14:val="none"/>
-              </w:rPr>
-            </w:pPr>
-          </w:p>
-        </w:tc>
-        <w:tc>
-          <w:tcPr>
-            <w:tcW w:w="1016" w:type="dxa"/>
-            <w:vMerge/>
-            <w:tcBorders>
-              <w:top w:val="outset" w:sz="6" w:space="0" w:color="auto"/>
-              <w:left w:val="outset" w:sz="6" w:space="0" w:color="auto"/>
-              <w:bottom w:val="outset" w:sz="6" w:space="0" w:color="auto"/>
-              <w:right w:val="outset" w:sz="6" w:space="0" w:color="auto"/>
-            </w:tcBorders>
-            <w:shd w:val="clear" w:color="auto" w:fill="FFFFFF"/>
-            <w:vAlign w:val="center"/>
-            <w:hideMark/>
-          </w:tcPr>
-          <w:p>
-            <w:pPr>
-              <w:spacing w:after="0" w:line="240" w:lineRule="auto"/>
-              <w:rPr>
-                <w:rFonts w:ascii="Arial" w:eastAsia="Times New Roman" w:hAnsi="Arial" w:cs="Arial"/>
-                <w:color w:val="333333"/>
-                <w:kern w:val="0"/>
-                <w:sz w:val="18"/>
-                <w:szCs w:val="18"/>
-                <w14:ligatures w14:val="none"/>
-              </w:rPr>
-            </w:pPr>
-          </w:p>
-        </w:tc>
-        <w:tc>
-          <w:tcPr>
-            <w:tcW w:w="961" w:type="dxa"/>
-            <w:vMerge w:val="restart"/>
-            <w:tcBorders>
-              <w:top w:val="outset" w:sz="6" w:space="0" w:color="auto"/>
-              <w:left w:val="outset" w:sz="6" w:space="0" w:color="auto"/>
-              <w:bottom w:val="outset" w:sz="6" w:space="0" w:color="auto"/>
-              <w:right w:val="outset" w:sz="6" w:space="0" w:color="auto"/>
-            </w:tcBorders>
-            <w:shd w:val="clear" w:color="auto" w:fill="FFFFFF"/>
-            <w:tcMar>
-              <w:top w:w="0" w:type="dxa"/>
-              <w:left w:w="0" w:type="dxa"/>
-              <w:bottom w:w="0" w:type="dxa"/>
-              <w:right w:w="0" w:type="dxa"/>
-            </w:tcMar>
-            <w:vAlign w:val="center"/>
-            <w:hideMark/>
-          </w:tcPr>
-          <w:p>
-            <w:pPr>
-              <w:spacing w:after="0" w:line="240" w:lineRule="auto"/>
-              <w:jc w:val="center"/>
-              <w:rPr>
-                <w:rFonts w:ascii="Arial" w:eastAsia="Times New Roman" w:hAnsi="Arial" w:cs="Arial"/>
-                <w:color w:val="333333"/>
-                <w:kern w:val="0"/>
-                <w:sz w:val="18"/>
-                <w:szCs w:val="18"/>
-                <w14:ligatures w14:val="none"/>
-              </w:rPr>
-            </w:pPr>
-            <w:r>
-              <w:rPr>
-                <w:rFonts w:ascii="Arial" w:eastAsia="Times New Roman" w:hAnsi="Arial" w:cs="Arial"/>
-                <w:color w:val="333333"/>
-                <w:kern w:val="0"/>
-                <w:sz w:val="18"/>
-                <w:szCs w:val="18"/>
-                <w14:ligatures w14:val="none"/>
-              </w:rPr>
-              <w:t>Periodični</w:t>
-            </w:r>
-          </w:p>
-        </w:tc>
-        <w:tc>
-          <w:tcPr>
-            <w:tcW w:w="1521" w:type="dxa"/>
-            <w:tcBorders>
-              <w:top w:val="outset" w:sz="6" w:space="0" w:color="auto"/>
-              <w:left w:val="outset" w:sz="6" w:space="0" w:color="auto"/>
-              <w:bottom w:val="outset" w:sz="6" w:space="0" w:color="auto"/>
-              <w:right w:val="outset" w:sz="6" w:space="0" w:color="auto"/>
-            </w:tcBorders>
-            <w:shd w:val="clear" w:color="auto" w:fill="FFFFFF"/>
-            <w:tcMar>
-              <w:top w:w="0" w:type="dxa"/>
-              <w:left w:w="0" w:type="dxa"/>
-              <w:bottom w:w="0" w:type="dxa"/>
-              <w:right w:w="0" w:type="dxa"/>
-            </w:tcMar>
-            <w:hideMark/>
-          </w:tcPr>
-          <w:p>
-            <w:pPr>
-              <w:spacing w:after="0" w:line="240" w:lineRule="auto"/>
-              <w:rPr>
-                <w:rFonts w:ascii="Arial" w:eastAsia="Times New Roman" w:hAnsi="Arial" w:cs="Arial"/>
-                <w:color w:val="333333"/>
-                <w:kern w:val="0"/>
-                <w:sz w:val="18"/>
-                <w:szCs w:val="18"/>
-                <w14:ligatures w14:val="none"/>
-              </w:rPr>
-            </w:pPr>
-            <w:r>
-              <w:rPr>
-                <w:rFonts w:ascii="Arial" w:eastAsia="Times New Roman" w:hAnsi="Arial" w:cs="Arial"/>
-                <w:color w:val="333333"/>
-                <w:kern w:val="0"/>
-                <w:sz w:val="18"/>
-                <w:szCs w:val="18"/>
-                <w14:ligatures w14:val="none"/>
-              </w:rPr>
-              <w:t>{datum_p1}</w:t>
-            </w:r>
-          </w:p>
-        </w:tc>
-        <w:tc>
-          <w:tcPr>
-            <w:tcW w:w="1687" w:type="dxa"/>
-            <w:tcBorders>
-              <w:top w:val="outset" w:sz="6" w:space="0" w:color="auto"/>
-              <w:left w:val="outset" w:sz="6" w:space="0" w:color="auto"/>
-              <w:bottom w:val="outset" w:sz="6" w:space="0" w:color="auto"/>
-              <w:right w:val="outset" w:sz="6" w:space="0" w:color="auto"/>
-            </w:tcBorders>
-            <w:shd w:val="clear" w:color="auto" w:fill="FFFFFF"/>
-            <w:tcMar>
-              <w:top w:w="0" w:type="dxa"/>
-              <w:left w:w="0" w:type="dxa"/>
-              <w:bottom w:w="0" w:type="dxa"/>
-              <w:right w:w="0" w:type="dxa"/>
-            </w:tcMar>
-            <w:hideMark/>
-          </w:tcPr>
-          <w:p>
-            <w:pPr>
-              <w:spacing w:after="0" w:line="240" w:lineRule="auto"/>
-              <w:rPr>
-                <w:rFonts w:ascii="Arial" w:eastAsia="Times New Roman" w:hAnsi="Arial" w:cs="Arial"/>
-                <w:color w:val="333333"/>
-                <w:kern w:val="0"/>
-                <w:sz w:val="18"/>
-                <w:szCs w:val="18"/>
-                <w14:ligatures w14:val="none"/>
-              </w:rPr>
-            </w:pPr>
-            <w:r>
-              <w:rPr>
-                <w:rFonts w:ascii="Arial" w:eastAsia="Times New Roman" w:hAnsi="Arial" w:cs="Arial"/>
-                <w:color w:val="333333"/>
-                <w:kern w:val="0"/>
-                <w:sz w:val="18"/>
-                <w:szCs w:val="18"/>
-                <w14:ligatures w14:val="none"/>
-              </w:rPr>
-              <w:t>{sledeci_p1}</w:t>
-            </w:r>
-          </w:p>
-        </w:tc>
-        <w:tc>
-          <w:tcPr>
-            <w:tcW w:w="1397" w:type="dxa"/>
-            <w:tcBorders>
-              <w:top w:val="outset" w:sz="6" w:space="0" w:color="auto"/>
-              <w:left w:val="outset" w:sz="6" w:space="0" w:color="auto"/>
-              <w:bottom w:val="outset" w:sz="6" w:space="0" w:color="auto"/>
-              <w:right w:val="outset" w:sz="6" w:space="0" w:color="auto"/>
-            </w:tcBorders>
-            <w:shd w:val="clear" w:color="auto" w:fill="FFFFFF"/>
-            <w:tcMar>
-              <w:top w:w="0" w:type="dxa"/>
-              <w:left w:w="0" w:type="dxa"/>
-              <w:bottom w:w="0" w:type="dxa"/>
-              <w:right w:w="0" w:type="dxa"/>
-            </w:tcMar>
-            <w:hideMark/>
-          </w:tcPr>
-          <w:p>
-            <w:pPr>
-              <w:spacing w:after="0" w:line="240" w:lineRule="auto"/>
-              <w:rPr>
-                <w:rFonts w:ascii="Arial" w:eastAsia="Times New Roman" w:hAnsi="Arial" w:cs="Arial"/>
-                <w:color w:val="333333"/>
-                <w:kern w:val="0"/>
-                <w:sz w:val="18"/>
-                <w:szCs w:val="18"/>
-                <w14:ligatures w14:val="none"/>
-              </w:rPr>
-            </w:pPr>
-            <w:r>
-              <w:rPr>
-                <w:rFonts w:ascii="Arial" w:eastAsia="Times New Roman" w:hAnsi="Arial" w:cs="Arial"/>
-                <w:color w:val="333333"/>
-                <w:kern w:val="0"/>
-                <w:sz w:val="18"/>
-                <w:szCs w:val="18"/>
-                <w14:ligatures w14:val="none"/>
-              </w:rPr>
-              <w:t>{broj_p1}</w:t>
-            </w:r>
-          </w:p>
-        </w:tc>
-        <w:tc>
-          <w:tcPr>
-            <w:tcW w:w="0" w:type="auto"/>
-            <w:tcBorders>
-              <w:top w:val="outset" w:sz="6" w:space="0" w:color="auto"/>
-              <w:left w:val="outset" w:sz="6" w:space="0" w:color="auto"/>
-              <w:bottom w:val="outset" w:sz="6" w:space="0" w:color="auto"/>
-              <w:right w:val="outset" w:sz="6" w:space="0" w:color="auto"/>
-            </w:tcBorders>
-            <w:shd w:val="clear" w:color="auto" w:fill="FFFFFF"/>
-            <w:tcMar>
-              <w:top w:w="0" w:type="dxa"/>
-              <w:left w:w="0" w:type="dxa"/>
-              <w:bottom w:w="0" w:type="dxa"/>
-              <w:right w:w="0" w:type="dxa"/>
-            </w:tcMar>
-            <w:hideMark/>
-          </w:tcPr>
-          <w:p>
-            <w:pPr>
-              <w:spacing w:after="0" w:line="240" w:lineRule="auto"/>
-              <w:rPr>
-                <w:rFonts w:ascii="Arial" w:eastAsia="Times New Roman" w:hAnsi="Arial" w:cs="Arial"/>
-                <w:color w:val="333333"/>
-                <w:kern w:val="0"/>
-                <w:sz w:val="18"/>
-                <w:szCs w:val="18"/>
-                <w14:ligatures w14:val="none"/>
-              </w:rPr>
-            </w:pPr>
-            <w:r>
-              <w:rPr>
-                <w:rFonts w:ascii="Arial" w:eastAsia="Times New Roman" w:hAnsi="Arial" w:cs="Arial"/>
-                <w:color w:val="333333"/>
-                <w:kern w:val="0"/>
-                <w:sz w:val="18"/>
-                <w:szCs w:val="18"/>
-                <w14:ligatures w14:val="none"/>
-              </w:rPr>
-              <w:t>{ocena_p1}</w:t>
-            </w:r>
-          </w:p>
-        </w:tc>
-        <w:tc>
-          <w:tcPr>
-            <w:tcW w:w="1777" w:type="dxa"/>
-            <w:tcBorders>
-              <w:top w:val="outset" w:sz="6" w:space="0" w:color="auto"/>
-              <w:left w:val="outset" w:sz="6" w:space="0" w:color="auto"/>
-              <w:bottom w:val="outset" w:sz="6" w:space="0" w:color="auto"/>
-              <w:right w:val="outset" w:sz="6" w:space="0" w:color="auto"/>
-            </w:tcBorders>
-            <w:shd w:val="clear" w:color="auto" w:fill="FFFFFF"/>
-            <w:tcMar>
-              <w:top w:w="0" w:type="dxa"/>
-              <w:left w:w="0" w:type="dxa"/>
-              <w:bottom w:w="0" w:type="dxa"/>
-              <w:right w:w="0" w:type="dxa"/>
-            </w:tcMar>
-            <w:hideMark/>
-          </w:tcPr>
-          <w:p>
-            <w:pPr>
-              <w:spacing w:after="0" w:line="240" w:lineRule="auto"/>
-              <w:rPr>
-                <w:rFonts w:ascii="Arial" w:eastAsia="Times New Roman" w:hAnsi="Arial" w:cs="Arial"/>
-                <w:color w:val="333333"/>
-                <w:kern w:val="0"/>
-                <w:sz w:val="18"/>
-                <w:szCs w:val="18"/>
-                <w14:ligatures w14:val="none"/>
-              </w:rPr>
-            </w:pPr>
-            <w:r>
-              <w:rPr>
-                <w:rFonts w:ascii="Arial" w:eastAsia="Times New Roman" w:hAnsi="Arial" w:cs="Arial"/>
-                <w:color w:val="333333"/>
-                <w:kern w:val="0"/>
-                <w:sz w:val="18"/>
-                <w:szCs w:val="18"/>
-                <w14:ligatures w14:val="none"/>
-              </w:rPr>
-              <w:t>{mere_p1}</w:t>
             </w:r>
           </w:p>
         </w:tc>
       </w:tr>
       <w:tr>
         <w:trPr>
-          <w:trHeight w:val="811"/>
+          <w:trHeight w:val="284"/>
         </w:trPr>
         <w:tc>
           <w:tcPr>
@@ -1722,7 +1353,7 @@
         </w:tc>
         <w:tc>
           <w:tcPr>
-            <w:tcW w:w="1233" w:type="dxa"/>
+            <w:tcW w:w="1286" w:type="dxa"/>
             <w:vMerge/>
             <w:tcBorders>
               <w:top w:val="outset" w:sz="6" w:space="0" w:color="auto"/>
@@ -1750,7 +1381,7 @@
         </w:tc>
         <w:tc>
           <w:tcPr>
-            <w:tcW w:w="1748" w:type="dxa"/>
+            <w:tcW w:w="2396" w:type="dxa"/>
             <w:vMerge/>
             <w:tcBorders>
               <w:top w:val="outset" w:sz="6" w:space="0" w:color="auto"/>
@@ -1778,7 +1409,7 @@
         </w:tc>
         <w:tc>
           <w:tcPr>
-            <w:tcW w:w="1016" w:type="dxa"/>
+            <w:tcW w:w="1269" w:type="dxa"/>
             <w:vMerge/>
             <w:tcBorders>
               <w:top w:val="outset" w:sz="6" w:space="0" w:color="auto"/>
@@ -1806,7 +1437,283 @@
         </w:tc>
         <w:tc>
           <w:tcPr>
-            <w:tcW w:w="961" w:type="dxa"/>
+            <w:tcW w:w="1134" w:type="dxa"/>
+            <w:vMerge w:val="restart"/>
+            <w:tcBorders>
+              <w:top w:val="outset" w:sz="6" w:space="0" w:color="auto"/>
+              <w:left w:val="outset" w:sz="6" w:space="0" w:color="auto"/>
+              <w:bottom w:val="outset" w:sz="6" w:space="0" w:color="auto"/>
+              <w:right w:val="outset" w:sz="6" w:space="0" w:color="auto"/>
+            </w:tcBorders>
+            <w:shd w:val="clear" w:color="auto" w:fill="FFFFFF"/>
+            <w:tcMar>
+              <w:top w:w="0" w:type="dxa"/>
+              <w:left w:w="0" w:type="dxa"/>
+              <w:bottom w:w="0" w:type="dxa"/>
+              <w:right w:w="0" w:type="dxa"/>
+            </w:tcMar>
+            <w:vAlign w:val="center"/>
+            <w:hideMark/>
+          </w:tcPr>
+          <w:p>
+            <w:pPr>
+              <w:spacing w:after="0" w:line="240" w:lineRule="auto"/>
+              <w:jc w:val="center"/>
+              <w:rPr>
+                <w:rFonts w:ascii="Arial" w:eastAsia="Times New Roman" w:hAnsi="Arial" w:cs="Arial"/>
+                <w:color w:val="333333"/>
+                <w:kern w:val="0"/>
+                <w:sz w:val="18"/>
+                <w:szCs w:val="18"/>
+                <w14:ligatures w14:val="none"/>
+              </w:rPr>
+            </w:pPr>
+            <w:r>
+              <w:rPr>
+                <w:rFonts w:ascii="Arial" w:eastAsia="Times New Roman" w:hAnsi="Arial" w:cs="Arial"/>
+                <w:color w:val="333333"/>
+                <w:kern w:val="0"/>
+                <w:sz w:val="18"/>
+                <w:szCs w:val="18"/>
+                <w14:ligatures w14:val="none"/>
+              </w:rPr>
+              <w:t>Periodični</w:t>
+            </w:r>
+          </w:p>
+        </w:tc>
+        <w:tc>
+          <w:tcPr>
+            <w:tcW w:w="1559" w:type="dxa"/>
+            <w:tcBorders>
+              <w:top w:val="outset" w:sz="6" w:space="0" w:color="auto"/>
+              <w:left w:val="outset" w:sz="6" w:space="0" w:color="auto"/>
+              <w:bottom w:val="outset" w:sz="6" w:space="0" w:color="auto"/>
+              <w:right w:val="outset" w:sz="6" w:space="0" w:color="auto"/>
+            </w:tcBorders>
+            <w:shd w:val="clear" w:color="auto" w:fill="FFFFFF"/>
+            <w:tcMar>
+              <w:top w:w="0" w:type="dxa"/>
+              <w:left w:w="0" w:type="dxa"/>
+              <w:bottom w:w="0" w:type="dxa"/>
+              <w:right w:w="0" w:type="dxa"/>
+            </w:tcMar>
+            <w:vAlign w:val="center"/>
+            <w:hideMark/>
+          </w:tcPr>
+          <w:p>
+            <w:pPr>
+              <w:spacing w:after="0" w:line="240" w:lineRule="auto"/>
+              <w:jc w:val="center"/>
+              <w:rPr>
+                <w:rFonts w:ascii="Arial" w:eastAsia="Times New Roman" w:hAnsi="Arial" w:cs="Arial"/>
+                <w:color w:val="333333"/>
+                <w:kern w:val="0"/>
+                <w:sz w:val="18"/>
+                <w:szCs w:val="18"/>
+                <w14:ligatures w14:val="none"/>
+              </w:rPr>
+            </w:pPr>
+            <w:r>
+              <w:rPr>
+                <w:rFonts w:ascii="Arial" w:eastAsia="Times New Roman" w:hAnsi="Arial" w:cs="Arial"/>
+                <w:color w:val="333333"/>
+                <w:kern w:val="0"/>
+                <w:sz w:val="18"/>
+                <w:szCs w:val="18"/>
+                <w14:ligatures w14:val="none"/>
+              </w:rPr>
+              <w:t>{datum_p1}</w:t>
+            </w:r>
+          </w:p>
+        </w:tc>
+        <w:tc>
+          <w:tcPr>
+            <w:tcW w:w="1843" w:type="dxa"/>
+            <w:tcBorders>
+              <w:top w:val="outset" w:sz="6" w:space="0" w:color="auto"/>
+              <w:left w:val="outset" w:sz="6" w:space="0" w:color="auto"/>
+              <w:bottom w:val="outset" w:sz="6" w:space="0" w:color="auto"/>
+              <w:right w:val="outset" w:sz="6" w:space="0" w:color="auto"/>
+            </w:tcBorders>
+            <w:shd w:val="clear" w:color="auto" w:fill="FFFFFF"/>
+            <w:tcMar>
+              <w:top w:w="0" w:type="dxa"/>
+              <w:left w:w="0" w:type="dxa"/>
+              <w:bottom w:w="0" w:type="dxa"/>
+              <w:right w:w="0" w:type="dxa"/>
+            </w:tcMar>
+            <w:vAlign w:val="center"/>
+            <w:hideMark/>
+          </w:tcPr>
+          <w:p>
+            <w:pPr>
+              <w:spacing w:after="0" w:line="240" w:lineRule="auto"/>
+              <w:jc w:val="center"/>
+              <w:rPr>
+                <w:rFonts w:ascii="Arial" w:eastAsia="Times New Roman" w:hAnsi="Arial" w:cs="Arial"/>
+                <w:color w:val="333333"/>
+                <w:kern w:val="0"/>
+                <w:sz w:val="18"/>
+                <w:szCs w:val="18"/>
+                <w14:ligatures w14:val="none"/>
+              </w:rPr>
+            </w:pPr>
+            <w:r>
+              <w:rPr>
+                <w:rFonts w:ascii="Arial" w:eastAsia="Times New Roman" w:hAnsi="Arial" w:cs="Arial"/>
+                <w:color w:val="333333"/>
+                <w:kern w:val="0"/>
+                <w:sz w:val="18"/>
+                <w:szCs w:val="18"/>
+                <w14:ligatures w14:val="none"/>
+              </w:rPr>
+              <w:t>{sledeci_p1}</w:t>
+            </w:r>
+          </w:p>
+        </w:tc>
+        <w:tc>
+          <w:tcPr>
+            <w:tcW w:w="1519" w:type="dxa"/>
+            <w:tcBorders>
+              <w:top w:val="outset" w:sz="6" w:space="0" w:color="auto"/>
+              <w:left w:val="outset" w:sz="6" w:space="0" w:color="auto"/>
+              <w:bottom w:val="outset" w:sz="6" w:space="0" w:color="auto"/>
+              <w:right w:val="outset" w:sz="6" w:space="0" w:color="auto"/>
+            </w:tcBorders>
+            <w:shd w:val="clear" w:color="auto" w:fill="FFFFFF"/>
+            <w:tcMar>
+              <w:top w:w="0" w:type="dxa"/>
+              <w:left w:w="0" w:type="dxa"/>
+              <w:bottom w:w="0" w:type="dxa"/>
+              <w:right w:w="0" w:type="dxa"/>
+            </w:tcMar>
+            <w:vAlign w:val="center"/>
+            <w:hideMark/>
+          </w:tcPr>
+          <w:p>
+            <w:pPr>
+              <w:spacing w:after="0" w:line="240" w:lineRule="auto"/>
+              <w:jc w:val="center"/>
+              <w:rPr>
+                <w:rFonts w:ascii="Arial" w:eastAsia="Times New Roman" w:hAnsi="Arial" w:cs="Arial"/>
+                <w:color w:val="333333"/>
+                <w:kern w:val="0"/>
+                <w:sz w:val="18"/>
+                <w:szCs w:val="18"/>
+                <w14:ligatures w14:val="none"/>
+              </w:rPr>
+            </w:pPr>
+            <w:r>
+              <w:rPr>
+                <w:rFonts w:ascii="Arial" w:eastAsia="Times New Roman" w:hAnsi="Arial" w:cs="Arial"/>
+                <w:color w:val="333333"/>
+                <w:kern w:val="0"/>
+                <w:sz w:val="18"/>
+                <w:szCs w:val="18"/>
+                <w14:ligatures w14:val="none"/>
+              </w:rPr>
+              <w:t>{broj_p1}</w:t>
+            </w:r>
+          </w:p>
+        </w:tc>
+        <w:tc>
+          <w:tcPr>
+            <w:tcW w:w="0" w:type="auto"/>
+            <w:tcBorders>
+              <w:top w:val="outset" w:sz="6" w:space="0" w:color="auto"/>
+              <w:left w:val="outset" w:sz="6" w:space="0" w:color="auto"/>
+              <w:bottom w:val="outset" w:sz="6" w:space="0" w:color="auto"/>
+              <w:right w:val="outset" w:sz="6" w:space="0" w:color="auto"/>
+            </w:tcBorders>
+            <w:shd w:val="clear" w:color="auto" w:fill="FFFFFF"/>
+            <w:tcMar>
+              <w:top w:w="0" w:type="dxa"/>
+              <w:left w:w="0" w:type="dxa"/>
+              <w:bottom w:w="0" w:type="dxa"/>
+              <w:right w:w="0" w:type="dxa"/>
+            </w:tcMar>
+            <w:vAlign w:val="center"/>
+            <w:hideMark/>
+          </w:tcPr>
+          <w:p>
+            <w:pPr>
+              <w:spacing w:after="0" w:line="240" w:lineRule="auto"/>
+              <w:jc w:val="center"/>
+              <w:rPr>
+                <w:rFonts w:ascii="Arial" w:eastAsia="Times New Roman" w:hAnsi="Arial" w:cs="Arial"/>
+                <w:color w:val="333333"/>
+                <w:kern w:val="0"/>
+                <w:sz w:val="18"/>
+                <w:szCs w:val="18"/>
+                <w14:ligatures w14:val="none"/>
+              </w:rPr>
+            </w:pPr>
+            <w:r>
+              <w:rPr>
+                <w:rFonts w:ascii="Arial" w:eastAsia="Times New Roman" w:hAnsi="Arial" w:cs="Arial"/>
+                <w:color w:val="333333"/>
+                <w:kern w:val="0"/>
+                <w:sz w:val="18"/>
+                <w:szCs w:val="18"/>
+                <w14:ligatures w14:val="none"/>
+              </w:rPr>
+              <w:t>{ocena_p1}</w:t>
+            </w:r>
+          </w:p>
+        </w:tc>
+        <w:tc>
+          <w:tcPr>
+            <w:tcW w:w="1658" w:type="dxa"/>
+            <w:tcBorders>
+              <w:top w:val="outset" w:sz="6" w:space="0" w:color="auto"/>
+              <w:left w:val="outset" w:sz="6" w:space="0" w:color="auto"/>
+              <w:bottom w:val="outset" w:sz="6" w:space="0" w:color="auto"/>
+              <w:right w:val="outset" w:sz="6" w:space="0" w:color="auto"/>
+            </w:tcBorders>
+            <w:shd w:val="clear" w:color="auto" w:fill="FFFFFF"/>
+            <w:tcMar>
+              <w:top w:w="0" w:type="dxa"/>
+              <w:left w:w="0" w:type="dxa"/>
+              <w:bottom w:w="0" w:type="dxa"/>
+              <w:right w:w="0" w:type="dxa"/>
+            </w:tcMar>
+            <w:vAlign w:val="center"/>
+            <w:hideMark/>
+          </w:tcPr>
+          <w:p>
+            <w:pPr>
+              <w:spacing w:after="0" w:line="240" w:lineRule="auto"/>
+              <w:jc w:val="center"/>
+              <w:rPr>
+                <w:rFonts w:ascii="Arial" w:eastAsia="Times New Roman" w:hAnsi="Arial" w:cs="Arial"/>
+                <w:color w:val="333333"/>
+                <w:kern w:val="0"/>
+                <w:sz w:val="18"/>
+                <w:szCs w:val="18"/>
+                <w14:ligatures w14:val="none"/>
+              </w:rPr>
+            </w:pPr>
+            <w:r>
+              <w:rPr>
+                <w:rFonts w:ascii="Arial" w:eastAsia="Times New Roman" w:hAnsi="Arial" w:cs="Arial"/>
+                <w:color w:val="333333"/>
+                <w:kern w:val="0"/>
+                <w:sz w:val="18"/>
+                <w:szCs w:val="18"/>
+                <w14:ligatures w14:val="none"/>
+              </w:rPr>
+              <w:t>{mere_p1}</w:t>
+            </w:r>
+          </w:p>
+        </w:tc>
+      </w:tr>
+      <w:tr>
+        <w:trPr>
+          <w:trHeight w:val="284"/>
+        </w:trPr>
+        <w:tc>
+          <w:tcPr>
+            <w:tcW w:w="0" w:type="auto"/>
             <w:vMerge/>
             <w:tcBorders>
               <w:top w:val="outset" w:sz="6" w:space="0" w:color="auto"/>
@@ -1834,24 +1741,139 @@
         </w:tc>
         <w:tc>
           <w:tcPr>
-            <w:tcW w:w="1521" w:type="dxa"/>
-            <w:tcBorders>
-              <w:top w:val="outset" w:sz="6" w:space="0" w:color="auto"/>
-              <w:left w:val="outset" w:sz="6" w:space="0" w:color="auto"/>
-              <w:right w:val="outset" w:sz="6" w:space="0" w:color="auto"/>
-            </w:tcBorders>
-            <w:shd w:val="clear" w:color="auto" w:fill="FFFFFF"/>
-            <w:tcMar>
-              <w:top w:w="0" w:type="dxa"/>
-              <w:left w:w="0" w:type="dxa"/>
-              <w:bottom w:w="0" w:type="dxa"/>
-              <w:right w:w="0" w:type="dxa"/>
-            </w:tcMar>
-            <w:hideMark/>
-          </w:tcPr>
-          <w:p>
-            <w:pPr>
-              <w:spacing w:after="0" w:line="240" w:lineRule="auto"/>
+            <w:tcW w:w="1286" w:type="dxa"/>
+            <w:vMerge/>
+            <w:tcBorders>
+              <w:top w:val="outset" w:sz="6" w:space="0" w:color="auto"/>
+              <w:left w:val="outset" w:sz="6" w:space="0" w:color="auto"/>
+              <w:bottom w:val="outset" w:sz="6" w:space="0" w:color="auto"/>
+              <w:right w:val="outset" w:sz="6" w:space="0" w:color="auto"/>
+            </w:tcBorders>
+            <w:shd w:val="clear" w:color="auto" w:fill="FFFFFF"/>
+            <w:vAlign w:val="center"/>
+            <w:hideMark/>
+          </w:tcPr>
+          <w:p>
+            <w:pPr>
+              <w:spacing w:after="0" w:line="240" w:lineRule="auto"/>
+              <w:rPr>
+                <w:rFonts w:ascii="Arial" w:eastAsia="Times New Roman" w:hAnsi="Arial" w:cs="Arial"/>
+                <w:color w:val="333333"/>
+                <w:kern w:val="0"/>
+                <w:sz w:val="18"/>
+                <w:szCs w:val="18"/>
+                <w14:ligatures w14:val="none"/>
+              </w:rPr>
+            </w:pPr>
+          </w:p>
+        </w:tc>
+        <w:tc>
+          <w:tcPr>
+            <w:tcW w:w="2396" w:type="dxa"/>
+            <w:vMerge/>
+            <w:tcBorders>
+              <w:top w:val="outset" w:sz="6" w:space="0" w:color="auto"/>
+              <w:left w:val="outset" w:sz="6" w:space="0" w:color="auto"/>
+              <w:bottom w:val="outset" w:sz="6" w:space="0" w:color="auto"/>
+              <w:right w:val="outset" w:sz="6" w:space="0" w:color="auto"/>
+            </w:tcBorders>
+            <w:shd w:val="clear" w:color="auto" w:fill="FFFFFF"/>
+            <w:vAlign w:val="center"/>
+            <w:hideMark/>
+          </w:tcPr>
+          <w:p>
+            <w:pPr>
+              <w:spacing w:after="0" w:line="240" w:lineRule="auto"/>
+              <w:rPr>
+                <w:rFonts w:ascii="Arial" w:eastAsia="Times New Roman" w:hAnsi="Arial" w:cs="Arial"/>
+                <w:color w:val="333333"/>
+                <w:kern w:val="0"/>
+                <w:sz w:val="18"/>
+                <w:szCs w:val="18"/>
+                <w14:ligatures w14:val="none"/>
+              </w:rPr>
+            </w:pPr>
+          </w:p>
+        </w:tc>
+        <w:tc>
+          <w:tcPr>
+            <w:tcW w:w="1269" w:type="dxa"/>
+            <w:vMerge/>
+            <w:tcBorders>
+              <w:top w:val="outset" w:sz="6" w:space="0" w:color="auto"/>
+              <w:left w:val="outset" w:sz="6" w:space="0" w:color="auto"/>
+              <w:bottom w:val="outset" w:sz="6" w:space="0" w:color="auto"/>
+              <w:right w:val="outset" w:sz="6" w:space="0" w:color="auto"/>
+            </w:tcBorders>
+            <w:shd w:val="clear" w:color="auto" w:fill="FFFFFF"/>
+            <w:vAlign w:val="center"/>
+            <w:hideMark/>
+          </w:tcPr>
+          <w:p>
+            <w:pPr>
+              <w:spacing w:after="0" w:line="240" w:lineRule="auto"/>
+              <w:rPr>
+                <w:rFonts w:ascii="Arial" w:eastAsia="Times New Roman" w:hAnsi="Arial" w:cs="Arial"/>
+                <w:color w:val="333333"/>
+                <w:kern w:val="0"/>
+                <w:sz w:val="18"/>
+                <w:szCs w:val="18"/>
+                <w14:ligatures w14:val="none"/>
+              </w:rPr>
+            </w:pPr>
+          </w:p>
+        </w:tc>
+        <w:tc>
+          <w:tcPr>
+            <w:tcW w:w="1134" w:type="dxa"/>
+            <w:vMerge/>
+            <w:tcBorders>
+              <w:top w:val="outset" w:sz="6" w:space="0" w:color="auto"/>
+              <w:left w:val="outset" w:sz="6" w:space="0" w:color="auto"/>
+              <w:bottom w:val="outset" w:sz="6" w:space="0" w:color="auto"/>
+              <w:right w:val="outset" w:sz="6" w:space="0" w:color="auto"/>
+            </w:tcBorders>
+            <w:shd w:val="clear" w:color="auto" w:fill="FFFFFF"/>
+            <w:vAlign w:val="center"/>
+            <w:hideMark/>
+          </w:tcPr>
+          <w:p>
+            <w:pPr>
+              <w:spacing w:after="0" w:line="240" w:lineRule="auto"/>
+              <w:rPr>
+                <w:rFonts w:ascii="Arial" w:eastAsia="Times New Roman" w:hAnsi="Arial" w:cs="Arial"/>
+                <w:color w:val="333333"/>
+                <w:kern w:val="0"/>
+                <w:sz w:val="18"/>
+                <w:szCs w:val="18"/>
+                <w14:ligatures w14:val="none"/>
+              </w:rPr>
+            </w:pPr>
+          </w:p>
+        </w:tc>
+        <w:tc>
+          <w:tcPr>
+            <w:tcW w:w="1559" w:type="dxa"/>
+            <w:tcBorders>
+              <w:top w:val="outset" w:sz="6" w:space="0" w:color="auto"/>
+              <w:left w:val="outset" w:sz="6" w:space="0" w:color="auto"/>
+              <w:bottom w:val="outset" w:sz="6" w:space="0" w:color="auto"/>
+              <w:right w:val="outset" w:sz="6" w:space="0" w:color="auto"/>
+            </w:tcBorders>
+            <w:shd w:val="clear" w:color="auto" w:fill="FFFFFF"/>
+            <w:tcMar>
+              <w:top w:w="0" w:type="dxa"/>
+              <w:left w:w="0" w:type="dxa"/>
+              <w:bottom w:w="0" w:type="dxa"/>
+              <w:right w:w="0" w:type="dxa"/>
+            </w:tcMar>
+            <w:vAlign w:val="center"/>
+            <w:hideMark/>
+          </w:tcPr>
+          <w:p>
+            <w:pPr>
+              <w:spacing w:after="0" w:line="240" w:lineRule="auto"/>
+              <w:jc w:val="center"/>
               <w:rPr>
                 <w:rFonts w:ascii="Arial" w:eastAsia="Times New Roman" w:hAnsi="Arial" w:cs="Arial"/>
                 <w:color w:val="333333"/>
@@ -1873,9 +1895,355 @@
               <w:t>{datum_p2}</w:t>
             </w:r>
           </w:p>
-          <w:p>
-            <w:pPr>
-              <w:spacing w:after="0" w:line="240" w:lineRule="auto"/>
+        </w:tc>
+        <w:tc>
+          <w:tcPr>
+            <w:tcW w:w="1843" w:type="dxa"/>
+            <w:tcBorders>
+              <w:top w:val="outset" w:sz="6" w:space="0" w:color="auto"/>
+              <w:left w:val="outset" w:sz="6" w:space="0" w:color="auto"/>
+              <w:bottom w:val="outset" w:sz="6" w:space="0" w:color="auto"/>
+              <w:right w:val="outset" w:sz="6" w:space="0" w:color="auto"/>
+            </w:tcBorders>
+            <w:shd w:val="clear" w:color="auto" w:fill="FFFFFF"/>
+            <w:tcMar>
+              <w:top w:w="0" w:type="dxa"/>
+              <w:left w:w="0" w:type="dxa"/>
+              <w:bottom w:w="0" w:type="dxa"/>
+              <w:right w:w="0" w:type="dxa"/>
+            </w:tcMar>
+            <w:vAlign w:val="center"/>
+            <w:hideMark/>
+          </w:tcPr>
+          <w:p>
+            <w:pPr>
+              <w:spacing w:after="0" w:line="240" w:lineRule="auto"/>
+              <w:jc w:val="center"/>
+              <w:rPr>
+                <w:rFonts w:ascii="Arial" w:eastAsia="Times New Roman" w:hAnsi="Arial" w:cs="Arial"/>
+                <w:color w:val="333333"/>
+                <w:kern w:val="0"/>
+                <w:sz w:val="18"/>
+                <w:szCs w:val="18"/>
+                <w14:ligatures w14:val="none"/>
+              </w:rPr>
+            </w:pPr>
+            <w:r>
+              <w:rPr>
+                <w:rFonts w:ascii="Arial" w:eastAsia="Times New Roman" w:hAnsi="Arial" w:cs="Arial"/>
+                <w:color w:val="333333"/>
+                <w:kern w:val="0"/>
+                <w:sz w:val="18"/>
+                <w:szCs w:val="18"/>
+                <w14:ligatures w14:val="none"/>
+              </w:rPr>
+              <w:t>{sledeci_p2}</w:t>
+            </w:r>
+          </w:p>
+        </w:tc>
+        <w:tc>
+          <w:tcPr>
+            <w:tcW w:w="1519" w:type="dxa"/>
+            <w:tcBorders>
+              <w:top w:val="outset" w:sz="6" w:space="0" w:color="auto"/>
+              <w:left w:val="outset" w:sz="6" w:space="0" w:color="auto"/>
+              <w:bottom w:val="outset" w:sz="6" w:space="0" w:color="auto"/>
+              <w:right w:val="outset" w:sz="6" w:space="0" w:color="auto"/>
+            </w:tcBorders>
+            <w:shd w:val="clear" w:color="auto" w:fill="FFFFFF"/>
+            <w:tcMar>
+              <w:top w:w="0" w:type="dxa"/>
+              <w:left w:w="0" w:type="dxa"/>
+              <w:bottom w:w="0" w:type="dxa"/>
+              <w:right w:w="0" w:type="dxa"/>
+            </w:tcMar>
+            <w:vAlign w:val="center"/>
+            <w:hideMark/>
+          </w:tcPr>
+          <w:p>
+            <w:pPr>
+              <w:spacing w:after="0" w:line="240" w:lineRule="auto"/>
+              <w:jc w:val="center"/>
+              <w:rPr>
+                <w:rFonts w:ascii="Arial" w:eastAsia="Times New Roman" w:hAnsi="Arial" w:cs="Arial"/>
+                <w:color w:val="333333"/>
+                <w:kern w:val="0"/>
+                <w:sz w:val="18"/>
+                <w:szCs w:val="18"/>
+                <w14:ligatures w14:val="none"/>
+              </w:rPr>
+            </w:pPr>
+            <w:r>
+              <w:rPr>
+                <w:rFonts w:ascii="Arial" w:eastAsia="Times New Roman" w:hAnsi="Arial" w:cs="Arial"/>
+                <w:color w:val="333333"/>
+                <w:kern w:val="0"/>
+                <w:sz w:val="18"/>
+                <w:szCs w:val="18"/>
+                <w14:ligatures w14:val="none"/>
+              </w:rPr>
+              <w:t>{broj_p2}</w:t>
+            </w:r>
+          </w:p>
+        </w:tc>
+        <w:tc>
+          <w:tcPr>
+            <w:tcW w:w="0" w:type="auto"/>
+            <w:tcBorders>
+              <w:top w:val="outset" w:sz="6" w:space="0" w:color="auto"/>
+              <w:left w:val="outset" w:sz="6" w:space="0" w:color="auto"/>
+              <w:bottom w:val="outset" w:sz="6" w:space="0" w:color="auto"/>
+              <w:right w:val="outset" w:sz="6" w:space="0" w:color="auto"/>
+            </w:tcBorders>
+            <w:shd w:val="clear" w:color="auto" w:fill="FFFFFF"/>
+            <w:tcMar>
+              <w:top w:w="0" w:type="dxa"/>
+              <w:left w:w="0" w:type="dxa"/>
+              <w:bottom w:w="0" w:type="dxa"/>
+              <w:right w:w="0" w:type="dxa"/>
+            </w:tcMar>
+            <w:vAlign w:val="center"/>
+            <w:hideMark/>
+          </w:tcPr>
+          <w:p>
+            <w:pPr>
+              <w:spacing w:after="0" w:line="240" w:lineRule="auto"/>
+              <w:jc w:val="center"/>
+              <w:rPr>
+                <w:rFonts w:ascii="Arial" w:eastAsia="Times New Roman" w:hAnsi="Arial" w:cs="Arial"/>
+                <w:color w:val="333333"/>
+                <w:kern w:val="0"/>
+                <w:sz w:val="18"/>
+                <w:szCs w:val="18"/>
+                <w14:ligatures w14:val="none"/>
+              </w:rPr>
+            </w:pPr>
+            <w:r>
+              <w:rPr>
+                <w:rFonts w:ascii="Arial" w:eastAsia="Times New Roman" w:hAnsi="Arial" w:cs="Arial"/>
+                <w:color w:val="333333"/>
+                <w:kern w:val="0"/>
+                <w:sz w:val="18"/>
+                <w:szCs w:val="18"/>
+                <w14:ligatures w14:val="none"/>
+              </w:rPr>
+              <w:t>{ocena_p2}</w:t>
+            </w:r>
+          </w:p>
+        </w:tc>
+        <w:tc>
+          <w:tcPr>
+            <w:tcW w:w="1658" w:type="dxa"/>
+            <w:tcBorders>
+              <w:top w:val="outset" w:sz="6" w:space="0" w:color="auto"/>
+              <w:left w:val="outset" w:sz="6" w:space="0" w:color="auto"/>
+              <w:bottom w:val="outset" w:sz="6" w:space="0" w:color="auto"/>
+              <w:right w:val="outset" w:sz="6" w:space="0" w:color="auto"/>
+            </w:tcBorders>
+            <w:shd w:val="clear" w:color="auto" w:fill="FFFFFF"/>
+            <w:tcMar>
+              <w:top w:w="0" w:type="dxa"/>
+              <w:left w:w="0" w:type="dxa"/>
+              <w:bottom w:w="0" w:type="dxa"/>
+              <w:right w:w="0" w:type="dxa"/>
+            </w:tcMar>
+            <w:vAlign w:val="center"/>
+            <w:hideMark/>
+          </w:tcPr>
+          <w:p>
+            <w:pPr>
+              <w:spacing w:after="0" w:line="240" w:lineRule="auto"/>
+              <w:jc w:val="center"/>
+              <w:rPr>
+                <w:rFonts w:ascii="Arial" w:eastAsia="Times New Roman" w:hAnsi="Arial" w:cs="Arial"/>
+                <w:color w:val="333333"/>
+                <w:kern w:val="0"/>
+                <w:sz w:val="18"/>
+                <w:szCs w:val="18"/>
+                <w14:ligatures w14:val="none"/>
+              </w:rPr>
+            </w:pPr>
+            <w:r>
+              <w:rPr>
+                <w:rFonts w:ascii="Arial" w:eastAsia="Times New Roman" w:hAnsi="Arial" w:cs="Arial"/>
+                <w:color w:val="333333"/>
+                <w:kern w:val="0"/>
+                <w:sz w:val="18"/>
+                <w:szCs w:val="18"/>
+                <w14:ligatures w14:val="none"/>
+              </w:rPr>
+              <w:t>{mere_p2}</w:t>
+            </w:r>
+          </w:p>
+        </w:tc>
+      </w:tr>
+      <w:tr>
+        <w:trPr>
+          <w:trHeight w:val="284"/>
+        </w:trPr>
+        <w:tc>
+          <w:tcPr>
+            <w:tcW w:w="0" w:type="auto"/>
+            <w:vMerge/>
+            <w:tcBorders>
+              <w:top w:val="outset" w:sz="6" w:space="0" w:color="auto"/>
+              <w:left w:val="outset" w:sz="6" w:space="0" w:color="auto"/>
+              <w:bottom w:val="outset" w:sz="6" w:space="0" w:color="auto"/>
+              <w:right w:val="outset" w:sz="6" w:space="0" w:color="auto"/>
+            </w:tcBorders>
+            <w:shd w:val="clear" w:color="auto" w:fill="FFFFFF"/>
+            <w:vAlign w:val="center"/>
+            <w:hideMark/>
+          </w:tcPr>
+          <w:p>
+            <w:pPr>
+              <w:spacing w:after="0" w:line="240" w:lineRule="auto"/>
+              <w:rPr>
+                <w:rFonts w:ascii="Arial" w:eastAsia="Times New Roman" w:hAnsi="Arial" w:cs="Arial"/>
+                <w:color w:val="333333"/>
+                <w:kern w:val="0"/>
+                <w:sz w:val="18"/>
+                <w:szCs w:val="18"/>
+                <w14:ligatures w14:val="none"/>
+              </w:rPr>
+            </w:pPr>
+          </w:p>
+        </w:tc>
+        <w:tc>
+          <w:tcPr>
+            <w:tcW w:w="1286" w:type="dxa"/>
+            <w:vMerge/>
+            <w:tcBorders>
+              <w:top w:val="outset" w:sz="6" w:space="0" w:color="auto"/>
+              <w:left w:val="outset" w:sz="6" w:space="0" w:color="auto"/>
+              <w:bottom w:val="outset" w:sz="6" w:space="0" w:color="auto"/>
+              <w:right w:val="outset" w:sz="6" w:space="0" w:color="auto"/>
+            </w:tcBorders>
+            <w:shd w:val="clear" w:color="auto" w:fill="FFFFFF"/>
+            <w:vAlign w:val="center"/>
+            <w:hideMark/>
+          </w:tcPr>
+          <w:p>
+            <w:pPr>
+              <w:spacing w:after="0" w:line="240" w:lineRule="auto"/>
+              <w:rPr>
+                <w:rFonts w:ascii="Arial" w:eastAsia="Times New Roman" w:hAnsi="Arial" w:cs="Arial"/>
+                <w:color w:val="333333"/>
+                <w:kern w:val="0"/>
+                <w:sz w:val="18"/>
+                <w:szCs w:val="18"/>
+                <w14:ligatures w14:val="none"/>
+              </w:rPr>
+            </w:pPr>
+          </w:p>
+        </w:tc>
+        <w:tc>
+          <w:tcPr>
+            <w:tcW w:w="2396" w:type="dxa"/>
+            <w:vMerge/>
+            <w:tcBorders>
+              <w:top w:val="outset" w:sz="6" w:space="0" w:color="auto"/>
+              <w:left w:val="outset" w:sz="6" w:space="0" w:color="auto"/>
+              <w:bottom w:val="outset" w:sz="6" w:space="0" w:color="auto"/>
+              <w:right w:val="outset" w:sz="6" w:space="0" w:color="auto"/>
+            </w:tcBorders>
+            <w:shd w:val="clear" w:color="auto" w:fill="FFFFFF"/>
+            <w:vAlign w:val="center"/>
+            <w:hideMark/>
+          </w:tcPr>
+          <w:p>
+            <w:pPr>
+              <w:spacing w:after="0" w:line="240" w:lineRule="auto"/>
+              <w:rPr>
+                <w:rFonts w:ascii="Arial" w:eastAsia="Times New Roman" w:hAnsi="Arial" w:cs="Arial"/>
+                <w:color w:val="333333"/>
+                <w:kern w:val="0"/>
+                <w:sz w:val="18"/>
+                <w:szCs w:val="18"/>
+                <w14:ligatures w14:val="none"/>
+              </w:rPr>
+            </w:pPr>
+          </w:p>
+        </w:tc>
+        <w:tc>
+          <w:tcPr>
+            <w:tcW w:w="1269" w:type="dxa"/>
+            <w:vMerge/>
+            <w:tcBorders>
+              <w:top w:val="outset" w:sz="6" w:space="0" w:color="auto"/>
+              <w:left w:val="outset" w:sz="6" w:space="0" w:color="auto"/>
+              <w:bottom w:val="outset" w:sz="6" w:space="0" w:color="auto"/>
+              <w:right w:val="outset" w:sz="6" w:space="0" w:color="auto"/>
+            </w:tcBorders>
+            <w:shd w:val="clear" w:color="auto" w:fill="FFFFFF"/>
+            <w:vAlign w:val="center"/>
+            <w:hideMark/>
+          </w:tcPr>
+          <w:p>
+            <w:pPr>
+              <w:spacing w:after="0" w:line="240" w:lineRule="auto"/>
+              <w:rPr>
+                <w:rFonts w:ascii="Arial" w:eastAsia="Times New Roman" w:hAnsi="Arial" w:cs="Arial"/>
+                <w:color w:val="333333"/>
+                <w:kern w:val="0"/>
+                <w:sz w:val="18"/>
+                <w:szCs w:val="18"/>
+                <w14:ligatures w14:val="none"/>
+              </w:rPr>
+            </w:pPr>
+          </w:p>
+        </w:tc>
+        <w:tc>
+          <w:tcPr>
+            <w:tcW w:w="1134" w:type="dxa"/>
+            <w:vMerge/>
+            <w:tcBorders>
+              <w:top w:val="outset" w:sz="6" w:space="0" w:color="auto"/>
+              <w:left w:val="outset" w:sz="6" w:space="0" w:color="auto"/>
+              <w:bottom w:val="outset" w:sz="6" w:space="0" w:color="auto"/>
+              <w:right w:val="outset" w:sz="6" w:space="0" w:color="auto"/>
+            </w:tcBorders>
+            <w:shd w:val="clear" w:color="auto" w:fill="FFFFFF"/>
+            <w:vAlign w:val="center"/>
+            <w:hideMark/>
+          </w:tcPr>
+          <w:p>
+            <w:pPr>
+              <w:spacing w:after="0" w:line="240" w:lineRule="auto"/>
+              <w:rPr>
+                <w:rFonts w:ascii="Arial" w:eastAsia="Times New Roman" w:hAnsi="Arial" w:cs="Arial"/>
+                <w:color w:val="333333"/>
+                <w:kern w:val="0"/>
+                <w:sz w:val="18"/>
+                <w:szCs w:val="18"/>
+                <w14:ligatures w14:val="none"/>
+              </w:rPr>
+            </w:pPr>
+          </w:p>
+        </w:tc>
+        <w:tc>
+          <w:tcPr>
+            <w:tcW w:w="1559" w:type="dxa"/>
+            <w:tcBorders>
+              <w:top w:val="outset" w:sz="6" w:space="0" w:color="auto"/>
+              <w:left w:val="outset" w:sz="6" w:space="0" w:color="auto"/>
+              <w:bottom w:val="outset" w:sz="6" w:space="0" w:color="auto"/>
+              <w:right w:val="outset" w:sz="6" w:space="0" w:color="auto"/>
+            </w:tcBorders>
+            <w:shd w:val="clear" w:color="auto" w:fill="FFFFFF"/>
+            <w:tcMar>
+              <w:top w:w="0" w:type="dxa"/>
+              <w:left w:w="0" w:type="dxa"/>
+              <w:bottom w:w="0" w:type="dxa"/>
+              <w:right w:w="0" w:type="dxa"/>
+            </w:tcMar>
+            <w:vAlign w:val="center"/>
+            <w:hideMark/>
+          </w:tcPr>
+          <w:p>
+            <w:pPr>
+              <w:spacing w:after="0" w:line="240" w:lineRule="auto"/>
+              <w:jc w:val="center"/>
               <w:rPr>
                 <w:rFonts w:ascii="Arial" w:eastAsia="Times New Roman" w:hAnsi="Arial" w:cs="Arial"/>
                 <w:color w:val="333333"/>
@@ -1897,9 +2265,355 @@
               <w:t>{datum_p3}</w:t>
             </w:r>
           </w:p>
-          <w:p>
-            <w:pPr>
-              <w:spacing w:after="0" w:line="240" w:lineRule="auto"/>
+        </w:tc>
+        <w:tc>
+          <w:tcPr>
+            <w:tcW w:w="1843" w:type="dxa"/>
+            <w:tcBorders>
+              <w:top w:val="outset" w:sz="6" w:space="0" w:color="auto"/>
+              <w:left w:val="outset" w:sz="6" w:space="0" w:color="auto"/>
+              <w:bottom w:val="outset" w:sz="6" w:space="0" w:color="auto"/>
+              <w:right w:val="outset" w:sz="6" w:space="0" w:color="auto"/>
+            </w:tcBorders>
+            <w:shd w:val="clear" w:color="auto" w:fill="FFFFFF"/>
+            <w:tcMar>
+              <w:top w:w="0" w:type="dxa"/>
+              <w:left w:w="0" w:type="dxa"/>
+              <w:bottom w:w="0" w:type="dxa"/>
+              <w:right w:w="0" w:type="dxa"/>
+            </w:tcMar>
+            <w:vAlign w:val="center"/>
+            <w:hideMark/>
+          </w:tcPr>
+          <w:p>
+            <w:pPr>
+              <w:spacing w:after="0" w:line="240" w:lineRule="auto"/>
+              <w:jc w:val="center"/>
+              <w:rPr>
+                <w:rFonts w:ascii="Arial" w:eastAsia="Times New Roman" w:hAnsi="Arial" w:cs="Arial"/>
+                <w:color w:val="333333"/>
+                <w:kern w:val="0"/>
+                <w:sz w:val="18"/>
+                <w:szCs w:val="18"/>
+                <w14:ligatures w14:val="none"/>
+              </w:rPr>
+            </w:pPr>
+            <w:r>
+              <w:rPr>
+                <w:rFonts w:ascii="Arial" w:eastAsia="Times New Roman" w:hAnsi="Arial" w:cs="Arial"/>
+                <w:color w:val="333333"/>
+                <w:kern w:val="0"/>
+                <w:sz w:val="18"/>
+                <w:szCs w:val="18"/>
+                <w14:ligatures w14:val="none"/>
+              </w:rPr>
+              <w:t>{sledeci_p3}</w:t>
+            </w:r>
+          </w:p>
+        </w:tc>
+        <w:tc>
+          <w:tcPr>
+            <w:tcW w:w="1519" w:type="dxa"/>
+            <w:tcBorders>
+              <w:top w:val="outset" w:sz="6" w:space="0" w:color="auto"/>
+              <w:left w:val="outset" w:sz="6" w:space="0" w:color="auto"/>
+              <w:bottom w:val="outset" w:sz="6" w:space="0" w:color="auto"/>
+              <w:right w:val="outset" w:sz="6" w:space="0" w:color="auto"/>
+            </w:tcBorders>
+            <w:shd w:val="clear" w:color="auto" w:fill="FFFFFF"/>
+            <w:tcMar>
+              <w:top w:w="0" w:type="dxa"/>
+              <w:left w:w="0" w:type="dxa"/>
+              <w:bottom w:w="0" w:type="dxa"/>
+              <w:right w:w="0" w:type="dxa"/>
+            </w:tcMar>
+            <w:vAlign w:val="center"/>
+            <w:hideMark/>
+          </w:tcPr>
+          <w:p>
+            <w:pPr>
+              <w:spacing w:after="0" w:line="240" w:lineRule="auto"/>
+              <w:jc w:val="center"/>
+              <w:rPr>
+                <w:rFonts w:ascii="Arial" w:eastAsia="Times New Roman" w:hAnsi="Arial" w:cs="Arial"/>
+                <w:color w:val="333333"/>
+                <w:kern w:val="0"/>
+                <w:sz w:val="18"/>
+                <w:szCs w:val="18"/>
+                <w14:ligatures w14:val="none"/>
+              </w:rPr>
+            </w:pPr>
+            <w:r>
+              <w:rPr>
+                <w:rFonts w:ascii="Arial" w:eastAsia="Times New Roman" w:hAnsi="Arial" w:cs="Arial"/>
+                <w:color w:val="333333"/>
+                <w:kern w:val="0"/>
+                <w:sz w:val="18"/>
+                <w:szCs w:val="18"/>
+                <w14:ligatures w14:val="none"/>
+              </w:rPr>
+              <w:t>{broj_p3}</w:t>
+            </w:r>
+          </w:p>
+        </w:tc>
+        <w:tc>
+          <w:tcPr>
+            <w:tcW w:w="0" w:type="auto"/>
+            <w:tcBorders>
+              <w:top w:val="outset" w:sz="6" w:space="0" w:color="auto"/>
+              <w:left w:val="outset" w:sz="6" w:space="0" w:color="auto"/>
+              <w:bottom w:val="outset" w:sz="6" w:space="0" w:color="auto"/>
+              <w:right w:val="outset" w:sz="6" w:space="0" w:color="auto"/>
+            </w:tcBorders>
+            <w:shd w:val="clear" w:color="auto" w:fill="FFFFFF"/>
+            <w:tcMar>
+              <w:top w:w="0" w:type="dxa"/>
+              <w:left w:w="0" w:type="dxa"/>
+              <w:bottom w:w="0" w:type="dxa"/>
+              <w:right w:w="0" w:type="dxa"/>
+            </w:tcMar>
+            <w:vAlign w:val="center"/>
+            <w:hideMark/>
+          </w:tcPr>
+          <w:p>
+            <w:pPr>
+              <w:spacing w:after="0" w:line="240" w:lineRule="auto"/>
+              <w:jc w:val="center"/>
+              <w:rPr>
+                <w:rFonts w:ascii="Arial" w:eastAsia="Times New Roman" w:hAnsi="Arial" w:cs="Arial"/>
+                <w:color w:val="333333"/>
+                <w:kern w:val="0"/>
+                <w:sz w:val="18"/>
+                <w:szCs w:val="18"/>
+                <w14:ligatures w14:val="none"/>
+              </w:rPr>
+            </w:pPr>
+            <w:r>
+              <w:rPr>
+                <w:rFonts w:ascii="Arial" w:eastAsia="Times New Roman" w:hAnsi="Arial" w:cs="Arial"/>
+                <w:color w:val="333333"/>
+                <w:kern w:val="0"/>
+                <w:sz w:val="18"/>
+                <w:szCs w:val="18"/>
+                <w14:ligatures w14:val="none"/>
+              </w:rPr>
+              <w:t>{ocena_p3}</w:t>
+            </w:r>
+          </w:p>
+        </w:tc>
+        <w:tc>
+          <w:tcPr>
+            <w:tcW w:w="1658" w:type="dxa"/>
+            <w:tcBorders>
+              <w:top w:val="outset" w:sz="6" w:space="0" w:color="auto"/>
+              <w:left w:val="outset" w:sz="6" w:space="0" w:color="auto"/>
+              <w:bottom w:val="outset" w:sz="6" w:space="0" w:color="auto"/>
+              <w:right w:val="outset" w:sz="6" w:space="0" w:color="auto"/>
+            </w:tcBorders>
+            <w:shd w:val="clear" w:color="auto" w:fill="FFFFFF"/>
+            <w:tcMar>
+              <w:top w:w="0" w:type="dxa"/>
+              <w:left w:w="0" w:type="dxa"/>
+              <w:bottom w:w="0" w:type="dxa"/>
+              <w:right w:w="0" w:type="dxa"/>
+            </w:tcMar>
+            <w:vAlign w:val="center"/>
+            <w:hideMark/>
+          </w:tcPr>
+          <w:p>
+            <w:pPr>
+              <w:spacing w:after="0" w:line="240" w:lineRule="auto"/>
+              <w:jc w:val="center"/>
+              <w:rPr>
+                <w:rFonts w:ascii="Arial" w:eastAsia="Times New Roman" w:hAnsi="Arial" w:cs="Arial"/>
+                <w:color w:val="333333"/>
+                <w:kern w:val="0"/>
+                <w:sz w:val="18"/>
+                <w:szCs w:val="18"/>
+                <w14:ligatures w14:val="none"/>
+              </w:rPr>
+            </w:pPr>
+            <w:r>
+              <w:rPr>
+                <w:rFonts w:ascii="Arial" w:eastAsia="Times New Roman" w:hAnsi="Arial" w:cs="Arial"/>
+                <w:color w:val="333333"/>
+                <w:kern w:val="0"/>
+                <w:sz w:val="18"/>
+                <w:szCs w:val="18"/>
+                <w14:ligatures w14:val="none"/>
+              </w:rPr>
+              <w:t>{mere_p3}</w:t>
+            </w:r>
+          </w:p>
+        </w:tc>
+      </w:tr>
+      <w:tr>
+        <w:trPr>
+          <w:trHeight w:val="284"/>
+        </w:trPr>
+        <w:tc>
+          <w:tcPr>
+            <w:tcW w:w="0" w:type="auto"/>
+            <w:vMerge/>
+            <w:tcBorders>
+              <w:top w:val="outset" w:sz="6" w:space="0" w:color="auto"/>
+              <w:left w:val="outset" w:sz="6" w:space="0" w:color="auto"/>
+              <w:bottom w:val="outset" w:sz="6" w:space="0" w:color="auto"/>
+              <w:right w:val="outset" w:sz="6" w:space="0" w:color="auto"/>
+            </w:tcBorders>
+            <w:shd w:val="clear" w:color="auto" w:fill="FFFFFF"/>
+            <w:vAlign w:val="center"/>
+            <w:hideMark/>
+          </w:tcPr>
+          <w:p>
+            <w:pPr>
+              <w:spacing w:after="0" w:line="240" w:lineRule="auto"/>
+              <w:rPr>
+                <w:rFonts w:ascii="Arial" w:eastAsia="Times New Roman" w:hAnsi="Arial" w:cs="Arial"/>
+                <w:color w:val="333333"/>
+                <w:kern w:val="0"/>
+                <w:sz w:val="18"/>
+                <w:szCs w:val="18"/>
+                <w14:ligatures w14:val="none"/>
+              </w:rPr>
+            </w:pPr>
+          </w:p>
+        </w:tc>
+        <w:tc>
+          <w:tcPr>
+            <w:tcW w:w="1286" w:type="dxa"/>
+            <w:vMerge/>
+            <w:tcBorders>
+              <w:top w:val="outset" w:sz="6" w:space="0" w:color="auto"/>
+              <w:left w:val="outset" w:sz="6" w:space="0" w:color="auto"/>
+              <w:bottom w:val="outset" w:sz="6" w:space="0" w:color="auto"/>
+              <w:right w:val="outset" w:sz="6" w:space="0" w:color="auto"/>
+            </w:tcBorders>
+            <w:shd w:val="clear" w:color="auto" w:fill="FFFFFF"/>
+            <w:vAlign w:val="center"/>
+            <w:hideMark/>
+          </w:tcPr>
+          <w:p>
+            <w:pPr>
+              <w:spacing w:after="0" w:line="240" w:lineRule="auto"/>
+              <w:rPr>
+                <w:rFonts w:ascii="Arial" w:eastAsia="Times New Roman" w:hAnsi="Arial" w:cs="Arial"/>
+                <w:color w:val="333333"/>
+                <w:kern w:val="0"/>
+                <w:sz w:val="18"/>
+                <w:szCs w:val="18"/>
+                <w14:ligatures w14:val="none"/>
+              </w:rPr>
+            </w:pPr>
+          </w:p>
+        </w:tc>
+        <w:tc>
+          <w:tcPr>
+            <w:tcW w:w="2396" w:type="dxa"/>
+            <w:vMerge/>
+            <w:tcBorders>
+              <w:top w:val="outset" w:sz="6" w:space="0" w:color="auto"/>
+              <w:left w:val="outset" w:sz="6" w:space="0" w:color="auto"/>
+              <w:bottom w:val="outset" w:sz="6" w:space="0" w:color="auto"/>
+              <w:right w:val="outset" w:sz="6" w:space="0" w:color="auto"/>
+            </w:tcBorders>
+            <w:shd w:val="clear" w:color="auto" w:fill="FFFFFF"/>
+            <w:vAlign w:val="center"/>
+            <w:hideMark/>
+          </w:tcPr>
+          <w:p>
+            <w:pPr>
+              <w:spacing w:after="0" w:line="240" w:lineRule="auto"/>
+              <w:rPr>
+                <w:rFonts w:ascii="Arial" w:eastAsia="Times New Roman" w:hAnsi="Arial" w:cs="Arial"/>
+                <w:color w:val="333333"/>
+                <w:kern w:val="0"/>
+                <w:sz w:val="18"/>
+                <w:szCs w:val="18"/>
+                <w14:ligatures w14:val="none"/>
+              </w:rPr>
+            </w:pPr>
+          </w:p>
+        </w:tc>
+        <w:tc>
+          <w:tcPr>
+            <w:tcW w:w="1269" w:type="dxa"/>
+            <w:vMerge/>
+            <w:tcBorders>
+              <w:top w:val="outset" w:sz="6" w:space="0" w:color="auto"/>
+              <w:left w:val="outset" w:sz="6" w:space="0" w:color="auto"/>
+              <w:bottom w:val="outset" w:sz="6" w:space="0" w:color="auto"/>
+              <w:right w:val="outset" w:sz="6" w:space="0" w:color="auto"/>
+            </w:tcBorders>
+            <w:shd w:val="clear" w:color="auto" w:fill="FFFFFF"/>
+            <w:vAlign w:val="center"/>
+            <w:hideMark/>
+          </w:tcPr>
+          <w:p>
+            <w:pPr>
+              <w:spacing w:after="0" w:line="240" w:lineRule="auto"/>
+              <w:rPr>
+                <w:rFonts w:ascii="Arial" w:eastAsia="Times New Roman" w:hAnsi="Arial" w:cs="Arial"/>
+                <w:color w:val="333333"/>
+                <w:kern w:val="0"/>
+                <w:sz w:val="18"/>
+                <w:szCs w:val="18"/>
+                <w14:ligatures w14:val="none"/>
+              </w:rPr>
+            </w:pPr>
+          </w:p>
+        </w:tc>
+        <w:tc>
+          <w:tcPr>
+            <w:tcW w:w="1134" w:type="dxa"/>
+            <w:vMerge/>
+            <w:tcBorders>
+              <w:top w:val="outset" w:sz="6" w:space="0" w:color="auto"/>
+              <w:left w:val="outset" w:sz="6" w:space="0" w:color="auto"/>
+              <w:bottom w:val="outset" w:sz="6" w:space="0" w:color="auto"/>
+              <w:right w:val="outset" w:sz="6" w:space="0" w:color="auto"/>
+            </w:tcBorders>
+            <w:shd w:val="clear" w:color="auto" w:fill="FFFFFF"/>
+            <w:vAlign w:val="center"/>
+            <w:hideMark/>
+          </w:tcPr>
+          <w:p>
+            <w:pPr>
+              <w:spacing w:after="0" w:line="240" w:lineRule="auto"/>
+              <w:rPr>
+                <w:rFonts w:ascii="Arial" w:eastAsia="Times New Roman" w:hAnsi="Arial" w:cs="Arial"/>
+                <w:color w:val="333333"/>
+                <w:kern w:val="0"/>
+                <w:sz w:val="18"/>
+                <w:szCs w:val="18"/>
+                <w14:ligatures w14:val="none"/>
+              </w:rPr>
+            </w:pPr>
+          </w:p>
+        </w:tc>
+        <w:tc>
+          <w:tcPr>
+            <w:tcW w:w="1559" w:type="dxa"/>
+            <w:tcBorders>
+              <w:top w:val="outset" w:sz="6" w:space="0" w:color="auto"/>
+              <w:left w:val="outset" w:sz="6" w:space="0" w:color="auto"/>
+              <w:bottom w:val="outset" w:sz="6" w:space="0" w:color="auto"/>
+              <w:right w:val="outset" w:sz="6" w:space="0" w:color="auto"/>
+            </w:tcBorders>
+            <w:shd w:val="clear" w:color="auto" w:fill="FFFFFF"/>
+            <w:tcMar>
+              <w:top w:w="0" w:type="dxa"/>
+              <w:left w:w="0" w:type="dxa"/>
+              <w:bottom w:w="0" w:type="dxa"/>
+              <w:right w:w="0" w:type="dxa"/>
+            </w:tcMar>
+            <w:vAlign w:val="center"/>
+            <w:hideMark/>
+          </w:tcPr>
+          <w:p>
+            <w:pPr>
+              <w:spacing w:after="0" w:line="240" w:lineRule="auto"/>
+              <w:jc w:val="center"/>
               <w:rPr>
                 <w:rFonts w:ascii="Arial" w:eastAsia="Times New Roman" w:hAnsi="Arial" w:cs="Arial"/>
                 <w:color w:val="333333"/>
@@ -1924,72 +2638,27 @@
         </w:tc>
         <w:tc>
           <w:tcPr>
-            <w:tcW w:w="1687" w:type="dxa"/>
-            <w:tcBorders>
-              <w:top w:val="outset" w:sz="6" w:space="0" w:color="auto"/>
-              <w:left w:val="outset" w:sz="6" w:space="0" w:color="auto"/>
-              <w:right w:val="outset" w:sz="6" w:space="0" w:color="auto"/>
-            </w:tcBorders>
-            <w:shd w:val="clear" w:color="auto" w:fill="FFFFFF"/>
-            <w:tcMar>
-              <w:top w:w="0" w:type="dxa"/>
-              <w:left w:w="0" w:type="dxa"/>
-              <w:bottom w:w="0" w:type="dxa"/>
-              <w:right w:w="0" w:type="dxa"/>
-            </w:tcMar>
-            <w:hideMark/>
-          </w:tcPr>
-          <w:p>
-            <w:pPr>
-              <w:spacing w:after="0" w:line="240" w:lineRule="auto"/>
-              <w:rPr>
-                <w:rFonts w:ascii="Arial" w:eastAsia="Times New Roman" w:hAnsi="Arial" w:cs="Arial"/>
-                <w:color w:val="333333"/>
-                <w:kern w:val="0"/>
-                <w:sz w:val="18"/>
-                <w:szCs w:val="18"/>
-                <w14:ligatures w14:val="none"/>
-              </w:rPr>
-            </w:pPr>
-            <w:r>
-              <w:rPr>
-                <w:rFonts w:ascii="Arial" w:eastAsia="Times New Roman" w:hAnsi="Arial" w:cs="Arial"/>
-                <w:color w:val="333333"/>
-                <w:kern w:val="0"/>
-                <w:sz w:val="18"/>
-                <w:szCs w:val="18"/>
-                <w14:ligatures w14:val="none"/>
-              </w:rPr>
-              <w:t>{sledeci_p2}</w:t>
-            </w:r>
-          </w:p>
-          <w:p>
-            <w:pPr>
-              <w:spacing w:after="0" w:line="240" w:lineRule="auto"/>
-              <w:rPr>
-                <w:rFonts w:ascii="Arial" w:eastAsia="Times New Roman" w:hAnsi="Arial" w:cs="Arial"/>
-                <w:color w:val="333333"/>
-                <w:kern w:val="0"/>
-                <w:sz w:val="18"/>
-                <w:szCs w:val="18"/>
-                <w14:ligatures w14:val="none"/>
-              </w:rPr>
-            </w:pPr>
-            <w:r>
-              <w:rPr>
-                <w:rFonts w:ascii="Arial" w:eastAsia="Times New Roman" w:hAnsi="Arial" w:cs="Arial"/>
-                <w:color w:val="333333"/>
-                <w:kern w:val="0"/>
-                <w:sz w:val="18"/>
-                <w:szCs w:val="18"/>
-                <w14:ligatures w14:val="none"/>
-              </w:rPr>
-              <w:t>{sledeci_p3}</w:t>
-            </w:r>
-          </w:p>
-          <w:p>
-            <w:pPr>
-              <w:spacing w:after="0" w:line="240" w:lineRule="auto"/>
+            <w:tcW w:w="1843" w:type="dxa"/>
+            <w:tcBorders>
+              <w:top w:val="outset" w:sz="6" w:space="0" w:color="auto"/>
+              <w:left w:val="outset" w:sz="6" w:space="0" w:color="auto"/>
+              <w:bottom w:val="outset" w:sz="6" w:space="0" w:color="auto"/>
+              <w:right w:val="outset" w:sz="6" w:space="0" w:color="auto"/>
+            </w:tcBorders>
+            <w:shd w:val="clear" w:color="auto" w:fill="FFFFFF"/>
+            <w:tcMar>
+              <w:top w:w="0" w:type="dxa"/>
+              <w:left w:w="0" w:type="dxa"/>
+              <w:bottom w:w="0" w:type="dxa"/>
+              <w:right w:w="0" w:type="dxa"/>
+            </w:tcMar>
+            <w:vAlign w:val="center"/>
+            <w:hideMark/>
+          </w:tcPr>
+          <w:p>
+            <w:pPr>
+              <w:spacing w:after="0" w:line="240" w:lineRule="auto"/>
+              <w:jc w:val="center"/>
               <w:rPr>
                 <w:rFonts w:ascii="Arial" w:eastAsia="Times New Roman" w:hAnsi="Arial" w:cs="Arial"/>
                 <w:color w:val="333333"/>
@@ -2014,72 +2683,27 @@
         </w:tc>
         <w:tc>
           <w:tcPr>
-            <w:tcW w:w="1397" w:type="dxa"/>
-            <w:tcBorders>
-              <w:top w:val="outset" w:sz="6" w:space="0" w:color="auto"/>
-              <w:left w:val="outset" w:sz="6" w:space="0" w:color="auto"/>
-              <w:right w:val="outset" w:sz="6" w:space="0" w:color="auto"/>
-            </w:tcBorders>
-            <w:shd w:val="clear" w:color="auto" w:fill="FFFFFF"/>
-            <w:tcMar>
-              <w:top w:w="0" w:type="dxa"/>
-              <w:left w:w="0" w:type="dxa"/>
-              <w:bottom w:w="0" w:type="dxa"/>
-              <w:right w:w="0" w:type="dxa"/>
-            </w:tcMar>
-            <w:hideMark/>
-          </w:tcPr>
-          <w:p>
-            <w:pPr>
-              <w:spacing w:after="0" w:line="240" w:lineRule="auto"/>
-              <w:rPr>
-                <w:rFonts w:ascii="Arial" w:eastAsia="Times New Roman" w:hAnsi="Arial" w:cs="Arial"/>
-                <w:color w:val="333333"/>
-                <w:kern w:val="0"/>
-                <w:sz w:val="18"/>
-                <w:szCs w:val="18"/>
-                <w14:ligatures w14:val="none"/>
-              </w:rPr>
-            </w:pPr>
-            <w:r>
-              <w:rPr>
-                <w:rFonts w:ascii="Arial" w:eastAsia="Times New Roman" w:hAnsi="Arial" w:cs="Arial"/>
-                <w:color w:val="333333"/>
-                <w:kern w:val="0"/>
-                <w:sz w:val="18"/>
-                <w:szCs w:val="18"/>
-                <w14:ligatures w14:val="none"/>
-              </w:rPr>
-              <w:t>{broj_p2}</w:t>
-            </w:r>
-          </w:p>
-          <w:p>
-            <w:pPr>
-              <w:spacing w:after="0" w:line="240" w:lineRule="auto"/>
-              <w:rPr>
-                <w:rFonts w:ascii="Arial" w:eastAsia="Times New Roman" w:hAnsi="Arial" w:cs="Arial"/>
-                <w:color w:val="333333"/>
-                <w:kern w:val="0"/>
-                <w:sz w:val="18"/>
-                <w:szCs w:val="18"/>
-                <w14:ligatures w14:val="none"/>
-              </w:rPr>
-            </w:pPr>
-            <w:r>
-              <w:rPr>
-                <w:rFonts w:ascii="Arial" w:eastAsia="Times New Roman" w:hAnsi="Arial" w:cs="Arial"/>
-                <w:color w:val="333333"/>
-                <w:kern w:val="0"/>
-                <w:sz w:val="18"/>
-                <w:szCs w:val="18"/>
-                <w14:ligatures w14:val="none"/>
-              </w:rPr>
-              <w:t>{broj_p3}</w:t>
-            </w:r>
-          </w:p>
-          <w:p>
-            <w:pPr>
-              <w:spacing w:after="0" w:line="240" w:lineRule="auto"/>
+            <w:tcW w:w="1519" w:type="dxa"/>
+            <w:tcBorders>
+              <w:top w:val="outset" w:sz="6" w:space="0" w:color="auto"/>
+              <w:left w:val="outset" w:sz="6" w:space="0" w:color="auto"/>
+              <w:bottom w:val="outset" w:sz="6" w:space="0" w:color="auto"/>
+              <w:right w:val="outset" w:sz="6" w:space="0" w:color="auto"/>
+            </w:tcBorders>
+            <w:shd w:val="clear" w:color="auto" w:fill="FFFFFF"/>
+            <w:tcMar>
+              <w:top w:w="0" w:type="dxa"/>
+              <w:left w:w="0" w:type="dxa"/>
+              <w:bottom w:w="0" w:type="dxa"/>
+              <w:right w:w="0" w:type="dxa"/>
+            </w:tcMar>
+            <w:vAlign w:val="center"/>
+            <w:hideMark/>
+          </w:tcPr>
+          <w:p>
+            <w:pPr>
+              <w:spacing w:after="0" w:line="240" w:lineRule="auto"/>
+              <w:jc w:val="center"/>
               <w:rPr>
                 <w:rFonts w:ascii="Arial" w:eastAsia="Times New Roman" w:hAnsi="Arial" w:cs="Arial"/>
                 <w:color w:val="333333"/>
@@ -2108,68 +2732,23 @@
             <w:tcBorders>
               <w:top w:val="outset" w:sz="6" w:space="0" w:color="auto"/>
               <w:left w:val="outset" w:sz="6" w:space="0" w:color="auto"/>
-              <w:right w:val="outset" w:sz="6" w:space="0" w:color="auto"/>
-            </w:tcBorders>
-            <w:shd w:val="clear" w:color="auto" w:fill="FFFFFF"/>
-            <w:tcMar>
-              <w:top w:w="0" w:type="dxa"/>
-              <w:left w:w="0" w:type="dxa"/>
-              <w:bottom w:w="0" w:type="dxa"/>
-              <w:right w:w="0" w:type="dxa"/>
-            </w:tcMar>
-            <w:hideMark/>
-          </w:tcPr>
-          <w:p>
-            <w:pPr>
-              <w:spacing w:after="0" w:line="240" w:lineRule="auto"/>
-              <w:rPr>
-                <w:rFonts w:ascii="Arial" w:eastAsia="Times New Roman" w:hAnsi="Arial" w:cs="Arial"/>
-                <w:color w:val="333333"/>
-                <w:kern w:val="0"/>
-                <w:sz w:val="18"/>
-                <w:szCs w:val="18"/>
-                <w14:ligatures w14:val="none"/>
-              </w:rPr>
-            </w:pPr>
-            <w:r>
-              <w:rPr>
-                <w:rFonts w:ascii="Arial" w:eastAsia="Times New Roman" w:hAnsi="Arial" w:cs="Arial"/>
-                <w:color w:val="333333"/>
-                <w:kern w:val="0"/>
-                <w:sz w:val="18"/>
-                <w:szCs w:val="18"/>
-                <w14:ligatures w14:val="none"/>
-              </w:rPr>
-              <w:t>{ocena_p2}</w:t>
-            </w:r>
-          </w:p>
-          <w:p>
-            <w:pPr>
-              <w:spacing w:after="0" w:line="240" w:lineRule="auto"/>
-              <w:rPr>
-                <w:rFonts w:ascii="Arial" w:eastAsia="Times New Roman" w:hAnsi="Arial" w:cs="Arial"/>
-                <w:color w:val="333333"/>
-                <w:kern w:val="0"/>
-                <w:sz w:val="18"/>
-                <w:szCs w:val="18"/>
-                <w14:ligatures w14:val="none"/>
-              </w:rPr>
-            </w:pPr>
-            <w:r>
-              <w:rPr>
-                <w:rFonts w:ascii="Arial" w:eastAsia="Times New Roman" w:hAnsi="Arial" w:cs="Arial"/>
-                <w:color w:val="333333"/>
-                <w:kern w:val="0"/>
-                <w:sz w:val="18"/>
-                <w:szCs w:val="18"/>
-                <w14:ligatures w14:val="none"/>
-              </w:rPr>
-              <w:t>{ocena_p3}</w:t>
-            </w:r>
-          </w:p>
-          <w:p>
-            <w:pPr>
-              <w:spacing w:after="0" w:line="240" w:lineRule="auto"/>
+              <w:bottom w:val="outset" w:sz="6" w:space="0" w:color="auto"/>
+              <w:right w:val="outset" w:sz="6" w:space="0" w:color="auto"/>
+            </w:tcBorders>
+            <w:shd w:val="clear" w:color="auto" w:fill="FFFFFF"/>
+            <w:tcMar>
+              <w:top w:w="0" w:type="dxa"/>
+              <w:left w:w="0" w:type="dxa"/>
+              <w:bottom w:w="0" w:type="dxa"/>
+              <w:right w:w="0" w:type="dxa"/>
+            </w:tcMar>
+            <w:vAlign w:val="center"/>
+            <w:hideMark/>
+          </w:tcPr>
+          <w:p>
+            <w:pPr>
+              <w:spacing w:after="0" w:line="240" w:lineRule="auto"/>
+              <w:jc w:val="center"/>
               <w:rPr>
                 <w:rFonts w:ascii="Arial" w:eastAsia="Times New Roman" w:hAnsi="Arial" w:cs="Arial"/>
                 <w:color w:val="333333"/>
@@ -2194,72 +2773,27 @@
         </w:tc>
         <w:tc>
           <w:tcPr>
-            <w:tcW w:w="1777" w:type="dxa"/>
-            <w:tcBorders>
-              <w:top w:val="outset" w:sz="6" w:space="0" w:color="auto"/>
-              <w:left w:val="outset" w:sz="6" w:space="0" w:color="auto"/>
-              <w:right w:val="outset" w:sz="6" w:space="0" w:color="auto"/>
-            </w:tcBorders>
-            <w:shd w:val="clear" w:color="auto" w:fill="FFFFFF"/>
-            <w:tcMar>
-              <w:top w:w="0" w:type="dxa"/>
-              <w:left w:w="0" w:type="dxa"/>
-              <w:bottom w:w="0" w:type="dxa"/>
-              <w:right w:w="0" w:type="dxa"/>
-            </w:tcMar>
-            <w:hideMark/>
-          </w:tcPr>
-          <w:p>
-            <w:pPr>
-              <w:spacing w:after="0" w:line="240" w:lineRule="auto"/>
-              <w:rPr>
-                <w:rFonts w:ascii="Arial" w:eastAsia="Times New Roman" w:hAnsi="Arial" w:cs="Arial"/>
-                <w:color w:val="333333"/>
-                <w:kern w:val="0"/>
-                <w:sz w:val="18"/>
-                <w:szCs w:val="18"/>
-                <w14:ligatures w14:val="none"/>
-              </w:rPr>
-            </w:pPr>
-            <w:r>
-              <w:rPr>
-                <w:rFonts w:ascii="Arial" w:eastAsia="Times New Roman" w:hAnsi="Arial" w:cs="Arial"/>
-                <w:color w:val="333333"/>
-                <w:kern w:val="0"/>
-                <w:sz w:val="18"/>
-                <w:szCs w:val="18"/>
-                <w14:ligatures w14:val="none"/>
-              </w:rPr>
-              <w:t>{mere_p2}</w:t>
-            </w:r>
-          </w:p>
-          <w:p>
-            <w:pPr>
-              <w:spacing w:after="0" w:line="240" w:lineRule="auto"/>
-              <w:rPr>
-                <w:rFonts w:ascii="Arial" w:eastAsia="Times New Roman" w:hAnsi="Arial" w:cs="Arial"/>
-                <w:color w:val="333333"/>
-                <w:kern w:val="0"/>
-                <w:sz w:val="18"/>
-                <w:szCs w:val="18"/>
-                <w14:ligatures w14:val="none"/>
-              </w:rPr>
-            </w:pPr>
-            <w:r>
-              <w:rPr>
-                <w:rFonts w:ascii="Arial" w:eastAsia="Times New Roman" w:hAnsi="Arial" w:cs="Arial"/>
-                <w:color w:val="333333"/>
-                <w:kern w:val="0"/>
-                <w:sz w:val="18"/>
-                <w:szCs w:val="18"/>
-                <w14:ligatures w14:val="none"/>
-              </w:rPr>
-              <w:t>{mere_p3}</w:t>
-            </w:r>
-          </w:p>
-          <w:p>
-            <w:pPr>
-              <w:spacing w:after="0" w:line="240" w:lineRule="auto"/>
+            <w:tcW w:w="1658" w:type="dxa"/>
+            <w:tcBorders>
+              <w:top w:val="outset" w:sz="6" w:space="0" w:color="auto"/>
+              <w:left w:val="outset" w:sz="6" w:space="0" w:color="auto"/>
+              <w:bottom w:val="outset" w:sz="6" w:space="0" w:color="auto"/>
+              <w:right w:val="outset" w:sz="6" w:space="0" w:color="auto"/>
+            </w:tcBorders>
+            <w:shd w:val="clear" w:color="auto" w:fill="FFFFFF"/>
+            <w:tcMar>
+              <w:top w:w="0" w:type="dxa"/>
+              <w:left w:w="0" w:type="dxa"/>
+              <w:bottom w:w="0" w:type="dxa"/>
+              <w:right w:w="0" w:type="dxa"/>
+            </w:tcMar>
+            <w:vAlign w:val="center"/>
+            <w:hideMark/>
+          </w:tcPr>
+          <w:p>
+            <w:pPr>
+              <w:spacing w:after="0" w:line="240" w:lineRule="auto"/>
+              <w:jc w:val="center"/>
               <w:rPr>
                 <w:rFonts w:ascii="Arial" w:eastAsia="Times New Roman" w:hAnsi="Arial" w:cs="Arial"/>
                 <w:color w:val="333333"/>

--- a/templates/obrazac1-template.docx
+++ b/templates/obrazac1-template.docx
@@ -874,6 +874,9 @@
         </w:tc>
       </w:tr>
       <w:tr>
+        <w:trPr>
+          <w:trHeight w:val="340"/>
+        </w:trPr>
         <w:tc>
           <w:tcPr>
             <w:tcW w:w="0" w:type="auto"/>
@@ -1119,11 +1122,13 @@
               <w:bottom w:w="0" w:type="dxa"/>
               <w:right w:w="0" w:type="dxa"/>
             </w:tcMar>
-            <w:hideMark/>
-          </w:tcPr>
-          <w:p>
-            <w:pPr>
-              <w:spacing w:after="0" w:line="240" w:lineRule="auto"/>
+            <w:vAlign w:val="center"/>
+            <w:hideMark/>
+          </w:tcPr>
+          <w:p>
+            <w:pPr>
+              <w:spacing w:after="0" w:line="240" w:lineRule="auto"/>
+              <w:jc w:val="center"/>
               <w:rPr>
                 <w:rFonts w:ascii="Arial" w:eastAsia="Times New Roman" w:hAnsi="Arial" w:cs="Arial"/>
                 <w:color w:val="333333"/>
@@ -1162,11 +1167,13 @@
               <w:bottom w:w="0" w:type="dxa"/>
               <w:right w:w="0" w:type="dxa"/>
             </w:tcMar>
-            <w:hideMark/>
-          </w:tcPr>
-          <w:p>
-            <w:pPr>
-              <w:spacing w:after="0" w:line="240" w:lineRule="auto"/>
+            <w:vAlign w:val="center"/>
+            <w:hideMark/>
+          </w:tcPr>
+          <w:p>
+            <w:pPr>
+              <w:spacing w:after="0" w:line="240" w:lineRule="auto"/>
+              <w:jc w:val="center"/>
               <w:rPr>
                 <w:rFonts w:ascii="Arial" w:eastAsia="Times New Roman" w:hAnsi="Arial" w:cs="Arial"/>
                 <w:color w:val="333333"/>
@@ -1205,11 +1212,13 @@
               <w:bottom w:w="0" w:type="dxa"/>
               <w:right w:w="0" w:type="dxa"/>
             </w:tcMar>
-            <w:hideMark/>
-          </w:tcPr>
-          <w:p>
-            <w:pPr>
-              <w:spacing w:after="0" w:line="240" w:lineRule="auto"/>
+            <w:vAlign w:val="center"/>
+            <w:hideMark/>
+          </w:tcPr>
+          <w:p>
+            <w:pPr>
+              <w:spacing w:after="0" w:line="240" w:lineRule="auto"/>
+              <w:jc w:val="center"/>
               <w:rPr>
                 <w:rFonts w:ascii="Arial" w:eastAsia="Times New Roman" w:hAnsi="Arial" w:cs="Arial"/>
                 <w:color w:val="333333"/>
@@ -1248,11 +1257,13 @@
               <w:bottom w:w="0" w:type="dxa"/>
               <w:right w:w="0" w:type="dxa"/>
             </w:tcMar>
-            <w:hideMark/>
-          </w:tcPr>
-          <w:p>
-            <w:pPr>
-              <w:spacing w:after="0" w:line="240" w:lineRule="auto"/>
+            <w:vAlign w:val="center"/>
+            <w:hideMark/>
+          </w:tcPr>
+          <w:p>
+            <w:pPr>
+              <w:spacing w:after="0" w:line="240" w:lineRule="auto"/>
+              <w:jc w:val="center"/>
               <w:rPr>
                 <w:rFonts w:ascii="Arial" w:eastAsia="Times New Roman" w:hAnsi="Arial" w:cs="Arial"/>
                 <w:color w:val="333333"/>
@@ -1291,11 +1302,13 @@
               <w:bottom w:w="0" w:type="dxa"/>
               <w:right w:w="0" w:type="dxa"/>
             </w:tcMar>
-            <w:hideMark/>
-          </w:tcPr>
-          <w:p>
-            <w:pPr>
-              <w:spacing w:after="0" w:line="240" w:lineRule="auto"/>
+            <w:vAlign w:val="center"/>
+            <w:hideMark/>
+          </w:tcPr>
+          <w:p>
+            <w:pPr>
+              <w:spacing w:after="0" w:line="240" w:lineRule="auto"/>
+              <w:jc w:val="center"/>
               <w:rPr>
                 <w:rFonts w:ascii="Arial" w:eastAsia="Times New Roman" w:hAnsi="Arial" w:cs="Arial"/>
                 <w:color w:val="333333"/>

--- a/templates/obrazac1-template.docx
+++ b/templates/obrazac1-template.docx
@@ -875,7 +875,7 @@
       </w:tr>
       <w:tr>
         <w:trPr>
-          <w:trHeight w:val="340"/>
+          <w:trHeight w:val="284"/>
         </w:trPr>
         <w:tc>
           <w:tcPr>
@@ -2841,6 +2841,7 @@
           <w:kern w:val="0"/>
           <w:sz w:val="23"/>
           <w:szCs w:val="23"/>
+          <w:lang w:val="sr-Latn-RS"/>
           <w14:ligatures w14:val="none"/>
         </w:rPr>
       </w:pPr>
@@ -2855,6 +2856,21 @@
         </w:rPr>
         <w:t> </w:t>
       </w:r>
+    </w:p>
+    <w:p>
+      <w:pPr>
+        <w:shd w:val="clear" w:color="auto" w:fill="FFFFFF"/>
+        <w:spacing w:after="0" w:line="240" w:lineRule="auto"/>
+        <w:rPr>
+          <w:rFonts w:ascii="Open Sans" w:eastAsia="Times New Roman" w:hAnsi="Open Sans" w:cs="Open Sans"/>
+          <w:color w:val="333333"/>
+          <w:kern w:val="0"/>
+          <w:sz w:val="23"/>
+          <w:szCs w:val="23"/>
+          <w:lang w:val="sr-Latn-RS"/>
+          <w14:ligatures w14:val="none"/>
+        </w:rPr>
+      </w:pPr>
     </w:p>
     <w:tbl>
       <w:tblPr>
@@ -2900,6 +2916,72 @@
             </w:pPr>
             <w:r>
               <w:rPr>
+                <w:rFonts w:ascii="Open Sans" w:eastAsia="Times New Roman" w:hAnsi="Open Sans" w:cs="Open Sans"/>
+                <w:noProof/>
+                <w:color w:val="333333"/>
+                <w:kern w:val="0"/>
+                <w:sz w:val="23"/>
+                <w:szCs w:val="23"/>
+                <w:lang w:val="sr-Latn-RS"/>
+              </w:rPr>
+              <w:drawing>
+                <wp:anchor distT="0" distB="0" distL="114300" distR="114300" simplePos="0" relativeHeight="251658240" behindDoc="0" locked="0" layoutInCell="1" allowOverlap="1" wp14:anchorId="5E15C350" wp14:editId="590DAC63">
+                  <wp:simplePos x="0" y="0"/>
+                  <wp:positionH relativeFrom="column">
+                    <wp:posOffset>149860</wp:posOffset>
+                  </wp:positionH>
+                  <wp:positionV relativeFrom="paragraph">
+                    <wp:posOffset>-459740</wp:posOffset>
+                  </wp:positionV>
+                  <wp:extent cx="1563370" cy="779924"/>
+                  <wp:effectExtent l="0" t="0" r="0" b="1270"/>
+                  <wp:wrapNone/>
+                  <wp:docPr id="1" name="Picture 1"/>
+                  <wp:cNvGraphicFramePr>
+                    <a:graphicFrameLocks xmlns:a="http://schemas.openxmlformats.org/drawingml/2006/main" noChangeAspect="1"/>
+                  </wp:cNvGraphicFramePr>
+                  <a:graphic xmlns:a="http://schemas.openxmlformats.org/drawingml/2006/main">
+                    <a:graphicData uri="http://schemas.openxmlformats.org/drawingml/2006/picture">
+                      <pic:pic xmlns:pic="http://schemas.openxmlformats.org/drawingml/2006/picture">
+                        <pic:nvPicPr>
+                          <pic:cNvPr id="1" name="Picture 1"/>
+                          <pic:cNvPicPr/>
+                        </pic:nvPicPr>
+                        <pic:blipFill>
+                          <a:blip r:embed="rId4" cstate="print">
+                            <a:extLst>
+                              <a:ext uri="{28A0092B-C50C-407E-A947-70E740481C1C}">
+                                <a14:useLocalDpi xmlns:a14="http://schemas.microsoft.com/office/drawing/2010/main" val="0"/>
+                              </a:ext>
+                            </a:extLst>
+                          </a:blip>
+                          <a:stretch>
+                            <a:fillRect/>
+                          </a:stretch>
+                        </pic:blipFill>
+                        <pic:spPr>
+                          <a:xfrm>
+                            <a:off x="0" y="0"/>
+                            <a:ext cx="1563370" cy="779924"/>
+                          </a:xfrm>
+                          <a:prstGeom prst="rect">
+                            <a:avLst/>
+                          </a:prstGeom>
+                        </pic:spPr>
+                      </pic:pic>
+                    </a:graphicData>
+                  </a:graphic>
+                  <wp14:sizeRelH relativeFrom="page">
+                    <wp14:pctWidth>0</wp14:pctWidth>
+                  </wp14:sizeRelH>
+                  <wp14:sizeRelV relativeFrom="page">
+                    <wp14:pctHeight>0</wp14:pctHeight>
+                  </wp14:sizeRelV>
+                </wp:anchor>
+              </w:drawing>
+            </w:r>
+            <w:r>
+              <w:rPr>
                 <w:rFonts w:ascii="Arial" w:eastAsia="Times New Roman" w:hAnsi="Arial" w:cs="Arial"/>
                 <w:color w:val="333333"/>
                 <w:kern w:val="0"/>
@@ -2973,6 +3055,71 @@
                 <w14:ligatures w14:val="none"/>
               </w:rPr>
             </w:pPr>
+            <w:r>
+              <w:rPr>
+                <w:rFonts w:ascii="Arial" w:eastAsia="Times New Roman" w:hAnsi="Arial" w:cs="Arial"/>
+                <w:noProof/>
+                <w:color w:val="333333"/>
+                <w:kern w:val="0"/>
+                <w:sz w:val="18"/>
+                <w:szCs w:val="18"/>
+              </w:rPr>
+              <w:drawing>
+                <wp:anchor distT="0" distB="0" distL="114300" distR="114300" simplePos="0" relativeHeight="251659264" behindDoc="0" locked="0" layoutInCell="1" allowOverlap="1" wp14:anchorId="7F711B68" wp14:editId="47CE8694">
+                  <wp:simplePos x="0" y="0"/>
+                  <wp:positionH relativeFrom="column">
+                    <wp:posOffset>796925</wp:posOffset>
+                  </wp:positionH>
+                  <wp:positionV relativeFrom="paragraph">
+                    <wp:posOffset>-215265</wp:posOffset>
+                  </wp:positionV>
+                  <wp:extent cx="1733392" cy="535499"/>
+                  <wp:effectExtent l="0" t="0" r="635" b="0"/>
+                  <wp:wrapNone/>
+                  <wp:docPr id="2" name="Picture 2"/>
+                  <wp:cNvGraphicFramePr>
+                    <a:graphicFrameLocks xmlns:a="http://schemas.openxmlformats.org/drawingml/2006/main" noChangeAspect="1"/>
+                  </wp:cNvGraphicFramePr>
+                  <a:graphic xmlns:a="http://schemas.openxmlformats.org/drawingml/2006/main">
+                    <a:graphicData uri="http://schemas.openxmlformats.org/drawingml/2006/picture">
+                      <pic:pic xmlns:pic="http://schemas.openxmlformats.org/drawingml/2006/picture">
+                        <pic:nvPicPr>
+                          <pic:cNvPr id="2" name="Picture 2"/>
+                          <pic:cNvPicPr/>
+                        </pic:nvPicPr>
+                        <pic:blipFill>
+                          <a:blip r:embed="rId5" cstate="print">
+                            <a:extLst>
+                              <a:ext uri="{28A0092B-C50C-407E-A947-70E740481C1C}">
+                                <a14:useLocalDpi xmlns:a14="http://schemas.microsoft.com/office/drawing/2010/main" val="0"/>
+                              </a:ext>
+                            </a:extLst>
+                          </a:blip>
+                          <a:stretch>
+                            <a:fillRect/>
+                          </a:stretch>
+                        </pic:blipFill>
+                        <pic:spPr>
+                          <a:xfrm>
+                            <a:off x="0" y="0"/>
+                            <a:ext cx="1733392" cy="535499"/>
+                          </a:xfrm>
+                          <a:prstGeom prst="rect">
+                            <a:avLst/>
+                          </a:prstGeom>
+                        </pic:spPr>
+                      </pic:pic>
+                    </a:graphicData>
+                  </a:graphic>
+                  <wp14:sizeRelH relativeFrom="page">
+                    <wp14:pctWidth>0</wp14:pctWidth>
+                  </wp14:sizeRelH>
+                  <wp14:sizeRelV relativeFrom="page">
+                    <wp14:pctHeight>0</wp14:pctHeight>
+                  </wp14:sizeRelV>
+                </wp:anchor>
+              </w:drawing>
+            </w:r>
             <w:r>
               <w:rPr>
                 <w:rFonts w:ascii="Arial" w:eastAsia="Times New Roman" w:hAnsi="Arial" w:cs="Arial"/>

--- a/templates/obrazac1-template.docx
+++ b/templates/obrazac1-template.docx
@@ -875,6 +875,7 @@
       </w:tr>
       <w:tr>
         <w:trPr>
+          <w:cantSplit/>
           <w:trHeight w:val="284"/>
         </w:trPr>
         <w:tc>
@@ -1334,6 +1335,7 @@
       </w:tr>
       <w:tr>
         <w:trPr>
+          <w:cantSplit/>
           <w:trHeight w:val="284"/>
         </w:trPr>
         <w:tc>
@@ -1722,6 +1724,7 @@
       </w:tr>
       <w:tr>
         <w:trPr>
+          <w:cantSplit/>
           <w:trHeight w:val="284"/>
         </w:trPr>
         <w:tc>
@@ -2092,6 +2095,7 @@
       </w:tr>
       <w:tr>
         <w:trPr>
+          <w:cantSplit/>
           <w:trHeight w:val="284"/>
         </w:trPr>
         <w:tc>
@@ -2462,6 +2466,7 @@
       </w:tr>
       <w:tr>
         <w:trPr>
+          <w:cantSplit/>
           <w:trHeight w:val="284"/>
         </w:trPr>
         <w:tc>
@@ -2841,7 +2846,6 @@
           <w:kern w:val="0"/>
           <w:sz w:val="23"/>
           <w:szCs w:val="23"/>
-          <w:lang w:val="sr-Latn-RS"/>
           <w14:ligatures w14:val="none"/>
         </w:rPr>
       </w:pPr>
@@ -2867,7 +2871,6 @@
           <w:kern w:val="0"/>
           <w:sz w:val="23"/>
           <w:szCs w:val="23"/>
-          <w:lang w:val="sr-Latn-RS"/>
           <w14:ligatures w14:val="none"/>
         </w:rPr>
       </w:pPr>
@@ -2922,7 +2925,6 @@
                 <w:kern w:val="0"/>
                 <w:sz w:val="23"/>
                 <w:szCs w:val="23"/>
-                <w:lang w:val="sr-Latn-RS"/>
               </w:rPr>
               <w:drawing>
                 <wp:anchor distT="0" distB="0" distL="114300" distR="114300" simplePos="0" relativeHeight="251658240" behindDoc="0" locked="0" layoutInCell="1" allowOverlap="1" wp14:anchorId="5E15C350" wp14:editId="590DAC63">
@@ -3273,7 +3275,7 @@
         <w:kern w:val="2"/>
         <w:sz w:val="24"/>
         <w:szCs w:val="24"/>
-        <w:lang w:eastAsia="en-US" w:bidi="ar-SA"/>
+        <w:lang w:val="sr-Latn-RS" w:eastAsia="en-US" w:bidi="ar-SA"/>
         <w14:ligatures w14:val="standardContextual"/>
       </w:rPr>
     </w:rPrDefault>

--- a/templates/obrazac1-template.docx
+++ b/templates/obrazac1-template.docx
@@ -426,6 +426,71 @@
       <w:r>
         <w:rPr>
           <w:rFonts w:ascii="Open Sans" w:eastAsia="Times New Roman" w:hAnsi="Open Sans" w:cs="Open Sans"/>
+          <w:noProof/>
+          <w:color w:val="333333"/>
+          <w:kern w:val="0"/>
+          <w:sz w:val="23"/>
+          <w:szCs w:val="23"/>
+        </w:rPr>
+        <w:drawing>
+          <wp:anchor distT="0" distB="0" distL="114300" distR="114300" simplePos="0" relativeHeight="251658240" behindDoc="0" locked="0" layoutInCell="1" allowOverlap="1" wp14:anchorId="5E15C350" wp14:editId="543BCD78">
+            <wp:simplePos x="0" y="0"/>
+            <wp:positionH relativeFrom="column">
+              <wp:posOffset>883285</wp:posOffset>
+            </wp:positionH>
+            <wp:positionV relativeFrom="paragraph">
+              <wp:posOffset>2129790</wp:posOffset>
+            </wp:positionV>
+            <wp:extent cx="1563370" cy="779924"/>
+            <wp:effectExtent l="0" t="0" r="0" b="1270"/>
+            <wp:wrapNone/>
+            <wp:docPr id="1" name="Picture 1"/>
+            <wp:cNvGraphicFramePr>
+              <a:graphicFrameLocks xmlns:a="http://schemas.openxmlformats.org/drawingml/2006/main" noChangeAspect="1"/>
+            </wp:cNvGraphicFramePr>
+            <a:graphic xmlns:a="http://schemas.openxmlformats.org/drawingml/2006/main">
+              <a:graphicData uri="http://schemas.openxmlformats.org/drawingml/2006/picture">
+                <pic:pic xmlns:pic="http://schemas.openxmlformats.org/drawingml/2006/picture">
+                  <pic:nvPicPr>
+                    <pic:cNvPr id="1" name="Picture 1"/>
+                    <pic:cNvPicPr/>
+                  </pic:nvPicPr>
+                  <pic:blipFill>
+                    <a:blip r:embed="rId4" cstate="print">
+                      <a:extLst>
+                        <a:ext uri="{28A0092B-C50C-407E-A947-70E740481C1C}">
+                          <a14:useLocalDpi xmlns:a14="http://schemas.microsoft.com/office/drawing/2010/main" val="0"/>
+                        </a:ext>
+                      </a:extLst>
+                    </a:blip>
+                    <a:stretch>
+                      <a:fillRect/>
+                    </a:stretch>
+                  </pic:blipFill>
+                  <pic:spPr>
+                    <a:xfrm>
+                      <a:off x="0" y="0"/>
+                      <a:ext cx="1563370" cy="779924"/>
+                    </a:xfrm>
+                    <a:prstGeom prst="rect">
+                      <a:avLst/>
+                    </a:prstGeom>
+                  </pic:spPr>
+                </pic:pic>
+              </a:graphicData>
+            </a:graphic>
+            <wp14:sizeRelH relativeFrom="page">
+              <wp14:pctWidth>0</wp14:pctWidth>
+            </wp14:sizeRelH>
+            <wp14:sizeRelV relativeFrom="page">
+              <wp14:pctHeight>0</wp14:pctHeight>
+            </wp14:sizeRelV>
+          </wp:anchor>
+        </w:drawing>
+      </w:r>
+      <w:r>
+        <w:rPr>
+          <w:rFonts w:ascii="Open Sans" w:eastAsia="Times New Roman" w:hAnsi="Open Sans" w:cs="Open Sans"/>
           <w:color w:val="333333"/>
           <w:kern w:val="0"/>
           <w:sz w:val="23"/>
@@ -2917,71 +2982,6 @@
                 <w14:ligatures w14:val="none"/>
               </w:rPr>
             </w:pPr>
-            <w:r>
-              <w:rPr>
-                <w:rFonts w:ascii="Open Sans" w:eastAsia="Times New Roman" w:hAnsi="Open Sans" w:cs="Open Sans"/>
-                <w:noProof/>
-                <w:color w:val="333333"/>
-                <w:kern w:val="0"/>
-                <w:sz w:val="23"/>
-                <w:szCs w:val="23"/>
-              </w:rPr>
-              <w:drawing>
-                <wp:anchor distT="0" distB="0" distL="114300" distR="114300" simplePos="0" relativeHeight="251658240" behindDoc="0" locked="0" layoutInCell="1" allowOverlap="1" wp14:anchorId="5E15C350" wp14:editId="590DAC63">
-                  <wp:simplePos x="0" y="0"/>
-                  <wp:positionH relativeFrom="column">
-                    <wp:posOffset>149860</wp:posOffset>
-                  </wp:positionH>
-                  <wp:positionV relativeFrom="paragraph">
-                    <wp:posOffset>-459740</wp:posOffset>
-                  </wp:positionV>
-                  <wp:extent cx="1563370" cy="779924"/>
-                  <wp:effectExtent l="0" t="0" r="0" b="1270"/>
-                  <wp:wrapNone/>
-                  <wp:docPr id="1" name="Picture 1"/>
-                  <wp:cNvGraphicFramePr>
-                    <a:graphicFrameLocks xmlns:a="http://schemas.openxmlformats.org/drawingml/2006/main" noChangeAspect="1"/>
-                  </wp:cNvGraphicFramePr>
-                  <a:graphic xmlns:a="http://schemas.openxmlformats.org/drawingml/2006/main">
-                    <a:graphicData uri="http://schemas.openxmlformats.org/drawingml/2006/picture">
-                      <pic:pic xmlns:pic="http://schemas.openxmlformats.org/drawingml/2006/picture">
-                        <pic:nvPicPr>
-                          <pic:cNvPr id="1" name="Picture 1"/>
-                          <pic:cNvPicPr/>
-                        </pic:nvPicPr>
-                        <pic:blipFill>
-                          <a:blip r:embed="rId4" cstate="print">
-                            <a:extLst>
-                              <a:ext uri="{28A0092B-C50C-407E-A947-70E740481C1C}">
-                                <a14:useLocalDpi xmlns:a14="http://schemas.microsoft.com/office/drawing/2010/main" val="0"/>
-                              </a:ext>
-                            </a:extLst>
-                          </a:blip>
-                          <a:stretch>
-                            <a:fillRect/>
-                          </a:stretch>
-                        </pic:blipFill>
-                        <pic:spPr>
-                          <a:xfrm>
-                            <a:off x="0" y="0"/>
-                            <a:ext cx="1563370" cy="779924"/>
-                          </a:xfrm>
-                          <a:prstGeom prst="rect">
-                            <a:avLst/>
-                          </a:prstGeom>
-                        </pic:spPr>
-                      </pic:pic>
-                    </a:graphicData>
-                  </a:graphic>
-                  <wp14:sizeRelH relativeFrom="page">
-                    <wp14:pctWidth>0</wp14:pctWidth>
-                  </wp14:sizeRelH>
-                  <wp14:sizeRelV relativeFrom="page">
-                    <wp14:pctHeight>0</wp14:pctHeight>
-                  </wp14:sizeRelV>
-                </wp:anchor>
-              </w:drawing>
-            </w:r>
             <w:r>
               <w:rPr>
                 <w:rFonts w:ascii="Arial" w:eastAsia="Times New Roman" w:hAnsi="Arial" w:cs="Arial"/>

--- a/templates/obrazac1-template.docx
+++ b/templates/obrazac1-template.docx
@@ -433,10 +433,10 @@
           <w:szCs w:val="23"/>
         </w:rPr>
         <w:drawing>
-          <wp:anchor distT="0" distB="0" distL="114300" distR="114300" simplePos="0" relativeHeight="251658240" behindDoc="0" locked="0" layoutInCell="1" allowOverlap="1" wp14:anchorId="5E15C350" wp14:editId="543BCD78">
+          <wp:anchor distT="0" distB="0" distL="114300" distR="114300" simplePos="0" relativeHeight="251658240" behindDoc="0" locked="0" layoutInCell="1" allowOverlap="1" wp14:anchorId="5E15C350" wp14:editId="53A393A8">
             <wp:simplePos x="0" y="0"/>
             <wp:positionH relativeFrom="column">
-              <wp:posOffset>883285</wp:posOffset>
+              <wp:posOffset>340360</wp:posOffset>
             </wp:positionH>
             <wp:positionV relativeFrom="paragraph">
               <wp:posOffset>2129790</wp:posOffset>
@@ -531,6 +531,10 @@
         <w:gridCol w:w="1777"/>
       </w:tblGrid>
       <w:tr>
+        <w:trPr>
+          <w:cantSplit/>
+          <w:tblHeader/>
+        </w:trPr>
         <w:tc>
           <w:tcPr>
             <w:tcW w:w="0" w:type="auto"/>

--- a/templates/obrazac1-template.docx
+++ b/templates/obrazac1-template.docx
@@ -1,6 +1,6 @@
 
 <file path=word/document.xml><?xml version="1.0" encoding="utf-8"?>
-<w:document xmlns:wpc="http://schemas.microsoft.com/office/word/2010/wordprocessingCanvas" xmlns:cx="http://schemas.microsoft.com/office/drawing/2014/chartex" xmlns:cx1="http://schemas.microsoft.com/office/drawing/2015/9/8/chartex" xmlns:cx2="http://schemas.microsoft.com/office/drawing/2015/10/21/chartex" xmlns:cx3="http://schemas.microsoft.com/office/drawing/2016/5/9/chartex" xmlns:cx4="http://schemas.microsoft.com/office/drawing/2016/5/10/chartex" xmlns:cx5="http://schemas.microsoft.com/office/drawing/2016/5/11/chartex" xmlns:cx6="http://schemas.microsoft.com/office/drawing/2016/5/12/chartex" xmlns:cx7="http://schemas.microsoft.com/office/drawing/2016/5/13/chartex" xmlns:cx8="http://schemas.microsoft.com/office/drawing/2016/5/14/chartex" xmlns:mc="http://schemas.openxmlformats.org/markup-compatibility/2006" xmlns:aink="http://schemas.microsoft.com/office/drawing/2016/ink" xmlns:am3d="http://schemas.microsoft.com/office/drawing/2017/model3d" xmlns:o="urn:schemas-microsoft-com:office:office" xmlns:oel="http://schemas.microsoft.com/office/2019/extlst" xmlns:r="http://schemas.openxmlformats.org/officeDocument/2006/relationships" xmlns:m="http://schemas.openxmlformats.org/officeDocument/2006/math" xmlns:v="urn:schemas-microsoft-com:vml" xmlns:wp14="http://schemas.microsoft.com/office/word/2010/wordprocessingDrawing" xmlns:wp="http://schemas.openxmlformats.org/drawingml/2006/wordprocessingDrawing" xmlns:w10="urn:schemas-microsoft-com:office:word" xmlns:w="http://schemas.openxmlformats.org/wordprocessingml/2006/main" xmlns:w14="http://schemas.microsoft.com/office/word/2010/wordml" xmlns:w15="http://schemas.microsoft.com/office/word/2012/wordml" xmlns:w16cex="http://schemas.microsoft.com/office/word/2018/wordml/cex" xmlns:w16cid="http://schemas.microsoft.com/office/word/2016/wordml/cid" xmlns:w16="http://schemas.microsoft.com/office/word/2018/wordml" xmlns:w16sdtdh="http://schemas.microsoft.com/office/word/2020/wordml/sdtdatahash" xmlns:w16se="http://schemas.microsoft.com/office/word/2015/wordml/symex" xmlns:wpg="http://schemas.microsoft.com/office/word/2010/wordprocessingGroup" xmlns:wpi="http://schemas.microsoft.com/office/word/2010/wordprocessingInk" xmlns:wne="http://schemas.microsoft.com/office/word/2006/wordml" xmlns:wps="http://schemas.microsoft.com/office/word/2010/wordprocessingShape" mc:Ignorable="w14 w15 w16se w16cid w16 w16cex w16sdtdh wp14">
+<w:document xmlns:wpc="http://schemas.microsoft.com/office/word/2010/wordprocessingCanvas" xmlns:cx="http://schemas.microsoft.com/office/drawing/2014/chartex" xmlns:cx1="http://schemas.microsoft.com/office/drawing/2015/9/8/chartex" xmlns:cx2="http://schemas.microsoft.com/office/drawing/2015/10/21/chartex" xmlns:cx3="http://schemas.microsoft.com/office/drawing/2016/5/9/chartex" xmlns:cx4="http://schemas.microsoft.com/office/drawing/2016/5/10/chartex" xmlns:cx5="http://schemas.microsoft.com/office/drawing/2016/5/11/chartex" xmlns:cx6="http://schemas.microsoft.com/office/drawing/2016/5/12/chartex" xmlns:cx7="http://schemas.microsoft.com/office/drawing/2016/5/13/chartex" xmlns:cx8="http://schemas.microsoft.com/office/drawing/2016/5/14/chartex" xmlns:mc="http://schemas.openxmlformats.org/markup-compatibility/2006" xmlns:aink="http://schemas.microsoft.com/office/drawing/2016/ink" xmlns:am3d="http://schemas.microsoft.com/office/drawing/2017/model3d" xmlns:o="urn:schemas-microsoft-com:office:office" xmlns:oel="http://schemas.microsoft.com/office/2019/extlst" xmlns:r="http://schemas.openxmlformats.org/officeDocument/2006/relationships" xmlns:m="http://schemas.openxmlformats.org/officeDocument/2006/math" xmlns:v="urn:schemas-microsoft-com:vml" xmlns:wp14="http://schemas.microsoft.com/office/word/2010/wordprocessingDrawing" xmlns:wp="http://schemas.openxmlformats.org/drawingml/2006/wordprocessingDrawing" xmlns:w10="urn:schemas-microsoft-com:office:word" xmlns:w="http://schemas.openxmlformats.org/wordprocessingml/2006/main" xmlns:w14="http://schemas.microsoft.com/office/word/2010/wordml" xmlns:w15="http://schemas.microsoft.com/office/word/2012/wordml" xmlns:w16cex="http://schemas.microsoft.com/office/word/2018/wordml/cex" xmlns:w16cid="http://schemas.microsoft.com/office/word/2016/wordml/cid" xmlns:w16="http://schemas.microsoft.com/office/word/2018/wordml" xmlns:w16du="http://schemas.microsoft.com/office/word/2023/wordml/word16du" xmlns:w16sdtdh="http://schemas.microsoft.com/office/word/2020/wordml/sdtdatahash" xmlns:w16sdtfl="http://schemas.microsoft.com/office/word/2024/wordml/sdtformatlock" xmlns:w16se="http://schemas.microsoft.com/office/word/2015/wordml/symex" xmlns:wpg="http://schemas.microsoft.com/office/word/2010/wordprocessingGroup" xmlns:wpi="http://schemas.microsoft.com/office/word/2010/wordprocessingInk" xmlns:wne="http://schemas.microsoft.com/office/word/2006/wordml" xmlns:wps="http://schemas.microsoft.com/office/word/2010/wordprocessingShape" mc:Ignorable="w14 w15 w16se w16cid w16 w16cex w16sdtdh w16sdtfl w16du wp14">
   <w:body>
     <w:p>
       <w:pPr>
@@ -226,7 +226,7 @@
                 <w:u w:val="single"/>
                 <w14:ligatures w14:val="none"/>
               </w:rPr>
-              <w:t>Beograd, Bačvanska 21b/III</w:t>
+              <w:t xml:space="preserve">Beograd, Bačvanska 21b/III</w:t>
             </w:r>
           </w:p>
         </w:tc>
@@ -423,71 +423,6 @@
           <w14:ligatures w14:val="none"/>
         </w:rPr>
       </w:pPr>
-      <w:r>
-        <w:rPr>
-          <w:rFonts w:ascii="Open Sans" w:eastAsia="Times New Roman" w:hAnsi="Open Sans" w:cs="Open Sans"/>
-          <w:noProof/>
-          <w:color w:val="333333"/>
-          <w:kern w:val="0"/>
-          <w:sz w:val="23"/>
-          <w:szCs w:val="23"/>
-        </w:rPr>
-        <w:drawing>
-          <wp:anchor distT="0" distB="0" distL="114300" distR="114300" simplePos="0" relativeHeight="251658240" behindDoc="0" locked="0" layoutInCell="1" allowOverlap="1" wp14:anchorId="5E15C350" wp14:editId="53A393A8">
-            <wp:simplePos x="0" y="0"/>
-            <wp:positionH relativeFrom="column">
-              <wp:posOffset>340360</wp:posOffset>
-            </wp:positionH>
-            <wp:positionV relativeFrom="paragraph">
-              <wp:posOffset>2129790</wp:posOffset>
-            </wp:positionV>
-            <wp:extent cx="1563370" cy="779924"/>
-            <wp:effectExtent l="0" t="0" r="0" b="1270"/>
-            <wp:wrapNone/>
-            <wp:docPr id="1" name="Picture 1"/>
-            <wp:cNvGraphicFramePr>
-              <a:graphicFrameLocks xmlns:a="http://schemas.openxmlformats.org/drawingml/2006/main" noChangeAspect="1"/>
-            </wp:cNvGraphicFramePr>
-            <a:graphic xmlns:a="http://schemas.openxmlformats.org/drawingml/2006/main">
-              <a:graphicData uri="http://schemas.openxmlformats.org/drawingml/2006/picture">
-                <pic:pic xmlns:pic="http://schemas.openxmlformats.org/drawingml/2006/picture">
-                  <pic:nvPicPr>
-                    <pic:cNvPr id="1" name="Picture 1"/>
-                    <pic:cNvPicPr/>
-                  </pic:nvPicPr>
-                  <pic:blipFill>
-                    <a:blip r:embed="rId4" cstate="print">
-                      <a:extLst>
-                        <a:ext uri="{28A0092B-C50C-407E-A947-70E740481C1C}">
-                          <a14:useLocalDpi xmlns:a14="http://schemas.microsoft.com/office/drawing/2010/main" val="0"/>
-                        </a:ext>
-                      </a:extLst>
-                    </a:blip>
-                    <a:stretch>
-                      <a:fillRect/>
-                    </a:stretch>
-                  </pic:blipFill>
-                  <pic:spPr>
-                    <a:xfrm>
-                      <a:off x="0" y="0"/>
-                      <a:ext cx="1563370" cy="779924"/>
-                    </a:xfrm>
-                    <a:prstGeom prst="rect">
-                      <a:avLst/>
-                    </a:prstGeom>
-                  </pic:spPr>
-                </pic:pic>
-              </a:graphicData>
-            </a:graphic>
-            <wp14:sizeRelH relativeFrom="page">
-              <wp14:pctWidth>0</wp14:pctWidth>
-            </wp14:sizeRelH>
-            <wp14:sizeRelV relativeFrom="page">
-              <wp14:pctHeight>0</wp14:pctHeight>
-            </wp14:sizeRelV>
-          </wp:anchor>
-        </w:drawing>
-      </w:r>
       <w:r>
         <w:rPr>
           <w:rFonts w:ascii="Open Sans" w:eastAsia="Times New Roman" w:hAnsi="Open Sans" w:cs="Open Sans"/>
@@ -519,22 +454,18 @@
         <w:tblLook w:val="04A0" w:firstRow="1" w:lastRow="0" w:firstColumn="1" w:lastColumn="0" w:noHBand="0" w:noVBand="1"/>
       </w:tblPr>
       <w:tblGrid>
-        <w:gridCol w:w="1917"/>
-        <w:gridCol w:w="1233"/>
-        <w:gridCol w:w="1748"/>
-        <w:gridCol w:w="1016"/>
-        <w:gridCol w:w="961"/>
-        <w:gridCol w:w="1521"/>
-        <w:gridCol w:w="1687"/>
-        <w:gridCol w:w="1397"/>
-        <w:gridCol w:w="1477"/>
-        <w:gridCol w:w="1777"/>
+        <w:gridCol w:w="571"/>
+        <w:gridCol w:w="1286"/>
+        <w:gridCol w:w="2396"/>
+        <w:gridCol w:w="1269"/>
+        <w:gridCol w:w="1134"/>
+        <w:gridCol w:w="1559"/>
+        <w:gridCol w:w="1843"/>
+        <w:gridCol w:w="1519"/>
+        <w:gridCol w:w="1499"/>
+        <w:gridCol w:w="1658"/>
       </w:tblGrid>
       <w:tr>
-        <w:trPr>
-          <w:cantSplit/>
-          <w:tblHeader/>
-        </w:trPr>
         <w:tc>
           <w:tcPr>
             <w:tcW w:w="0" w:type="auto"/>
@@ -945,7 +876,6 @@
       <w:tr>
         <w:trPr>
           <w:cantSplit/>
-          <w:trHeight w:val="284"/>
         </w:trPr>
         <w:tc>
           <w:tcPr>
@@ -969,6 +899,7 @@
           </w:tcPr>
           <w:p>
             <w:pPr>
+              <w:keepNext/>
               <w:spacing w:after="0" w:line="240" w:lineRule="auto"/>
               <w:jc w:val="center"/>
               <w:rPr>
@@ -1010,13 +941,12 @@
               <w:bottom w:w="0" w:type="dxa"/>
               <w:right w:w="0" w:type="dxa"/>
             </w:tcMar>
-            <w:vAlign w:val="center"/>
-            <w:hideMark/>
-          </w:tcPr>
-          <w:p>
-            <w:pPr>
-              <w:spacing w:after="0" w:line="240" w:lineRule="auto"/>
-              <w:jc w:val="center"/>
+            <w:hideMark/>
+          </w:tcPr>
+          <w:p>
+            <w:pPr>
+              <w:keepNext/>
+              <w:spacing w:after="0" w:line="240" w:lineRule="auto"/>
               <w:rPr>
                 <w:rFonts w:ascii="Arial" w:eastAsia="Times New Roman" w:hAnsi="Arial" w:cs="Arial"/>
                 <w:color w:val="333333"/>
@@ -1056,13 +986,12 @@
               <w:bottom w:w="0" w:type="dxa"/>
               <w:right w:w="0" w:type="dxa"/>
             </w:tcMar>
-            <w:vAlign w:val="center"/>
-            <w:hideMark/>
-          </w:tcPr>
-          <w:p>
-            <w:pPr>
-              <w:spacing w:after="0" w:line="240" w:lineRule="auto"/>
-              <w:jc w:val="center"/>
+            <w:hideMark/>
+          </w:tcPr>
+          <w:p>
+            <w:pPr>
+              <w:keepNext/>
+              <w:spacing w:after="0" w:line="240" w:lineRule="auto"/>
               <w:rPr>
                 <w:rFonts w:ascii="Arial" w:eastAsia="Times New Roman" w:hAnsi="Arial" w:cs="Arial"/>
                 <w:color w:val="333333"/>
@@ -1102,11 +1031,56 @@
               <w:bottom w:w="0" w:type="dxa"/>
               <w:right w:w="0" w:type="dxa"/>
             </w:tcMar>
+            <w:hideMark/>
+          </w:tcPr>
+          <w:p>
+            <w:pPr>
+              <w:keepNext/>
+              <w:spacing w:after="0" w:line="240" w:lineRule="auto"/>
+              <w:rPr>
+                <w:rFonts w:ascii="Arial" w:eastAsia="Times New Roman" w:hAnsi="Arial" w:cs="Arial"/>
+                <w:color w:val="333333"/>
+                <w:kern w:val="0"/>
+                <w:sz w:val="18"/>
+                <w:szCs w:val="18"/>
+                <w14:ligatures w14:val="none"/>
+              </w:rPr>
+            </w:pPr>
+            <w:r>
+              <w:rPr>
+                <w:rFonts w:ascii="Arial" w:eastAsia="Times New Roman" w:hAnsi="Arial" w:cs="Arial"/>
+                <w:color w:val="333333"/>
+                <w:kern w:val="0"/>
+                <w:sz w:val="18"/>
+                <w:szCs w:val="18"/>
+                <w14:ligatures w14:val="none"/>
+              </w:rPr>
+              <w:t>{interval}</w:t>
+            </w:r>
+          </w:p>
+        </w:tc>
+        <w:tc>
+          <w:tcPr>
+            <w:tcW w:w="1134" w:type="dxa"/>
+            <w:tcBorders>
+              <w:top w:val="outset" w:sz="6" w:space="0" w:color="auto"/>
+              <w:left w:val="outset" w:sz="6" w:space="0" w:color="auto"/>
+              <w:bottom w:val="outset" w:sz="6" w:space="0" w:color="auto"/>
+              <w:right w:val="outset" w:sz="6" w:space="0" w:color="auto"/>
+            </w:tcBorders>
+            <w:shd w:val="clear" w:color="auto" w:fill="FFFFFF"/>
+            <w:tcMar>
+              <w:top w:w="0" w:type="dxa"/>
+              <w:left w:w="0" w:type="dxa"/>
+              <w:bottom w:w="0" w:type="dxa"/>
+              <w:right w:w="0" w:type="dxa"/>
+            </w:tcMar>
             <w:vAlign w:val="center"/>
             <w:hideMark/>
           </w:tcPr>
           <w:p>
             <w:pPr>
+              <w:keepNext/>
               <w:spacing w:after="0" w:line="240" w:lineRule="auto"/>
               <w:jc w:val="center"/>
               <w:rPr>
@@ -1127,51 +1101,6 @@
                 <w:szCs w:val="18"/>
                 <w14:ligatures w14:val="none"/>
               </w:rPr>
-              <w:t>{interval}</w:t>
-            </w:r>
-          </w:p>
-        </w:tc>
-        <w:tc>
-          <w:tcPr>
-            <w:tcW w:w="1134" w:type="dxa"/>
-            <w:tcBorders>
-              <w:top w:val="outset" w:sz="6" w:space="0" w:color="auto"/>
-              <w:left w:val="outset" w:sz="6" w:space="0" w:color="auto"/>
-              <w:bottom w:val="outset" w:sz="6" w:space="0" w:color="auto"/>
-              <w:right w:val="outset" w:sz="6" w:space="0" w:color="auto"/>
-            </w:tcBorders>
-            <w:shd w:val="clear" w:color="auto" w:fill="FFFFFF"/>
-            <w:tcMar>
-              <w:top w:w="0" w:type="dxa"/>
-              <w:left w:w="0" w:type="dxa"/>
-              <w:bottom w:w="0" w:type="dxa"/>
-              <w:right w:w="0" w:type="dxa"/>
-            </w:tcMar>
-            <w:vAlign w:val="center"/>
-            <w:hideMark/>
-          </w:tcPr>
-          <w:p>
-            <w:pPr>
-              <w:spacing w:after="0" w:line="240" w:lineRule="auto"/>
-              <w:jc w:val="center"/>
-              <w:rPr>
-                <w:rFonts w:ascii="Arial" w:eastAsia="Times New Roman" w:hAnsi="Arial" w:cs="Arial"/>
-                <w:color w:val="333333"/>
-                <w:kern w:val="0"/>
-                <w:sz w:val="18"/>
-                <w:szCs w:val="18"/>
-                <w14:ligatures w14:val="none"/>
-              </w:rPr>
-            </w:pPr>
-            <w:r>
-              <w:rPr>
-                <w:rFonts w:ascii="Arial" w:eastAsia="Times New Roman" w:hAnsi="Arial" w:cs="Arial"/>
-                <w:color w:val="333333"/>
-                <w:kern w:val="0"/>
-                <w:sz w:val="18"/>
-                <w:szCs w:val="18"/>
-                <w14:ligatures w14:val="none"/>
-              </w:rPr>
               <w:t>Prethodni</w:t>
             </w:r>
           </w:p>
@@ -1192,13 +1121,12 @@
               <w:bottom w:w="0" w:type="dxa"/>
               <w:right w:w="0" w:type="dxa"/>
             </w:tcMar>
-            <w:vAlign w:val="center"/>
-            <w:hideMark/>
-          </w:tcPr>
-          <w:p>
-            <w:pPr>
-              <w:spacing w:after="0" w:line="240" w:lineRule="auto"/>
-              <w:jc w:val="center"/>
+            <w:hideMark/>
+          </w:tcPr>
+          <w:p>
+            <w:pPr>
+              <w:keepNext/>
+              <w:spacing w:after="0" w:line="240" w:lineRule="auto"/>
               <w:rPr>
                 <w:rFonts w:ascii="Arial" w:eastAsia="Times New Roman" w:hAnsi="Arial" w:cs="Arial"/>
                 <w:color w:val="333333"/>
@@ -1237,13 +1165,12 @@
               <w:bottom w:w="0" w:type="dxa"/>
               <w:right w:w="0" w:type="dxa"/>
             </w:tcMar>
-            <w:vAlign w:val="center"/>
-            <w:hideMark/>
-          </w:tcPr>
-          <w:p>
-            <w:pPr>
-              <w:spacing w:after="0" w:line="240" w:lineRule="auto"/>
-              <w:jc w:val="center"/>
+            <w:hideMark/>
+          </w:tcPr>
+          <w:p>
+            <w:pPr>
+              <w:keepNext/>
+              <w:spacing w:after="0" w:line="240" w:lineRule="auto"/>
               <w:rPr>
                 <w:rFonts w:ascii="Arial" w:eastAsia="Times New Roman" w:hAnsi="Arial" w:cs="Arial"/>
                 <w:color w:val="333333"/>
@@ -1282,13 +1209,12 @@
               <w:bottom w:w="0" w:type="dxa"/>
               <w:right w:w="0" w:type="dxa"/>
             </w:tcMar>
-            <w:vAlign w:val="center"/>
-            <w:hideMark/>
-          </w:tcPr>
-          <w:p>
-            <w:pPr>
-              <w:spacing w:after="0" w:line="240" w:lineRule="auto"/>
-              <w:jc w:val="center"/>
+            <w:hideMark/>
+          </w:tcPr>
+          <w:p>
+            <w:pPr>
+              <w:keepNext/>
+              <w:spacing w:after="0" w:line="240" w:lineRule="auto"/>
               <w:rPr>
                 <w:rFonts w:ascii="Arial" w:eastAsia="Times New Roman" w:hAnsi="Arial" w:cs="Arial"/>
                 <w:color w:val="333333"/>
@@ -1327,13 +1253,12 @@
               <w:bottom w:w="0" w:type="dxa"/>
               <w:right w:w="0" w:type="dxa"/>
             </w:tcMar>
-            <w:vAlign w:val="center"/>
-            <w:hideMark/>
-          </w:tcPr>
-          <w:p>
-            <w:pPr>
-              <w:spacing w:after="0" w:line="240" w:lineRule="auto"/>
-              <w:jc w:val="center"/>
+            <w:hideMark/>
+          </w:tcPr>
+          <w:p>
+            <w:pPr>
+              <w:keepNext/>
+              <w:spacing w:after="0" w:line="240" w:lineRule="auto"/>
               <w:rPr>
                 <w:rFonts w:ascii="Arial" w:eastAsia="Times New Roman" w:hAnsi="Arial" w:cs="Arial"/>
                 <w:color w:val="333333"/>
@@ -1372,13 +1297,12 @@
               <w:bottom w:w="0" w:type="dxa"/>
               <w:right w:w="0" w:type="dxa"/>
             </w:tcMar>
-            <w:vAlign w:val="center"/>
-            <w:hideMark/>
-          </w:tcPr>
-          <w:p>
-            <w:pPr>
-              <w:spacing w:after="0" w:line="240" w:lineRule="auto"/>
-              <w:jc w:val="center"/>
+            <w:hideMark/>
+          </w:tcPr>
+          <w:p>
+            <w:pPr>
+              <w:keepNext/>
+              <w:spacing w:after="0" w:line="240" w:lineRule="auto"/>
               <w:rPr>
                 <w:rFonts w:ascii="Arial" w:eastAsia="Times New Roman" w:hAnsi="Arial" w:cs="Arial"/>
                 <w:color w:val="333333"/>
@@ -1405,7 +1329,6 @@
       <w:tr>
         <w:trPr>
           <w:cantSplit/>
-          <w:trHeight w:val="284"/>
         </w:trPr>
         <w:tc>
           <w:tcPr>
@@ -1423,6 +1346,7 @@
           </w:tcPr>
           <w:p>
             <w:pPr>
+              <w:keepNext/>
               <w:spacing w:after="0" w:line="240" w:lineRule="auto"/>
               <w:rPr>
                 <w:rFonts w:ascii="Arial" w:eastAsia="Times New Roman" w:hAnsi="Arial" w:cs="Arial"/>
@@ -1451,6 +1375,7 @@
           </w:tcPr>
           <w:p>
             <w:pPr>
+              <w:keepNext/>
               <w:spacing w:after="0" w:line="240" w:lineRule="auto"/>
               <w:rPr>
                 <w:rFonts w:ascii="Arial" w:eastAsia="Times New Roman" w:hAnsi="Arial" w:cs="Arial"/>
@@ -1479,6 +1404,7 @@
           </w:tcPr>
           <w:p>
             <w:pPr>
+              <w:keepNext/>
               <w:spacing w:after="0" w:line="240" w:lineRule="auto"/>
               <w:rPr>
                 <w:rFonts w:ascii="Arial" w:eastAsia="Times New Roman" w:hAnsi="Arial" w:cs="Arial"/>
@@ -1507,6 +1433,7 @@
           </w:tcPr>
           <w:p>
             <w:pPr>
+              <w:keepNext/>
               <w:spacing w:after="0" w:line="240" w:lineRule="auto"/>
               <w:rPr>
                 <w:rFonts w:ascii="Arial" w:eastAsia="Times New Roman" w:hAnsi="Arial" w:cs="Arial"/>
@@ -1541,6 +1468,7 @@
           </w:tcPr>
           <w:p>
             <w:pPr>
+              <w:keepNext/>
               <w:spacing w:after="0" w:line="240" w:lineRule="auto"/>
               <w:jc w:val="center"/>
               <w:rPr>
@@ -1581,13 +1509,12 @@
               <w:bottom w:w="0" w:type="dxa"/>
               <w:right w:w="0" w:type="dxa"/>
             </w:tcMar>
-            <w:vAlign w:val="center"/>
-            <w:hideMark/>
-          </w:tcPr>
-          <w:p>
-            <w:pPr>
-              <w:spacing w:after="0" w:line="240" w:lineRule="auto"/>
-              <w:jc w:val="center"/>
+            <w:hideMark/>
+          </w:tcPr>
+          <w:p>
+            <w:pPr>
+              <w:keepNext/>
+              <w:spacing w:after="0" w:line="240" w:lineRule="auto"/>
               <w:rPr>
                 <w:rFonts w:ascii="Arial" w:eastAsia="Times New Roman" w:hAnsi="Arial" w:cs="Arial"/>
                 <w:color w:val="333333"/>
@@ -1626,13 +1553,12 @@
               <w:bottom w:w="0" w:type="dxa"/>
               <w:right w:w="0" w:type="dxa"/>
             </w:tcMar>
-            <w:vAlign w:val="center"/>
-            <w:hideMark/>
-          </w:tcPr>
-          <w:p>
-            <w:pPr>
-              <w:spacing w:after="0" w:line="240" w:lineRule="auto"/>
-              <w:jc w:val="center"/>
+            <w:hideMark/>
+          </w:tcPr>
+          <w:p>
+            <w:pPr>
+              <w:keepNext/>
+              <w:spacing w:after="0" w:line="240" w:lineRule="auto"/>
               <w:rPr>
                 <w:rFonts w:ascii="Arial" w:eastAsia="Times New Roman" w:hAnsi="Arial" w:cs="Arial"/>
                 <w:color w:val="333333"/>
@@ -1671,13 +1597,12 @@
               <w:bottom w:w="0" w:type="dxa"/>
               <w:right w:w="0" w:type="dxa"/>
             </w:tcMar>
-            <w:vAlign w:val="center"/>
-            <w:hideMark/>
-          </w:tcPr>
-          <w:p>
-            <w:pPr>
-              <w:spacing w:after="0" w:line="240" w:lineRule="auto"/>
-              <w:jc w:val="center"/>
+            <w:hideMark/>
+          </w:tcPr>
+          <w:p>
+            <w:pPr>
+              <w:keepNext/>
+              <w:spacing w:after="0" w:line="240" w:lineRule="auto"/>
               <w:rPr>
                 <w:rFonts w:ascii="Arial" w:eastAsia="Times New Roman" w:hAnsi="Arial" w:cs="Arial"/>
                 <w:color w:val="333333"/>
@@ -1716,13 +1641,12 @@
               <w:bottom w:w="0" w:type="dxa"/>
               <w:right w:w="0" w:type="dxa"/>
             </w:tcMar>
-            <w:vAlign w:val="center"/>
-            <w:hideMark/>
-          </w:tcPr>
-          <w:p>
-            <w:pPr>
-              <w:spacing w:after="0" w:line="240" w:lineRule="auto"/>
-              <w:jc w:val="center"/>
+            <w:hideMark/>
+          </w:tcPr>
+          <w:p>
+            <w:pPr>
+              <w:keepNext/>
+              <w:spacing w:after="0" w:line="240" w:lineRule="auto"/>
               <w:rPr>
                 <w:rFonts w:ascii="Arial" w:eastAsia="Times New Roman" w:hAnsi="Arial" w:cs="Arial"/>
                 <w:color w:val="333333"/>
@@ -1761,13 +1685,12 @@
               <w:bottom w:w="0" w:type="dxa"/>
               <w:right w:w="0" w:type="dxa"/>
             </w:tcMar>
-            <w:vAlign w:val="center"/>
-            <w:hideMark/>
-          </w:tcPr>
-          <w:p>
-            <w:pPr>
-              <w:spacing w:after="0" w:line="240" w:lineRule="auto"/>
-              <w:jc w:val="center"/>
+            <w:hideMark/>
+          </w:tcPr>
+          <w:p>
+            <w:pPr>
+              <w:keepNext/>
+              <w:spacing w:after="0" w:line="240" w:lineRule="auto"/>
               <w:rPr>
                 <w:rFonts w:ascii="Arial" w:eastAsia="Times New Roman" w:hAnsi="Arial" w:cs="Arial"/>
                 <w:color w:val="333333"/>
@@ -1794,7 +1717,6 @@
       <w:tr>
         <w:trPr>
           <w:cantSplit/>
-          <w:trHeight w:val="284"/>
         </w:trPr>
         <w:tc>
           <w:tcPr>
@@ -1812,6 +1734,7 @@
           </w:tcPr>
           <w:p>
             <w:pPr>
+              <w:keepNext/>
               <w:spacing w:after="0" w:line="240" w:lineRule="auto"/>
               <w:rPr>
                 <w:rFonts w:ascii="Arial" w:eastAsia="Times New Roman" w:hAnsi="Arial" w:cs="Arial"/>
@@ -1840,6 +1763,7 @@
           </w:tcPr>
           <w:p>
             <w:pPr>
+              <w:keepNext/>
               <w:spacing w:after="0" w:line="240" w:lineRule="auto"/>
               <w:rPr>
                 <w:rFonts w:ascii="Arial" w:eastAsia="Times New Roman" w:hAnsi="Arial" w:cs="Arial"/>
@@ -1868,6 +1792,7 @@
           </w:tcPr>
           <w:p>
             <w:pPr>
+              <w:keepNext/>
               <w:spacing w:after="0" w:line="240" w:lineRule="auto"/>
               <w:rPr>
                 <w:rFonts w:ascii="Arial" w:eastAsia="Times New Roman" w:hAnsi="Arial" w:cs="Arial"/>
@@ -1896,6 +1821,7 @@
           </w:tcPr>
           <w:p>
             <w:pPr>
+              <w:keepNext/>
               <w:spacing w:after="0" w:line="240" w:lineRule="auto"/>
               <w:rPr>
                 <w:rFonts w:ascii="Arial" w:eastAsia="Times New Roman" w:hAnsi="Arial" w:cs="Arial"/>
@@ -1924,6 +1850,7 @@
           </w:tcPr>
           <w:p>
             <w:pPr>
+              <w:keepNext/>
               <w:spacing w:after="0" w:line="240" w:lineRule="auto"/>
               <w:rPr>
                 <w:rFonts w:ascii="Arial" w:eastAsia="Times New Roman" w:hAnsi="Arial" w:cs="Arial"/>
@@ -1952,13 +1879,12 @@
               <w:bottom w:w="0" w:type="dxa"/>
               <w:right w:w="0" w:type="dxa"/>
             </w:tcMar>
-            <w:vAlign w:val="center"/>
-            <w:hideMark/>
-          </w:tcPr>
-          <w:p>
-            <w:pPr>
-              <w:spacing w:after="0" w:line="240" w:lineRule="auto"/>
-              <w:jc w:val="center"/>
+            <w:hideMark/>
+          </w:tcPr>
+          <w:p>
+            <w:pPr>
+              <w:keepNext/>
+              <w:spacing w:after="0" w:line="240" w:lineRule="auto"/>
               <w:rPr>
                 <w:rFonts w:ascii="Arial" w:eastAsia="Times New Roman" w:hAnsi="Arial" w:cs="Arial"/>
                 <w:color w:val="333333"/>
@@ -1997,13 +1923,12 @@
               <w:bottom w:w="0" w:type="dxa"/>
               <w:right w:w="0" w:type="dxa"/>
             </w:tcMar>
-            <w:vAlign w:val="center"/>
-            <w:hideMark/>
-          </w:tcPr>
-          <w:p>
-            <w:pPr>
-              <w:spacing w:after="0" w:line="240" w:lineRule="auto"/>
-              <w:jc w:val="center"/>
+            <w:hideMark/>
+          </w:tcPr>
+          <w:p>
+            <w:pPr>
+              <w:keepNext/>
+              <w:spacing w:after="0" w:line="240" w:lineRule="auto"/>
               <w:rPr>
                 <w:rFonts w:ascii="Arial" w:eastAsia="Times New Roman" w:hAnsi="Arial" w:cs="Arial"/>
                 <w:color w:val="333333"/>
@@ -2042,13 +1967,12 @@
               <w:bottom w:w="0" w:type="dxa"/>
               <w:right w:w="0" w:type="dxa"/>
             </w:tcMar>
-            <w:vAlign w:val="center"/>
-            <w:hideMark/>
-          </w:tcPr>
-          <w:p>
-            <w:pPr>
-              <w:spacing w:after="0" w:line="240" w:lineRule="auto"/>
-              <w:jc w:val="center"/>
+            <w:hideMark/>
+          </w:tcPr>
+          <w:p>
+            <w:pPr>
+              <w:keepNext/>
+              <w:spacing w:after="0" w:line="240" w:lineRule="auto"/>
               <w:rPr>
                 <w:rFonts w:ascii="Arial" w:eastAsia="Times New Roman" w:hAnsi="Arial" w:cs="Arial"/>
                 <w:color w:val="333333"/>
@@ -2087,13 +2011,12 @@
               <w:bottom w:w="0" w:type="dxa"/>
               <w:right w:w="0" w:type="dxa"/>
             </w:tcMar>
-            <w:vAlign w:val="center"/>
-            <w:hideMark/>
-          </w:tcPr>
-          <w:p>
-            <w:pPr>
-              <w:spacing w:after="0" w:line="240" w:lineRule="auto"/>
-              <w:jc w:val="center"/>
+            <w:hideMark/>
+          </w:tcPr>
+          <w:p>
+            <w:pPr>
+              <w:keepNext/>
+              <w:spacing w:after="0" w:line="240" w:lineRule="auto"/>
               <w:rPr>
                 <w:rFonts w:ascii="Arial" w:eastAsia="Times New Roman" w:hAnsi="Arial" w:cs="Arial"/>
                 <w:color w:val="333333"/>
@@ -2132,13 +2055,12 @@
               <w:bottom w:w="0" w:type="dxa"/>
               <w:right w:w="0" w:type="dxa"/>
             </w:tcMar>
-            <w:vAlign w:val="center"/>
-            <w:hideMark/>
-          </w:tcPr>
-          <w:p>
-            <w:pPr>
-              <w:spacing w:after="0" w:line="240" w:lineRule="auto"/>
-              <w:jc w:val="center"/>
+            <w:hideMark/>
+          </w:tcPr>
+          <w:p>
+            <w:pPr>
+              <w:keepNext/>
+              <w:spacing w:after="0" w:line="240" w:lineRule="auto"/>
               <w:rPr>
                 <w:rFonts w:ascii="Arial" w:eastAsia="Times New Roman" w:hAnsi="Arial" w:cs="Arial"/>
                 <w:color w:val="333333"/>
@@ -2165,7 +2087,6 @@
       <w:tr>
         <w:trPr>
           <w:cantSplit/>
-          <w:trHeight w:val="284"/>
         </w:trPr>
         <w:tc>
           <w:tcPr>
@@ -2183,6 +2104,7 @@
           </w:tcPr>
           <w:p>
             <w:pPr>
+              <w:keepNext/>
               <w:spacing w:after="0" w:line="240" w:lineRule="auto"/>
               <w:rPr>
                 <w:rFonts w:ascii="Arial" w:eastAsia="Times New Roman" w:hAnsi="Arial" w:cs="Arial"/>
@@ -2211,6 +2133,7 @@
           </w:tcPr>
           <w:p>
             <w:pPr>
+              <w:keepNext/>
               <w:spacing w:after="0" w:line="240" w:lineRule="auto"/>
               <w:rPr>
                 <w:rFonts w:ascii="Arial" w:eastAsia="Times New Roman" w:hAnsi="Arial" w:cs="Arial"/>
@@ -2239,6 +2162,7 @@
           </w:tcPr>
           <w:p>
             <w:pPr>
+              <w:keepNext/>
               <w:spacing w:after="0" w:line="240" w:lineRule="auto"/>
               <w:rPr>
                 <w:rFonts w:ascii="Arial" w:eastAsia="Times New Roman" w:hAnsi="Arial" w:cs="Arial"/>
@@ -2267,6 +2191,7 @@
           </w:tcPr>
           <w:p>
             <w:pPr>
+              <w:keepNext/>
               <w:spacing w:after="0" w:line="240" w:lineRule="auto"/>
               <w:rPr>
                 <w:rFonts w:ascii="Arial" w:eastAsia="Times New Roman" w:hAnsi="Arial" w:cs="Arial"/>
@@ -2295,6 +2220,7 @@
           </w:tcPr>
           <w:p>
             <w:pPr>
+              <w:keepNext/>
               <w:spacing w:after="0" w:line="240" w:lineRule="auto"/>
               <w:rPr>
                 <w:rFonts w:ascii="Arial" w:eastAsia="Times New Roman" w:hAnsi="Arial" w:cs="Arial"/>
@@ -2323,13 +2249,12 @@
               <w:bottom w:w="0" w:type="dxa"/>
               <w:right w:w="0" w:type="dxa"/>
             </w:tcMar>
-            <w:vAlign w:val="center"/>
-            <w:hideMark/>
-          </w:tcPr>
-          <w:p>
-            <w:pPr>
-              <w:spacing w:after="0" w:line="240" w:lineRule="auto"/>
-              <w:jc w:val="center"/>
+            <w:hideMark/>
+          </w:tcPr>
+          <w:p>
+            <w:pPr>
+              <w:keepNext/>
+              <w:spacing w:after="0" w:line="240" w:lineRule="auto"/>
               <w:rPr>
                 <w:rFonts w:ascii="Arial" w:eastAsia="Times New Roman" w:hAnsi="Arial" w:cs="Arial"/>
                 <w:color w:val="333333"/>
@@ -2368,13 +2293,12 @@
               <w:bottom w:w="0" w:type="dxa"/>
               <w:right w:w="0" w:type="dxa"/>
             </w:tcMar>
-            <w:vAlign w:val="center"/>
-            <w:hideMark/>
-          </w:tcPr>
-          <w:p>
-            <w:pPr>
-              <w:spacing w:after="0" w:line="240" w:lineRule="auto"/>
-              <w:jc w:val="center"/>
+            <w:hideMark/>
+          </w:tcPr>
+          <w:p>
+            <w:pPr>
+              <w:keepNext/>
+              <w:spacing w:after="0" w:line="240" w:lineRule="auto"/>
               <w:rPr>
                 <w:rFonts w:ascii="Arial" w:eastAsia="Times New Roman" w:hAnsi="Arial" w:cs="Arial"/>
                 <w:color w:val="333333"/>
@@ -2413,13 +2337,12 @@
               <w:bottom w:w="0" w:type="dxa"/>
               <w:right w:w="0" w:type="dxa"/>
             </w:tcMar>
-            <w:vAlign w:val="center"/>
-            <w:hideMark/>
-          </w:tcPr>
-          <w:p>
-            <w:pPr>
-              <w:spacing w:after="0" w:line="240" w:lineRule="auto"/>
-              <w:jc w:val="center"/>
+            <w:hideMark/>
+          </w:tcPr>
+          <w:p>
+            <w:pPr>
+              <w:keepNext/>
+              <w:spacing w:after="0" w:line="240" w:lineRule="auto"/>
               <w:rPr>
                 <w:rFonts w:ascii="Arial" w:eastAsia="Times New Roman" w:hAnsi="Arial" w:cs="Arial"/>
                 <w:color w:val="333333"/>
@@ -2458,13 +2381,12 @@
               <w:bottom w:w="0" w:type="dxa"/>
               <w:right w:w="0" w:type="dxa"/>
             </w:tcMar>
-            <w:vAlign w:val="center"/>
-            <w:hideMark/>
-          </w:tcPr>
-          <w:p>
-            <w:pPr>
-              <w:spacing w:after="0" w:line="240" w:lineRule="auto"/>
-              <w:jc w:val="center"/>
+            <w:hideMark/>
+          </w:tcPr>
+          <w:p>
+            <w:pPr>
+              <w:keepNext/>
+              <w:spacing w:after="0" w:line="240" w:lineRule="auto"/>
               <w:rPr>
                 <w:rFonts w:ascii="Arial" w:eastAsia="Times New Roman" w:hAnsi="Arial" w:cs="Arial"/>
                 <w:color w:val="333333"/>
@@ -2503,13 +2425,12 @@
               <w:bottom w:w="0" w:type="dxa"/>
               <w:right w:w="0" w:type="dxa"/>
             </w:tcMar>
-            <w:vAlign w:val="center"/>
-            <w:hideMark/>
-          </w:tcPr>
-          <w:p>
-            <w:pPr>
-              <w:spacing w:after="0" w:line="240" w:lineRule="auto"/>
-              <w:jc w:val="center"/>
+            <w:hideMark/>
+          </w:tcPr>
+          <w:p>
+            <w:pPr>
+              <w:keepNext/>
+              <w:spacing w:after="0" w:line="240" w:lineRule="auto"/>
               <w:rPr>
                 <w:rFonts w:ascii="Arial" w:eastAsia="Times New Roman" w:hAnsi="Arial" w:cs="Arial"/>
                 <w:color w:val="333333"/>
@@ -2536,7 +2457,6 @@
       <w:tr>
         <w:trPr>
           <w:cantSplit/>
-          <w:trHeight w:val="284"/>
         </w:trPr>
         <w:tc>
           <w:tcPr>
@@ -2694,13 +2614,11 @@
               <w:bottom w:w="0" w:type="dxa"/>
               <w:right w:w="0" w:type="dxa"/>
             </w:tcMar>
-            <w:vAlign w:val="center"/>
-            <w:hideMark/>
-          </w:tcPr>
-          <w:p>
-            <w:pPr>
-              <w:spacing w:after="0" w:line="240" w:lineRule="auto"/>
-              <w:jc w:val="center"/>
+            <w:hideMark/>
+          </w:tcPr>
+          <w:p>
+            <w:pPr>
+              <w:spacing w:after="0" w:line="240" w:lineRule="auto"/>
               <w:rPr>
                 <w:rFonts w:ascii="Arial" w:eastAsia="Times New Roman" w:hAnsi="Arial" w:cs="Arial"/>
                 <w:color w:val="333333"/>
@@ -2739,13 +2657,11 @@
               <w:bottom w:w="0" w:type="dxa"/>
               <w:right w:w="0" w:type="dxa"/>
             </w:tcMar>
-            <w:vAlign w:val="center"/>
-            <w:hideMark/>
-          </w:tcPr>
-          <w:p>
-            <w:pPr>
-              <w:spacing w:after="0" w:line="240" w:lineRule="auto"/>
-              <w:jc w:val="center"/>
+            <w:hideMark/>
+          </w:tcPr>
+          <w:p>
+            <w:pPr>
+              <w:spacing w:after="0" w:line="240" w:lineRule="auto"/>
               <w:rPr>
                 <w:rFonts w:ascii="Arial" w:eastAsia="Times New Roman" w:hAnsi="Arial" w:cs="Arial"/>
                 <w:color w:val="333333"/>
@@ -2784,13 +2700,11 @@
               <w:bottom w:w="0" w:type="dxa"/>
               <w:right w:w="0" w:type="dxa"/>
             </w:tcMar>
-            <w:vAlign w:val="center"/>
-            <w:hideMark/>
-          </w:tcPr>
-          <w:p>
-            <w:pPr>
-              <w:spacing w:after="0" w:line="240" w:lineRule="auto"/>
-              <w:jc w:val="center"/>
+            <w:hideMark/>
+          </w:tcPr>
+          <w:p>
+            <w:pPr>
+              <w:spacing w:after="0" w:line="240" w:lineRule="auto"/>
               <w:rPr>
                 <w:rFonts w:ascii="Arial" w:eastAsia="Times New Roman" w:hAnsi="Arial" w:cs="Arial"/>
                 <w:color w:val="333333"/>
@@ -2829,13 +2743,11 @@
               <w:bottom w:w="0" w:type="dxa"/>
               <w:right w:w="0" w:type="dxa"/>
             </w:tcMar>
-            <w:vAlign w:val="center"/>
-            <w:hideMark/>
-          </w:tcPr>
-          <w:p>
-            <w:pPr>
-              <w:spacing w:after="0" w:line="240" w:lineRule="auto"/>
-              <w:jc w:val="center"/>
+            <w:hideMark/>
+          </w:tcPr>
+          <w:p>
+            <w:pPr>
+              <w:spacing w:after="0" w:line="240" w:lineRule="auto"/>
               <w:rPr>
                 <w:rFonts w:ascii="Arial" w:eastAsia="Times New Roman" w:hAnsi="Arial" w:cs="Arial"/>
                 <w:color w:val="333333"/>
@@ -2874,13 +2786,11 @@
               <w:bottom w:w="0" w:type="dxa"/>
               <w:right w:w="0" w:type="dxa"/>
             </w:tcMar>
-            <w:vAlign w:val="center"/>
-            <w:hideMark/>
-          </w:tcPr>
-          <w:p>
-            <w:pPr>
-              <w:spacing w:after="0" w:line="240" w:lineRule="auto"/>
-              <w:jc w:val="center"/>
+            <w:hideMark/>
+          </w:tcPr>
+          <w:p>
+            <w:pPr>
+              <w:spacing w:after="0" w:line="240" w:lineRule="auto"/>
               <w:rPr>
                 <w:rFonts w:ascii="Arial" w:eastAsia="Times New Roman" w:hAnsi="Arial" w:cs="Arial"/>
                 <w:color w:val="333333"/>
@@ -2930,20 +2840,6 @@
         <w:t> </w:t>
       </w:r>
     </w:p>
-    <w:p>
-      <w:pPr>
-        <w:shd w:val="clear" w:color="auto" w:fill="FFFFFF"/>
-        <w:spacing w:after="0" w:line="240" w:lineRule="auto"/>
-        <w:rPr>
-          <w:rFonts w:ascii="Open Sans" w:eastAsia="Times New Roman" w:hAnsi="Open Sans" w:cs="Open Sans"/>
-          <w:color w:val="333333"/>
-          <w:kern w:val="0"/>
-          <w:sz w:val="23"/>
-          <w:szCs w:val="23"/>
-          <w14:ligatures w14:val="none"/>
-        </w:rPr>
-      </w:pPr>
-    </w:p>
     <w:tbl>
       <w:tblPr>
         <w:tblW w:w="15510" w:type="dxa"/>
@@ -2989,81 +2885,6 @@
             <w:r>
               <w:rPr>
                 <w:rFonts w:ascii="Arial" w:eastAsia="Times New Roman" w:hAnsi="Arial" w:cs="Arial"/>
-                <w:color w:val="333333"/>
-                <w:kern w:val="0"/>
-                <w:sz w:val="18"/>
-                <w:szCs w:val="18"/>
-                <w14:ligatures w14:val="none"/>
-              </w:rPr>
-              <w:t>__________________________________________</w:t>
-            </w:r>
-          </w:p>
-        </w:tc>
-        <w:tc>
-          <w:tcPr>
-            <w:tcW w:w="0" w:type="auto"/>
-            <w:shd w:val="clear" w:color="auto" w:fill="FFFFFF"/>
-            <w:tcMar>
-              <w:top w:w="0" w:type="dxa"/>
-              <w:left w:w="0" w:type="dxa"/>
-              <w:bottom w:w="0" w:type="dxa"/>
-              <w:right w:w="0" w:type="dxa"/>
-            </w:tcMar>
-            <w:hideMark/>
-          </w:tcPr>
-          <w:p>
-            <w:pPr>
-              <w:spacing w:after="0" w:line="240" w:lineRule="auto"/>
-              <w:rPr>
-                <w:rFonts w:ascii="Arial" w:eastAsia="Times New Roman" w:hAnsi="Arial" w:cs="Arial"/>
-                <w:color w:val="333333"/>
-                <w:kern w:val="0"/>
-                <w:sz w:val="18"/>
-                <w:szCs w:val="18"/>
-                <w14:ligatures w14:val="none"/>
-              </w:rPr>
-            </w:pPr>
-            <w:r>
-              <w:rPr>
-                <w:rFonts w:ascii="Arial" w:eastAsia="Times New Roman" w:hAnsi="Arial" w:cs="Arial"/>
-                <w:color w:val="333333"/>
-                <w:kern w:val="0"/>
-                <w:sz w:val="18"/>
-                <w:szCs w:val="18"/>
-                <w14:ligatures w14:val="none"/>
-              </w:rPr>
-              <w:t> </w:t>
-            </w:r>
-          </w:p>
-        </w:tc>
-        <w:tc>
-          <w:tcPr>
-            <w:tcW w:w="0" w:type="auto"/>
-            <w:shd w:val="clear" w:color="auto" w:fill="FFFFFF"/>
-            <w:tcMar>
-              <w:top w:w="0" w:type="dxa"/>
-              <w:left w:w="0" w:type="dxa"/>
-              <w:bottom w:w="0" w:type="dxa"/>
-              <w:right w:w="0" w:type="dxa"/>
-            </w:tcMar>
-            <w:hideMark/>
-          </w:tcPr>
-          <w:p>
-            <w:pPr>
-              <w:spacing w:after="0" w:line="240" w:lineRule="auto"/>
-              <w:jc w:val="center"/>
-              <w:rPr>
-                <w:rFonts w:ascii="Arial" w:eastAsia="Times New Roman" w:hAnsi="Arial" w:cs="Arial"/>
-                <w:color w:val="333333"/>
-                <w:kern w:val="0"/>
-                <w:sz w:val="18"/>
-                <w:szCs w:val="18"/>
-                <w14:ligatures w14:val="none"/>
-              </w:rPr>
-            </w:pPr>
-            <w:r>
-              <w:rPr>
-                <w:rFonts w:ascii="Arial" w:eastAsia="Times New Roman" w:hAnsi="Arial" w:cs="Arial"/>
                 <w:noProof/>
                 <w:color w:val="333333"/>
                 <w:kern w:val="0"/>
@@ -3071,18 +2892,10 @@
                 <w:szCs w:val="18"/>
               </w:rPr>
               <w:drawing>
-                <wp:anchor distT="0" distB="0" distL="114300" distR="114300" simplePos="0" relativeHeight="251659264" behindDoc="0" locked="0" layoutInCell="1" allowOverlap="1" wp14:anchorId="7F711B68" wp14:editId="47CE8694">
-                  <wp:simplePos x="0" y="0"/>
-                  <wp:positionH relativeFrom="column">
-                    <wp:posOffset>796925</wp:posOffset>
-                  </wp:positionH>
-                  <wp:positionV relativeFrom="paragraph">
-                    <wp:posOffset>-215265</wp:posOffset>
-                  </wp:positionV>
-                  <wp:extent cx="1733392" cy="535499"/>
-                  <wp:effectExtent l="0" t="0" r="635" b="0"/>
-                  <wp:wrapNone/>
-                  <wp:docPr id="2" name="Picture 2"/>
+                <wp:inline distT="0" distB="0" distL="0" distR="0">
+                  <wp:extent cx="1563370" cy="779924"/>
+                  <wp:effectExtent l="0" t="0" r="0" b="0"/>
+                  <wp:docPr id="101" name="Potpis Savetnik za BZR"/>
                   <wp:cNvGraphicFramePr>
                     <a:graphicFrameLocks xmlns:a="http://schemas.openxmlformats.org/drawingml/2006/main" noChangeAspect="1"/>
                   </wp:cNvGraphicFramePr>
@@ -3090,17 +2903,143 @@
                     <a:graphicData uri="http://schemas.openxmlformats.org/drawingml/2006/picture">
                       <pic:pic xmlns:pic="http://schemas.openxmlformats.org/drawingml/2006/picture">
                         <pic:nvPicPr>
-                          <pic:cNvPr id="2" name="Picture 2"/>
+                          <pic:cNvPr id="101" name="Potpis Savetnik za BZR"/>
                           <pic:cNvPicPr/>
                         </pic:nvPicPr>
                         <pic:blipFill>
-                          <a:blip r:embed="rId5" cstate="print">
-                            <a:extLst>
-                              <a:ext uri="{28A0092B-C50C-407E-A947-70E740481C1C}">
-                                <a14:useLocalDpi xmlns:a14="http://schemas.microsoft.com/office/drawing/2010/main" val="0"/>
-                              </a:ext>
-                            </a:extLst>
-                          </a:blip>
+                          <a:blip r:embed="rId6" cstate="print"/>
+                          <a:stretch>
+                            <a:fillRect/>
+                          </a:stretch>
+                        </pic:blipFill>
+                        <pic:spPr>
+                          <a:xfrm>
+                            <a:off x="0" y="0"/>
+                            <a:ext cx="1563370" cy="779924"/>
+                          </a:xfrm>
+                          <a:prstGeom prst="rect">
+                            <a:avLst/>
+                          </a:prstGeom>
+                        </pic:spPr>
+                      </pic:pic>
+                    </a:graphicData>
+                  </a:graphic>
+                </wp:inline>
+              </w:drawing>
+            </w:r>
+          </w:p>
+          <w:p>
+            <w:pPr>
+              <w:spacing w:after="0" w:line="240" w:lineRule="auto"/>
+              <w:rPr>
+                <w:rFonts w:ascii="Arial" w:eastAsia="Times New Roman" w:hAnsi="Arial" w:cs="Arial"/>
+                <w:color w:val="333333"/>
+                <w:kern w:val="0"/>
+                <w:sz w:val="18"/>
+                <w:szCs w:val="18"/>
+                <w14:ligatures w14:val="none"/>
+              </w:rPr>
+            </w:pPr>
+            <w:r>
+              <w:rPr>
+                <w:rFonts w:ascii="Arial" w:eastAsia="Times New Roman" w:hAnsi="Arial" w:cs="Arial"/>
+                <w:color w:val="333333"/>
+                <w:kern w:val="0"/>
+                <w:sz w:val="18"/>
+                <w:szCs w:val="18"/>
+                <w14:ligatures w14:val="none"/>
+              </w:rPr>
+              <w:t>__________________________________________</w:t>
+            </w:r>
+          </w:p>
+        </w:tc>
+        <w:tc>
+          <w:tcPr>
+            <w:tcW w:w="0" w:type="auto"/>
+            <w:shd w:val="clear" w:color="auto" w:fill="FFFFFF"/>
+            <w:tcMar>
+              <w:top w:w="0" w:type="dxa"/>
+              <w:left w:w="0" w:type="dxa"/>
+              <w:bottom w:w="0" w:type="dxa"/>
+              <w:right w:w="0" w:type="dxa"/>
+            </w:tcMar>
+            <w:hideMark/>
+          </w:tcPr>
+          <w:p>
+            <w:pPr>
+              <w:spacing w:after="0" w:line="240" w:lineRule="auto"/>
+              <w:rPr>
+                <w:rFonts w:ascii="Arial" w:eastAsia="Times New Roman" w:hAnsi="Arial" w:cs="Arial"/>
+                <w:color w:val="333333"/>
+                <w:kern w:val="0"/>
+                <w:sz w:val="18"/>
+                <w:szCs w:val="18"/>
+                <w14:ligatures w14:val="none"/>
+              </w:rPr>
+            </w:pPr>
+            <w:r>
+              <w:rPr>
+                <w:rFonts w:ascii="Arial" w:eastAsia="Times New Roman" w:hAnsi="Arial" w:cs="Arial"/>
+                <w:color w:val="333333"/>
+                <w:kern w:val="0"/>
+                <w:sz w:val="18"/>
+                <w:szCs w:val="18"/>
+                <w14:ligatures w14:val="none"/>
+              </w:rPr>
+              <w:t> </w:t>
+            </w:r>
+          </w:p>
+        </w:tc>
+        <w:tc>
+          <w:tcPr>
+            <w:tcW w:w="0" w:type="auto"/>
+            <w:shd w:val="clear" w:color="auto" w:fill="FFFFFF"/>
+            <w:tcMar>
+              <w:top w:w="0" w:type="dxa"/>
+              <w:left w:w="0" w:type="dxa"/>
+              <w:bottom w:w="0" w:type="dxa"/>
+              <w:right w:w="0" w:type="dxa"/>
+            </w:tcMar>
+            <w:hideMark/>
+          </w:tcPr>
+          <w:p>
+            <w:pPr>
+              <w:spacing w:after="0" w:line="240" w:lineRule="auto"/>
+              <w:rPr>
+                <w:rFonts w:ascii="Arial" w:eastAsia="Times New Roman" w:hAnsi="Arial" w:cs="Arial"/>
+                <w:color w:val="333333"/>
+                <w:kern w:val="0"/>
+                <w:sz w:val="18"/>
+                <w:szCs w:val="18"/>
+                <w14:ligatures w14:val="none"/>
+              </w:rPr>
+            </w:pPr>
+            <w:r>
+              <w:rPr>
+                <w:rFonts w:ascii="Arial" w:eastAsia="Times New Roman" w:hAnsi="Arial" w:cs="Arial"/>
+                <w:noProof/>
+                <w:color w:val="333333"/>
+                <w:kern w:val="0"/>
+                <w:sz w:val="18"/>
+                <w:szCs w:val="18"/>
+              </w:rPr>
+              <w:drawing>
+                <wp:inline distT="0" distB="0" distL="0" distR="0">
+                  <wp:extent cx="1733392" cy="535499"/>
+                  <wp:effectExtent l="0" t="0" r="0" b="0"/>
+                  <wp:docPr id="102" name="Potpis Poslodavac"/>
+                  <wp:cNvGraphicFramePr>
+                    <a:graphicFrameLocks xmlns:a="http://schemas.openxmlformats.org/drawingml/2006/main" noChangeAspect="1"/>
+                  </wp:cNvGraphicFramePr>
+                  <a:graphic xmlns:a="http://schemas.openxmlformats.org/drawingml/2006/main">
+                    <a:graphicData uri="http://schemas.openxmlformats.org/drawingml/2006/picture">
+                      <pic:pic xmlns:pic="http://schemas.openxmlformats.org/drawingml/2006/picture">
+                        <pic:nvPicPr>
+                          <pic:cNvPr id="102" name="Potpis Poslodavac"/>
+                          <pic:cNvPicPr/>
+                        </pic:nvPicPr>
+                        <pic:blipFill>
+                          <a:blip r:embed="rId7" cstate="print"/>
                           <a:stretch>
                             <a:fillRect/>
                           </a:stretch>
@@ -3117,15 +3056,23 @@
                       </pic:pic>
                     </a:graphicData>
                   </a:graphic>
-                  <wp14:sizeRelH relativeFrom="page">
-                    <wp14:pctWidth>0</wp14:pctWidth>
-                  </wp14:sizeRelH>
-                  <wp14:sizeRelV relativeFrom="page">
-                    <wp14:pctHeight>0</wp14:pctHeight>
-                  </wp14:sizeRelV>
-                </wp:anchor>
+                </wp:inline>
               </w:drawing>
             </w:r>
+          </w:p>
+          <w:p>
+            <w:pPr>
+              <w:spacing w:after="0" w:line="240" w:lineRule="auto"/>
+              <w:jc w:val="center"/>
+              <w:rPr>
+                <w:rFonts w:ascii="Arial" w:eastAsia="Times New Roman" w:hAnsi="Arial" w:cs="Arial"/>
+                <w:color w:val="333333"/>
+                <w:kern w:val="0"/>
+                <w:sz w:val="18"/>
+                <w:szCs w:val="18"/>
+                <w14:ligatures w14:val="none"/>
+              </w:rPr>
+            </w:pPr>
             <w:r>
               <w:rPr>
                 <w:rFonts w:ascii="Arial" w:eastAsia="Times New Roman" w:hAnsi="Arial" w:cs="Arial"/>
@@ -3271,7 +3218,7 @@
 </file>
 
 <file path=word/styles.xml><?xml version="1.0" encoding="utf-8"?>
-<w:styles xmlns:mc="http://schemas.openxmlformats.org/markup-compatibility/2006" xmlns:r="http://schemas.openxmlformats.org/officeDocument/2006/relationships" xmlns:w="http://schemas.openxmlformats.org/wordprocessingml/2006/main" xmlns:w14="http://schemas.microsoft.com/office/word/2010/wordml" xmlns:w15="http://schemas.microsoft.com/office/word/2012/wordml" xmlns:w16cex="http://schemas.microsoft.com/office/word/2018/wordml/cex" xmlns:w16cid="http://schemas.microsoft.com/office/word/2016/wordml/cid" xmlns:w16="http://schemas.microsoft.com/office/word/2018/wordml" xmlns:w16sdtdh="http://schemas.microsoft.com/office/word/2020/wordml/sdtdatahash" xmlns:w16se="http://schemas.microsoft.com/office/word/2015/wordml/symex" mc:Ignorable="w14 w15 w16se w16cid w16 w16cex w16sdtdh">
+<w:styles xmlns:mc="http://schemas.openxmlformats.org/markup-compatibility/2006" xmlns:r="http://schemas.openxmlformats.org/officeDocument/2006/relationships" xmlns:w="http://schemas.openxmlformats.org/wordprocessingml/2006/main" xmlns:w14="http://schemas.microsoft.com/office/word/2010/wordml" xmlns:w15="http://schemas.microsoft.com/office/word/2012/wordml" xmlns:w16cex="http://schemas.microsoft.com/office/word/2018/wordml/cex" xmlns:w16cid="http://schemas.microsoft.com/office/word/2016/wordml/cid" xmlns:w16="http://schemas.microsoft.com/office/word/2018/wordml" xmlns:w16du="http://schemas.microsoft.com/office/word/2023/wordml/word16du" xmlns:w16sdtdh="http://schemas.microsoft.com/office/word/2020/wordml/sdtdatahash" xmlns:w16sdtfl="http://schemas.microsoft.com/office/word/2024/wordml/sdtformatlock" xmlns:w16se="http://schemas.microsoft.com/office/word/2015/wordml/symex" mc:Ignorable="w14 w15 w16se w16cid w16 w16cex w16sdtdh w16sdtfl w16du">
   <w:docDefaults>
     <w:rPrDefault>
       <w:rPr>
@@ -3279,7 +3226,7 @@
         <w:kern w:val="2"/>
         <w:sz w:val="24"/>
         <w:szCs w:val="24"/>
-        <w:lang w:val="sr-Latn-RS" w:eastAsia="en-US" w:bidi="ar-SA"/>
+        <w:lang w:val="en-RS" w:eastAsia="en-US" w:bidi="ar-SA"/>
         <w14:ligatures w14:val="standardContextual"/>
       </w:rPr>
     </w:rPrDefault>
@@ -4226,8 +4173,8 @@
       <w14:ligatures w14:val="none"/>
     </w:rPr>
   </w:style>
-  <w:style w:type="paragraph" w:customStyle="1" w:styleId="Normal1">
-    <w:name w:val="Normal1"/>
+  <w:style w:type="paragraph" w:customStyle="1" w:styleId="normal0">
+    <w:name w:val="normal"/>
     <w:basedOn w:val="Normal"/>
     <w:rsid w:val="008662BA"/>
     <w:pPr>

--- a/templates/obrazac1-template.docx
+++ b/templates/obrazac1-template.docx
@@ -1,6 +1,6 @@
 
 <file path=word/document.xml><?xml version="1.0" encoding="utf-8"?>
-<w:document xmlns:wpc="http://schemas.microsoft.com/office/word/2010/wordprocessingCanvas" xmlns:cx="http://schemas.microsoft.com/office/drawing/2014/chartex" xmlns:cx1="http://schemas.microsoft.com/office/drawing/2015/9/8/chartex" xmlns:cx2="http://schemas.microsoft.com/office/drawing/2015/10/21/chartex" xmlns:cx3="http://schemas.microsoft.com/office/drawing/2016/5/9/chartex" xmlns:cx4="http://schemas.microsoft.com/office/drawing/2016/5/10/chartex" xmlns:cx5="http://schemas.microsoft.com/office/drawing/2016/5/11/chartex" xmlns:cx6="http://schemas.microsoft.com/office/drawing/2016/5/12/chartex" xmlns:cx7="http://schemas.microsoft.com/office/drawing/2016/5/13/chartex" xmlns:cx8="http://schemas.microsoft.com/office/drawing/2016/5/14/chartex" xmlns:mc="http://schemas.openxmlformats.org/markup-compatibility/2006" xmlns:aink="http://schemas.microsoft.com/office/drawing/2016/ink" xmlns:am3d="http://schemas.microsoft.com/office/drawing/2017/model3d" xmlns:o="urn:schemas-microsoft-com:office:office" xmlns:oel="http://schemas.microsoft.com/office/2019/extlst" xmlns:r="http://schemas.openxmlformats.org/officeDocument/2006/relationships" xmlns:m="http://schemas.openxmlformats.org/officeDocument/2006/math" xmlns:v="urn:schemas-microsoft-com:vml" xmlns:wp14="http://schemas.microsoft.com/office/word/2010/wordprocessingDrawing" xmlns:wp="http://schemas.openxmlformats.org/drawingml/2006/wordprocessingDrawing" xmlns:w10="urn:schemas-microsoft-com:office:word" xmlns:w="http://schemas.openxmlformats.org/wordprocessingml/2006/main" xmlns:w14="http://schemas.microsoft.com/office/word/2010/wordml" xmlns:w15="http://schemas.microsoft.com/office/word/2012/wordml" xmlns:w16cex="http://schemas.microsoft.com/office/word/2018/wordml/cex" xmlns:w16cid="http://schemas.microsoft.com/office/word/2016/wordml/cid" xmlns:w16="http://schemas.microsoft.com/office/word/2018/wordml" xmlns:w16du="http://schemas.microsoft.com/office/word/2023/wordml/word16du" xmlns:w16sdtdh="http://schemas.microsoft.com/office/word/2020/wordml/sdtdatahash" xmlns:w16sdtfl="http://schemas.microsoft.com/office/word/2024/wordml/sdtformatlock" xmlns:w16se="http://schemas.microsoft.com/office/word/2015/wordml/symex" xmlns:wpg="http://schemas.microsoft.com/office/word/2010/wordprocessingGroup" xmlns:wpi="http://schemas.microsoft.com/office/word/2010/wordprocessingInk" xmlns:wne="http://schemas.microsoft.com/office/word/2006/wordml" xmlns:wps="http://schemas.microsoft.com/office/word/2010/wordprocessingShape" mc:Ignorable="w14 w15 w16se w16cid w16 w16cex w16sdtdh w16sdtfl w16du wp14">
+<w:document xmlns:wpc="http://schemas.microsoft.com/office/word/2010/wordprocessingCanvas" xmlns:cx="http://schemas.microsoft.com/office/drawing/2014/chartex" xmlns:cx1="http://schemas.microsoft.com/office/drawing/2015/9/8/chartex" xmlns:cx2="http://schemas.microsoft.com/office/drawing/2015/10/21/chartex" xmlns:cx3="http://schemas.microsoft.com/office/drawing/2016/5/9/chartex" xmlns:cx4="http://schemas.microsoft.com/office/drawing/2016/5/10/chartex" xmlns:cx5="http://schemas.microsoft.com/office/drawing/2016/5/11/chartex" xmlns:cx6="http://schemas.microsoft.com/office/drawing/2016/5/12/chartex" xmlns:cx7="http://schemas.microsoft.com/office/drawing/2016/5/13/chartex" xmlns:cx8="http://schemas.microsoft.com/office/drawing/2016/5/14/chartex" xmlns:mc="http://schemas.openxmlformats.org/markup-compatibility/2006" xmlns:aink="http://schemas.microsoft.com/office/drawing/2016/ink" xmlns:am3d="http://schemas.microsoft.com/office/drawing/2017/model3d" xmlns:o="urn:schemas-microsoft-com:office:office" xmlns:oel="http://schemas.microsoft.com/office/2019/extlst" xmlns:r="http://schemas.openxmlformats.org/officeDocument/2006/relationships" xmlns:m="http://schemas.openxmlformats.org/officeDocument/2006/math" xmlns:v="urn:schemas-microsoft-com:vml" xmlns:wp14="http://schemas.microsoft.com/office/word/2010/wordprocessingDrawing" xmlns:wp="http://schemas.openxmlformats.org/drawingml/2006/wordprocessingDrawing" xmlns:w10="urn:schemas-microsoft-com:office:word" xmlns:w="http://schemas.openxmlformats.org/wordprocessingml/2006/main" xmlns:w14="http://schemas.microsoft.com/office/word/2010/wordml" xmlns:w15="http://schemas.microsoft.com/office/word/2012/wordml" xmlns:w16cex="http://schemas.microsoft.com/office/word/2018/wordml/cex" xmlns:w16cid="http://schemas.microsoft.com/office/word/2016/wordml/cid" xmlns:w16="http://schemas.microsoft.com/office/word/2018/wordml" xmlns:w16sdtdh="http://schemas.microsoft.com/office/word/2020/wordml/sdtdatahash" xmlns:w16se="http://schemas.microsoft.com/office/word/2015/wordml/symex" xmlns:wpg="http://schemas.microsoft.com/office/word/2010/wordprocessingGroup" xmlns:wpi="http://schemas.microsoft.com/office/word/2010/wordprocessingInk" xmlns:wne="http://schemas.microsoft.com/office/word/2006/wordml" xmlns:wps="http://schemas.microsoft.com/office/word/2010/wordprocessingShape" mc:Ignorable="w14 w15 w16se w16cid w16 w16cex w16sdtdh wp14">
   <w:body>
     <w:p>
       <w:pPr>
@@ -226,7 +226,7 @@
                 <w:u w:val="single"/>
                 <w14:ligatures w14:val="none"/>
               </w:rPr>
-              <w:t xml:space="preserve">Beograd, Bačvanska 21b/III</w:t>
+              <w:t>Beograd, Bačvanska 21b/III</w:t>
             </w:r>
           </w:p>
         </w:tc>
@@ -454,16 +454,16 @@
         <w:tblLook w:val="04A0" w:firstRow="1" w:lastRow="0" w:firstColumn="1" w:lastColumn="0" w:noHBand="0" w:noVBand="1"/>
       </w:tblPr>
       <w:tblGrid>
-        <w:gridCol w:w="571"/>
-        <w:gridCol w:w="1286"/>
-        <w:gridCol w:w="2396"/>
-        <w:gridCol w:w="1269"/>
-        <w:gridCol w:w="1134"/>
-        <w:gridCol w:w="1559"/>
-        <w:gridCol w:w="1843"/>
-        <w:gridCol w:w="1519"/>
-        <w:gridCol w:w="1499"/>
-        <w:gridCol w:w="1658"/>
+        <w:gridCol w:w="1917"/>
+        <w:gridCol w:w="1233"/>
+        <w:gridCol w:w="1748"/>
+        <w:gridCol w:w="1016"/>
+        <w:gridCol w:w="961"/>
+        <w:gridCol w:w="1521"/>
+        <w:gridCol w:w="1687"/>
+        <w:gridCol w:w="1397"/>
+        <w:gridCol w:w="1477"/>
+        <w:gridCol w:w="1777"/>
       </w:tblGrid>
       <w:tr>
         <w:tc>
@@ -941,6 +941,7 @@
               <w:bottom w:w="0" w:type="dxa"/>
               <w:right w:w="0" w:type="dxa"/>
             </w:tcMar>
+            <w:vAlign w:val="center"/>
             <w:hideMark/>
           </w:tcPr>
           <w:p>
@@ -986,6 +987,7 @@
               <w:bottom w:w="0" w:type="dxa"/>
               <w:right w:w="0" w:type="dxa"/>
             </w:tcMar>
+            <w:vAlign w:val="center"/>
             <w:hideMark/>
           </w:tcPr>
           <w:p>
@@ -1031,6 +1033,7 @@
               <w:bottom w:w="0" w:type="dxa"/>
               <w:right w:w="0" w:type="dxa"/>
             </w:tcMar>
+            <w:vAlign w:val="center"/>
             <w:hideMark/>
           </w:tcPr>
           <w:p>
@@ -1329,6 +1332,7 @@
       <w:tr>
         <w:trPr>
           <w:cantSplit/>
+          <w:trHeight w:val="340"/>
         </w:trPr>
         <w:tc>
           <w:tcPr>
@@ -1717,6 +1721,7 @@
       <w:tr>
         <w:trPr>
           <w:cantSplit/>
+          <w:trHeight w:val="340"/>
         </w:trPr>
         <w:tc>
           <w:tcPr>
@@ -2087,6 +2092,7 @@
       <w:tr>
         <w:trPr>
           <w:cantSplit/>
+          <w:trHeight w:val="340"/>
         </w:trPr>
         <w:tc>
           <w:tcPr>
@@ -2457,6 +2463,7 @@
       <w:tr>
         <w:trPr>
           <w:cantSplit/>
+          <w:trHeight w:val="340"/>
         </w:trPr>
         <w:tc>
           <w:tcPr>
@@ -2892,9 +2899,17 @@
                 <w:szCs w:val="18"/>
               </w:rPr>
               <w:drawing>
-                <wp:inline distT="0" distB="0" distL="0" distR="0">
+                <wp:anchor distT="0" distB="0" distL="114300" distR="114300" simplePos="0" relativeHeight="251658240" behindDoc="0" locked="0" layoutInCell="1" allowOverlap="1" wp14:anchorId="109DFF78" wp14:editId="35592F9E">
+                  <wp:simplePos x="0" y="0"/>
+                  <wp:positionH relativeFrom="column">
+                    <wp:posOffset>407035</wp:posOffset>
+                  </wp:positionH>
+                  <wp:positionV relativeFrom="paragraph">
+                    <wp:posOffset>-241935</wp:posOffset>
+                  </wp:positionV>
                   <wp:extent cx="1563370" cy="779924"/>
-                  <wp:effectExtent l="0" t="0" r="0" b="0"/>
+                  <wp:effectExtent l="0" t="0" r="0" b="1270"/>
+                  <wp:wrapNone/>
                   <wp:docPr id="101" name="Potpis Savetnik za BZR"/>
                   <wp:cNvGraphicFramePr>
                     <a:graphicFrameLocks xmlns:a="http://schemas.openxmlformats.org/drawingml/2006/main" noChangeAspect="1"/>
@@ -2907,7 +2922,13 @@
                           <pic:cNvPicPr/>
                         </pic:nvPicPr>
                         <pic:blipFill>
-                          <a:blip r:embed="rId6" cstate="print"/>
+                          <a:blip r:embed="rId4" cstate="print">
+                            <a:extLst>
+                              <a:ext uri="{28A0092B-C50C-407E-A947-70E740481C1C}">
+                                <a14:useLocalDpi xmlns:a14="http://schemas.microsoft.com/office/drawing/2010/main" val="0"/>
+                              </a:ext>
+                            </a:extLst>
+                          </a:blip>
                           <a:stretch>
                             <a:fillRect/>
                           </a:stretch>
@@ -2924,7 +2945,13 @@
                       </pic:pic>
                     </a:graphicData>
                   </a:graphic>
-                </wp:inline>
+                  <wp14:sizeRelH relativeFrom="page">
+                    <wp14:pctWidth>0</wp14:pctWidth>
+                  </wp14:sizeRelH>
+                  <wp14:sizeRelV relativeFrom="page">
+                    <wp14:pctHeight>0</wp14:pctHeight>
+                  </wp14:sizeRelV>
+                </wp:anchor>
               </w:drawing>
             </w:r>
           </w:p>
@@ -2937,6 +2964,34 @@
                 <w:kern w:val="0"/>
                 <w:sz w:val="18"/>
                 <w:szCs w:val="18"/>
+                <w:lang w:val="sr-Latn-RS"/>
+                <w14:ligatures w14:val="none"/>
+              </w:rPr>
+            </w:pPr>
+          </w:p>
+          <w:p>
+            <w:pPr>
+              <w:spacing w:after="0" w:line="240" w:lineRule="auto"/>
+              <w:rPr>
+                <w:rFonts w:ascii="Arial" w:eastAsia="Times New Roman" w:hAnsi="Arial" w:cs="Arial"/>
+                <w:color w:val="333333"/>
+                <w:kern w:val="0"/>
+                <w:sz w:val="18"/>
+                <w:szCs w:val="18"/>
+                <w:lang w:val="sr-Latn-RS"/>
+                <w14:ligatures w14:val="none"/>
+              </w:rPr>
+            </w:pPr>
+          </w:p>
+          <w:p>
+            <w:pPr>
+              <w:spacing w:after="0" w:line="240" w:lineRule="auto"/>
+              <w:rPr>
+                <w:rFonts w:ascii="Arial" w:eastAsia="Times New Roman" w:hAnsi="Arial" w:cs="Arial"/>
+                <w:color w:val="333333"/>
+                <w:kern w:val="0"/>
+                <w:sz w:val="18"/>
+                <w:szCs w:val="18"/>
                 <w14:ligatures w14:val="none"/>
               </w:rPr>
             </w:pPr>
@@ -3024,9 +3079,17 @@
                 <w:szCs w:val="18"/>
               </w:rPr>
               <w:drawing>
-                <wp:inline distT="0" distB="0" distL="0" distR="0">
+                <wp:anchor distT="0" distB="0" distL="114300" distR="114300" simplePos="0" relativeHeight="251659264" behindDoc="0" locked="0" layoutInCell="1" allowOverlap="1" wp14:anchorId="75C16B3C" wp14:editId="02077117">
+                  <wp:simplePos x="0" y="0"/>
+                  <wp:positionH relativeFrom="column">
+                    <wp:posOffset>854710</wp:posOffset>
+                  </wp:positionH>
+                  <wp:positionV relativeFrom="paragraph">
+                    <wp:posOffset>-635</wp:posOffset>
+                  </wp:positionV>
                   <wp:extent cx="1733392" cy="535499"/>
-                  <wp:effectExtent l="0" t="0" r="0" b="0"/>
+                  <wp:effectExtent l="0" t="0" r="635" b="0"/>
+                  <wp:wrapNone/>
                   <wp:docPr id="102" name="Potpis Poslodavac"/>
                   <wp:cNvGraphicFramePr>
                     <a:graphicFrameLocks xmlns:a="http://schemas.openxmlformats.org/drawingml/2006/main" noChangeAspect="1"/>
@@ -3039,7 +3102,13 @@
                           <pic:cNvPicPr/>
                         </pic:nvPicPr>
                         <pic:blipFill>
-                          <a:blip r:embed="rId7" cstate="print"/>
+                          <a:blip r:embed="rId5" cstate="print">
+                            <a:extLst>
+                              <a:ext uri="{28A0092B-C50C-407E-A947-70E740481C1C}">
+                                <a14:useLocalDpi xmlns:a14="http://schemas.microsoft.com/office/drawing/2010/main" val="0"/>
+                              </a:ext>
+                            </a:extLst>
+                          </a:blip>
                           <a:stretch>
                             <a:fillRect/>
                           </a:stretch>
@@ -3056,9 +3125,45 @@
                       </pic:pic>
                     </a:graphicData>
                   </a:graphic>
-                </wp:inline>
+                  <wp14:sizeRelH relativeFrom="page">
+                    <wp14:pctWidth>0</wp14:pctWidth>
+                  </wp14:sizeRelH>
+                  <wp14:sizeRelV relativeFrom="page">
+                    <wp14:pctHeight>0</wp14:pctHeight>
+                  </wp14:sizeRelV>
+                </wp:anchor>
               </w:drawing>
             </w:r>
+          </w:p>
+          <w:p>
+            <w:pPr>
+              <w:spacing w:after="0" w:line="240" w:lineRule="auto"/>
+              <w:jc w:val="center"/>
+              <w:rPr>
+                <w:rFonts w:ascii="Arial" w:eastAsia="Times New Roman" w:hAnsi="Arial" w:cs="Arial"/>
+                <w:color w:val="333333"/>
+                <w:kern w:val="0"/>
+                <w:sz w:val="18"/>
+                <w:szCs w:val="18"/>
+                <w:lang w:val="sr-Latn-RS"/>
+                <w14:ligatures w14:val="none"/>
+              </w:rPr>
+            </w:pPr>
+          </w:p>
+          <w:p>
+            <w:pPr>
+              <w:spacing w:after="0" w:line="240" w:lineRule="auto"/>
+              <w:jc w:val="center"/>
+              <w:rPr>
+                <w:rFonts w:ascii="Arial" w:eastAsia="Times New Roman" w:hAnsi="Arial" w:cs="Arial"/>
+                <w:color w:val="333333"/>
+                <w:kern w:val="0"/>
+                <w:sz w:val="18"/>
+                <w:szCs w:val="18"/>
+                <w:lang w:val="sr-Latn-RS"/>
+                <w14:ligatures w14:val="none"/>
+              </w:rPr>
+            </w:pPr>
           </w:p>
           <w:p>
             <w:pPr>
@@ -3218,7 +3323,7 @@
 </file>
 
 <file path=word/styles.xml><?xml version="1.0" encoding="utf-8"?>
-<w:styles xmlns:mc="http://schemas.openxmlformats.org/markup-compatibility/2006" xmlns:r="http://schemas.openxmlformats.org/officeDocument/2006/relationships" xmlns:w="http://schemas.openxmlformats.org/wordprocessingml/2006/main" xmlns:w14="http://schemas.microsoft.com/office/word/2010/wordml" xmlns:w15="http://schemas.microsoft.com/office/word/2012/wordml" xmlns:w16cex="http://schemas.microsoft.com/office/word/2018/wordml/cex" xmlns:w16cid="http://schemas.microsoft.com/office/word/2016/wordml/cid" xmlns:w16="http://schemas.microsoft.com/office/word/2018/wordml" xmlns:w16du="http://schemas.microsoft.com/office/word/2023/wordml/word16du" xmlns:w16sdtdh="http://schemas.microsoft.com/office/word/2020/wordml/sdtdatahash" xmlns:w16sdtfl="http://schemas.microsoft.com/office/word/2024/wordml/sdtformatlock" xmlns:w16se="http://schemas.microsoft.com/office/word/2015/wordml/symex" mc:Ignorable="w14 w15 w16se w16cid w16 w16cex w16sdtdh w16sdtfl w16du">
+<w:styles xmlns:mc="http://schemas.openxmlformats.org/markup-compatibility/2006" xmlns:r="http://schemas.openxmlformats.org/officeDocument/2006/relationships" xmlns:w="http://schemas.openxmlformats.org/wordprocessingml/2006/main" xmlns:w14="http://schemas.microsoft.com/office/word/2010/wordml" xmlns:w15="http://schemas.microsoft.com/office/word/2012/wordml" xmlns:w16cex="http://schemas.microsoft.com/office/word/2018/wordml/cex" xmlns:w16cid="http://schemas.microsoft.com/office/word/2016/wordml/cid" xmlns:w16="http://schemas.microsoft.com/office/word/2018/wordml" xmlns:w16sdtdh="http://schemas.microsoft.com/office/word/2020/wordml/sdtdatahash" xmlns:w16se="http://schemas.microsoft.com/office/word/2015/wordml/symex" mc:Ignorable="w14 w15 w16se w16cid w16 w16cex w16sdtdh">
   <w:docDefaults>
     <w:rPrDefault>
       <w:rPr>
@@ -3226,7 +3331,7 @@
         <w:kern w:val="2"/>
         <w:sz w:val="24"/>
         <w:szCs w:val="24"/>
-        <w:lang w:val="en-RS" w:eastAsia="en-US" w:bidi="ar-SA"/>
+        <w:lang w:eastAsia="en-US" w:bidi="ar-SA"/>
         <w14:ligatures w14:val="standardContextual"/>
       </w:rPr>
     </w:rPrDefault>
@@ -4173,8 +4278,8 @@
       <w14:ligatures w14:val="none"/>
     </w:rPr>
   </w:style>
-  <w:style w:type="paragraph" w:customStyle="1" w:styleId="normal0">
-    <w:name w:val="normal"/>
+  <w:style w:type="paragraph" w:customStyle="1" w:styleId="Normal1">
+    <w:name w:val="Normal1"/>
     <w:basedOn w:val="Normal"/>
     <w:rsid w:val="008662BA"/>
     <w:pPr>

--- a/templates/obrazac1-template.docx
+++ b/templates/obrazac1-template.docx
@@ -876,6 +876,7 @@
       <w:tr>
         <w:trPr>
           <w:cantSplit/>
+          <w:trHeight w:val="433"/>
         </w:trPr>
         <w:tc>
           <w:tcPr>
@@ -1040,6 +1041,7 @@
             <w:pPr>
               <w:keepNext/>
               <w:spacing w:after="0" w:line="240" w:lineRule="auto"/>
+              <w:jc w:val="center"/>
               <w:rPr>
                 <w:rFonts w:ascii="Arial" w:eastAsia="Times New Roman" w:hAnsi="Arial" w:cs="Arial"/>
                 <w:color w:val="333333"/>
@@ -1124,6 +1126,7 @@
               <w:bottom w:w="0" w:type="dxa"/>
               <w:right w:w="0" w:type="dxa"/>
             </w:tcMar>
+            <w:vAlign w:val="center"/>
             <w:hideMark/>
           </w:tcPr>
           <w:p>
@@ -1168,12 +1171,14 @@
               <w:bottom w:w="0" w:type="dxa"/>
               <w:right w:w="0" w:type="dxa"/>
             </w:tcMar>
+            <w:vAlign w:val="center"/>
             <w:hideMark/>
           </w:tcPr>
           <w:p>
             <w:pPr>
               <w:keepNext/>
               <w:spacing w:after="0" w:line="240" w:lineRule="auto"/>
+              <w:jc w:val="center"/>
               <w:rPr>
                 <w:rFonts w:ascii="Arial" w:eastAsia="Times New Roman" w:hAnsi="Arial" w:cs="Arial"/>
                 <w:color w:val="333333"/>
@@ -1212,12 +1217,14 @@
               <w:bottom w:w="0" w:type="dxa"/>
               <w:right w:w="0" w:type="dxa"/>
             </w:tcMar>
+            <w:vAlign w:val="center"/>
             <w:hideMark/>
           </w:tcPr>
           <w:p>
             <w:pPr>
               <w:keepNext/>
               <w:spacing w:after="0" w:line="240" w:lineRule="auto"/>
+              <w:jc w:val="center"/>
               <w:rPr>
                 <w:rFonts w:ascii="Arial" w:eastAsia="Times New Roman" w:hAnsi="Arial" w:cs="Arial"/>
                 <w:color w:val="333333"/>
@@ -1256,12 +1263,14 @@
               <w:bottom w:w="0" w:type="dxa"/>
               <w:right w:w="0" w:type="dxa"/>
             </w:tcMar>
+            <w:vAlign w:val="center"/>
             <w:hideMark/>
           </w:tcPr>
           <w:p>
             <w:pPr>
               <w:keepNext/>
               <w:spacing w:after="0" w:line="240" w:lineRule="auto"/>
+              <w:jc w:val="center"/>
               <w:rPr>
                 <w:rFonts w:ascii="Arial" w:eastAsia="Times New Roman" w:hAnsi="Arial" w:cs="Arial"/>
                 <w:color w:val="333333"/>
@@ -1300,12 +1309,14 @@
               <w:bottom w:w="0" w:type="dxa"/>
               <w:right w:w="0" w:type="dxa"/>
             </w:tcMar>
+            <w:vAlign w:val="center"/>
             <w:hideMark/>
           </w:tcPr>
           <w:p>
             <w:pPr>
               <w:keepNext/>
               <w:spacing w:after="0" w:line="240" w:lineRule="auto"/>
+              <w:jc w:val="center"/>
               <w:rPr>
                 <w:rFonts w:ascii="Arial" w:eastAsia="Times New Roman" w:hAnsi="Arial" w:cs="Arial"/>
                 <w:color w:val="333333"/>
@@ -1513,12 +1524,14 @@
               <w:bottom w:w="0" w:type="dxa"/>
               <w:right w:w="0" w:type="dxa"/>
             </w:tcMar>
+            <w:vAlign w:val="center"/>
             <w:hideMark/>
           </w:tcPr>
           <w:p>
             <w:pPr>
               <w:keepNext/>
               <w:spacing w:after="0" w:line="240" w:lineRule="auto"/>
+              <w:jc w:val="center"/>
               <w:rPr>
                 <w:rFonts w:ascii="Arial" w:eastAsia="Times New Roman" w:hAnsi="Arial" w:cs="Arial"/>
                 <w:color w:val="333333"/>
@@ -1557,12 +1570,14 @@
               <w:bottom w:w="0" w:type="dxa"/>
               <w:right w:w="0" w:type="dxa"/>
             </w:tcMar>
+            <w:vAlign w:val="center"/>
             <w:hideMark/>
           </w:tcPr>
           <w:p>
             <w:pPr>
               <w:keepNext/>
               <w:spacing w:after="0" w:line="240" w:lineRule="auto"/>
+              <w:jc w:val="center"/>
               <w:rPr>
                 <w:rFonts w:ascii="Arial" w:eastAsia="Times New Roman" w:hAnsi="Arial" w:cs="Arial"/>
                 <w:color w:val="333333"/>
@@ -1601,12 +1616,14 @@
               <w:bottom w:w="0" w:type="dxa"/>
               <w:right w:w="0" w:type="dxa"/>
             </w:tcMar>
+            <w:vAlign w:val="center"/>
             <w:hideMark/>
           </w:tcPr>
           <w:p>
             <w:pPr>
               <w:keepNext/>
               <w:spacing w:after="0" w:line="240" w:lineRule="auto"/>
+              <w:jc w:val="center"/>
               <w:rPr>
                 <w:rFonts w:ascii="Arial" w:eastAsia="Times New Roman" w:hAnsi="Arial" w:cs="Arial"/>
                 <w:color w:val="333333"/>
@@ -1645,12 +1662,14 @@
               <w:bottom w:w="0" w:type="dxa"/>
               <w:right w:w="0" w:type="dxa"/>
             </w:tcMar>
+            <w:vAlign w:val="center"/>
             <w:hideMark/>
           </w:tcPr>
           <w:p>
             <w:pPr>
               <w:keepNext/>
               <w:spacing w:after="0" w:line="240" w:lineRule="auto"/>
+              <w:jc w:val="center"/>
               <w:rPr>
                 <w:rFonts w:ascii="Arial" w:eastAsia="Times New Roman" w:hAnsi="Arial" w:cs="Arial"/>
                 <w:color w:val="333333"/>
@@ -1689,12 +1708,14 @@
               <w:bottom w:w="0" w:type="dxa"/>
               <w:right w:w="0" w:type="dxa"/>
             </w:tcMar>
+            <w:vAlign w:val="center"/>
             <w:hideMark/>
           </w:tcPr>
           <w:p>
             <w:pPr>
               <w:keepNext/>
               <w:spacing w:after="0" w:line="240" w:lineRule="auto"/>
+              <w:jc w:val="center"/>
               <w:rPr>
                 <w:rFonts w:ascii="Arial" w:eastAsia="Times New Roman" w:hAnsi="Arial" w:cs="Arial"/>
                 <w:color w:val="333333"/>
@@ -1884,12 +1905,14 @@
               <w:bottom w:w="0" w:type="dxa"/>
               <w:right w:w="0" w:type="dxa"/>
             </w:tcMar>
+            <w:vAlign w:val="center"/>
             <w:hideMark/>
           </w:tcPr>
           <w:p>
             <w:pPr>
               <w:keepNext/>
               <w:spacing w:after="0" w:line="240" w:lineRule="auto"/>
+              <w:jc w:val="center"/>
               <w:rPr>
                 <w:rFonts w:ascii="Arial" w:eastAsia="Times New Roman" w:hAnsi="Arial" w:cs="Arial"/>
                 <w:color w:val="333333"/>
@@ -1928,12 +1951,14 @@
               <w:bottom w:w="0" w:type="dxa"/>
               <w:right w:w="0" w:type="dxa"/>
             </w:tcMar>
+            <w:vAlign w:val="center"/>
             <w:hideMark/>
           </w:tcPr>
           <w:p>
             <w:pPr>
               <w:keepNext/>
               <w:spacing w:after="0" w:line="240" w:lineRule="auto"/>
+              <w:jc w:val="center"/>
               <w:rPr>
                 <w:rFonts w:ascii="Arial" w:eastAsia="Times New Roman" w:hAnsi="Arial" w:cs="Arial"/>
                 <w:color w:val="333333"/>
@@ -1972,12 +1997,14 @@
               <w:bottom w:w="0" w:type="dxa"/>
               <w:right w:w="0" w:type="dxa"/>
             </w:tcMar>
+            <w:vAlign w:val="center"/>
             <w:hideMark/>
           </w:tcPr>
           <w:p>
             <w:pPr>
               <w:keepNext/>
               <w:spacing w:after="0" w:line="240" w:lineRule="auto"/>
+              <w:jc w:val="center"/>
               <w:rPr>
                 <w:rFonts w:ascii="Arial" w:eastAsia="Times New Roman" w:hAnsi="Arial" w:cs="Arial"/>
                 <w:color w:val="333333"/>
@@ -2016,12 +2043,14 @@
               <w:bottom w:w="0" w:type="dxa"/>
               <w:right w:w="0" w:type="dxa"/>
             </w:tcMar>
+            <w:vAlign w:val="center"/>
             <w:hideMark/>
           </w:tcPr>
           <w:p>
             <w:pPr>
               <w:keepNext/>
               <w:spacing w:after="0" w:line="240" w:lineRule="auto"/>
+              <w:jc w:val="center"/>
               <w:rPr>
                 <w:rFonts w:ascii="Arial" w:eastAsia="Times New Roman" w:hAnsi="Arial" w:cs="Arial"/>
                 <w:color w:val="333333"/>
@@ -2060,12 +2089,14 @@
               <w:bottom w:w="0" w:type="dxa"/>
               <w:right w:w="0" w:type="dxa"/>
             </w:tcMar>
+            <w:vAlign w:val="center"/>
             <w:hideMark/>
           </w:tcPr>
           <w:p>
             <w:pPr>
               <w:keepNext/>
               <w:spacing w:after="0" w:line="240" w:lineRule="auto"/>
+              <w:jc w:val="center"/>
               <w:rPr>
                 <w:rFonts w:ascii="Arial" w:eastAsia="Times New Roman" w:hAnsi="Arial" w:cs="Arial"/>
                 <w:color w:val="333333"/>
@@ -2255,12 +2286,14 @@
               <w:bottom w:w="0" w:type="dxa"/>
               <w:right w:w="0" w:type="dxa"/>
             </w:tcMar>
+            <w:vAlign w:val="center"/>
             <w:hideMark/>
           </w:tcPr>
           <w:p>
             <w:pPr>
               <w:keepNext/>
               <w:spacing w:after="0" w:line="240" w:lineRule="auto"/>
+              <w:jc w:val="center"/>
               <w:rPr>
                 <w:rFonts w:ascii="Arial" w:eastAsia="Times New Roman" w:hAnsi="Arial" w:cs="Arial"/>
                 <w:color w:val="333333"/>
@@ -2299,12 +2332,14 @@
               <w:bottom w:w="0" w:type="dxa"/>
               <w:right w:w="0" w:type="dxa"/>
             </w:tcMar>
+            <w:vAlign w:val="center"/>
             <w:hideMark/>
           </w:tcPr>
           <w:p>
             <w:pPr>
               <w:keepNext/>
               <w:spacing w:after="0" w:line="240" w:lineRule="auto"/>
+              <w:jc w:val="center"/>
               <w:rPr>
                 <w:rFonts w:ascii="Arial" w:eastAsia="Times New Roman" w:hAnsi="Arial" w:cs="Arial"/>
                 <w:color w:val="333333"/>
@@ -2343,12 +2378,14 @@
               <w:bottom w:w="0" w:type="dxa"/>
               <w:right w:w="0" w:type="dxa"/>
             </w:tcMar>
+            <w:vAlign w:val="center"/>
             <w:hideMark/>
           </w:tcPr>
           <w:p>
             <w:pPr>
               <w:keepNext/>
               <w:spacing w:after="0" w:line="240" w:lineRule="auto"/>
+              <w:jc w:val="center"/>
               <w:rPr>
                 <w:rFonts w:ascii="Arial" w:eastAsia="Times New Roman" w:hAnsi="Arial" w:cs="Arial"/>
                 <w:color w:val="333333"/>
@@ -2387,12 +2424,14 @@
               <w:bottom w:w="0" w:type="dxa"/>
               <w:right w:w="0" w:type="dxa"/>
             </w:tcMar>
+            <w:vAlign w:val="center"/>
             <w:hideMark/>
           </w:tcPr>
           <w:p>
             <w:pPr>
               <w:keepNext/>
               <w:spacing w:after="0" w:line="240" w:lineRule="auto"/>
+              <w:jc w:val="center"/>
               <w:rPr>
                 <w:rFonts w:ascii="Arial" w:eastAsia="Times New Roman" w:hAnsi="Arial" w:cs="Arial"/>
                 <w:color w:val="333333"/>
@@ -2431,12 +2470,14 @@
               <w:bottom w:w="0" w:type="dxa"/>
               <w:right w:w="0" w:type="dxa"/>
             </w:tcMar>
+            <w:vAlign w:val="center"/>
             <w:hideMark/>
           </w:tcPr>
           <w:p>
             <w:pPr>
               <w:keepNext/>
               <w:spacing w:after="0" w:line="240" w:lineRule="auto"/>
+              <w:jc w:val="center"/>
               <w:rPr>
                 <w:rFonts w:ascii="Arial" w:eastAsia="Times New Roman" w:hAnsi="Arial" w:cs="Arial"/>
                 <w:color w:val="333333"/>
@@ -2621,11 +2662,13 @@
               <w:bottom w:w="0" w:type="dxa"/>
               <w:right w:w="0" w:type="dxa"/>
             </w:tcMar>
-            <w:hideMark/>
-          </w:tcPr>
-          <w:p>
-            <w:pPr>
-              <w:spacing w:after="0" w:line="240" w:lineRule="auto"/>
+            <w:vAlign w:val="center"/>
+            <w:hideMark/>
+          </w:tcPr>
+          <w:p>
+            <w:pPr>
+              <w:spacing w:after="0" w:line="240" w:lineRule="auto"/>
+              <w:jc w:val="center"/>
               <w:rPr>
                 <w:rFonts w:ascii="Arial" w:eastAsia="Times New Roman" w:hAnsi="Arial" w:cs="Arial"/>
                 <w:color w:val="333333"/>
@@ -2664,11 +2707,13 @@
               <w:bottom w:w="0" w:type="dxa"/>
               <w:right w:w="0" w:type="dxa"/>
             </w:tcMar>
-            <w:hideMark/>
-          </w:tcPr>
-          <w:p>
-            <w:pPr>
-              <w:spacing w:after="0" w:line="240" w:lineRule="auto"/>
+            <w:vAlign w:val="center"/>
+            <w:hideMark/>
+          </w:tcPr>
+          <w:p>
+            <w:pPr>
+              <w:spacing w:after="0" w:line="240" w:lineRule="auto"/>
+              <w:jc w:val="center"/>
               <w:rPr>
                 <w:rFonts w:ascii="Arial" w:eastAsia="Times New Roman" w:hAnsi="Arial" w:cs="Arial"/>
                 <w:color w:val="333333"/>
@@ -2707,11 +2752,13 @@
               <w:bottom w:w="0" w:type="dxa"/>
               <w:right w:w="0" w:type="dxa"/>
             </w:tcMar>
-            <w:hideMark/>
-          </w:tcPr>
-          <w:p>
-            <w:pPr>
-              <w:spacing w:after="0" w:line="240" w:lineRule="auto"/>
+            <w:vAlign w:val="center"/>
+            <w:hideMark/>
+          </w:tcPr>
+          <w:p>
+            <w:pPr>
+              <w:spacing w:after="0" w:line="240" w:lineRule="auto"/>
+              <w:jc w:val="center"/>
               <w:rPr>
                 <w:rFonts w:ascii="Arial" w:eastAsia="Times New Roman" w:hAnsi="Arial" w:cs="Arial"/>
                 <w:color w:val="333333"/>
@@ -2750,11 +2797,13 @@
               <w:bottom w:w="0" w:type="dxa"/>
               <w:right w:w="0" w:type="dxa"/>
             </w:tcMar>
-            <w:hideMark/>
-          </w:tcPr>
-          <w:p>
-            <w:pPr>
-              <w:spacing w:after="0" w:line="240" w:lineRule="auto"/>
+            <w:vAlign w:val="center"/>
+            <w:hideMark/>
+          </w:tcPr>
+          <w:p>
+            <w:pPr>
+              <w:spacing w:after="0" w:line="240" w:lineRule="auto"/>
+              <w:jc w:val="center"/>
               <w:rPr>
                 <w:rFonts w:ascii="Arial" w:eastAsia="Times New Roman" w:hAnsi="Arial" w:cs="Arial"/>
                 <w:color w:val="333333"/>
@@ -2793,11 +2842,13 @@
               <w:bottom w:w="0" w:type="dxa"/>
               <w:right w:w="0" w:type="dxa"/>
             </w:tcMar>
-            <w:hideMark/>
-          </w:tcPr>
-          <w:p>
-            <w:pPr>
-              <w:spacing w:after="0" w:line="240" w:lineRule="auto"/>
+            <w:vAlign w:val="center"/>
+            <w:hideMark/>
+          </w:tcPr>
+          <w:p>
+            <w:pPr>
+              <w:spacing w:after="0" w:line="240" w:lineRule="auto"/>
+              <w:jc w:val="center"/>
               <w:rPr>
                 <w:rFonts w:ascii="Arial" w:eastAsia="Times New Roman" w:hAnsi="Arial" w:cs="Arial"/>
                 <w:color w:val="333333"/>
@@ -2964,21 +3015,19 @@
                 <w:kern w:val="0"/>
                 <w:sz w:val="18"/>
                 <w:szCs w:val="18"/>
-                <w:lang w:val="sr-Latn-RS"/>
-                <w14:ligatures w14:val="none"/>
-              </w:rPr>
-            </w:pPr>
-          </w:p>
-          <w:p>
-            <w:pPr>
-              <w:spacing w:after="0" w:line="240" w:lineRule="auto"/>
-              <w:rPr>
-                <w:rFonts w:ascii="Arial" w:eastAsia="Times New Roman" w:hAnsi="Arial" w:cs="Arial"/>
-                <w:color w:val="333333"/>
-                <w:kern w:val="0"/>
-                <w:sz w:val="18"/>
-                <w:szCs w:val="18"/>
-                <w:lang w:val="sr-Latn-RS"/>
+                <w14:ligatures w14:val="none"/>
+              </w:rPr>
+            </w:pPr>
+          </w:p>
+          <w:p>
+            <w:pPr>
+              <w:spacing w:after="0" w:line="240" w:lineRule="auto"/>
+              <w:rPr>
+                <w:rFonts w:ascii="Arial" w:eastAsia="Times New Roman" w:hAnsi="Arial" w:cs="Arial"/>
+                <w:color w:val="333333"/>
+                <w:kern w:val="0"/>
+                <w:sz w:val="18"/>
+                <w:szCs w:val="18"/>
                 <w14:ligatures w14:val="none"/>
               </w:rPr>
             </w:pPr>
@@ -3145,7 +3194,6 @@
                 <w:kern w:val="0"/>
                 <w:sz w:val="18"/>
                 <w:szCs w:val="18"/>
-                <w:lang w:val="sr-Latn-RS"/>
                 <w14:ligatures w14:val="none"/>
               </w:rPr>
             </w:pPr>
@@ -3160,7 +3208,6 @@
                 <w:kern w:val="0"/>
                 <w:sz w:val="18"/>
                 <w:szCs w:val="18"/>
-                <w:lang w:val="sr-Latn-RS"/>
                 <w14:ligatures w14:val="none"/>
               </w:rPr>
             </w:pPr>
@@ -3331,7 +3378,7 @@
         <w:kern w:val="2"/>
         <w:sz w:val="24"/>
         <w:szCs w:val="24"/>
-        <w:lang w:eastAsia="en-US" w:bidi="ar-SA"/>
+        <w:lang w:val="sr-Latn-RS" w:eastAsia="en-US" w:bidi="ar-SA"/>
         <w14:ligatures w14:val="standardContextual"/>
       </w:rPr>
     </w:rPrDefault>
